--- a/input/srs_report/BC8_PDTD_DTM_SRS_v1.0.docx
+++ b/input/srs_report/BC8_PDTD_DTM_SRS_v1.0.docx
@@ -1,6 +1,6 @@
 
 <file path=word/document.xml><?xml version="1.0" encoding="utf-8"?>
-<w:document xmlns:wpc="http://schemas.microsoft.com/office/word/2010/wordprocessingCanvas" xmlns:cx="http://schemas.microsoft.com/office/drawing/2014/chartex" xmlns:cx1="http://schemas.microsoft.com/office/drawing/2015/9/8/chartex" xmlns:cx2="http://schemas.microsoft.com/office/drawing/2015/10/21/chartex" xmlns:cx3="http://schemas.microsoft.com/office/drawing/2016/5/9/chartex" xmlns:cx4="http://schemas.microsoft.com/office/drawing/2016/5/10/chartex" xmlns:cx5="http://schemas.microsoft.com/office/drawing/2016/5/11/chartex" xmlns:cx6="http://schemas.microsoft.com/office/drawing/2016/5/12/chartex" xmlns:cx7="http://schemas.microsoft.com/office/drawing/2016/5/13/chartex" xmlns:cx8="http://schemas.microsoft.com/office/drawing/2016/5/14/chartex" xmlns:mc="http://schemas.openxmlformats.org/markup-compatibility/2006" xmlns:aink="http://schemas.microsoft.com/office/drawing/2016/ink" xmlns:am3d="http://schemas.microsoft.com/office/drawing/2017/model3d" xmlns:o="urn:schemas-microsoft-com:office:office" xmlns:oel="http://schemas.microsoft.com/office/2019/extlst" xmlns:r="http://schemas.openxmlformats.org/officeDocument/2006/relationships" xmlns:m="http://schemas.openxmlformats.org/officeDocument/2006/math" xmlns:v="urn:schemas-microsoft-com:vml" xmlns:wp14="http://schemas.microsoft.com/office/word/2010/wordprocessingDrawing" xmlns:wp="http://schemas.openxmlformats.org/drawingml/2006/wordprocessingDrawing" xmlns:w10="urn:schemas-microsoft-com:office:word" xmlns:w="http://schemas.openxmlformats.org/wordprocessingml/2006/main" xmlns:w14="http://schemas.microsoft.com/office/word/2010/wordml" xmlns:w15="http://schemas.microsoft.com/office/word/2012/wordml" xmlns:w16cei="http://schemas.microsoft.com/office/word/2026/wordml/cei" xmlns:w16cex="http://schemas.microsoft.com/office/word/2018/wordml/cex" xmlns:w16cid="http://schemas.microsoft.com/office/word/2016/wordml/cid" xmlns:w16="http://schemas.microsoft.com/office/word/2018/wordml" xmlns:w16du="http://schemas.microsoft.com/office/word/2023/wordml/word16du" xmlns:w16sdtdh="http://schemas.microsoft.com/office/word/2020/wordml/sdtdatahash" xmlns:w16sdtfl="http://schemas.microsoft.com/office/word/2024/wordml/sdtformatlock" xmlns:w16se="http://schemas.microsoft.com/office/word/2015/wordml/symex" xmlns:wpg="http://schemas.microsoft.com/office/word/2010/wordprocessingGroup" xmlns:wpi="http://schemas.microsoft.com/office/word/2010/wordprocessingInk" xmlns:wne="http://schemas.microsoft.com/office/word/2006/wordml" xmlns:wps="http://schemas.microsoft.com/office/word/2010/wordprocessingShape" xmlns:a="http://schemas.openxmlformats.org/drawingml/2006/main" xmlns:pic="http://schemas.openxmlformats.org/drawingml/2006/picture" xmlns:a14="http://schemas.microsoft.com/office/drawing/2010/main" mc:Ignorable="w14 w15 w16se w16cid w16 w16cex w16sdtdh w16sdtfl w16du wp14">
+<w:document xmlns:wpc="http://schemas.microsoft.com/office/word/2010/wordprocessingCanvas" xmlns:cx="http://schemas.microsoft.com/office/drawing/2014/chartex" xmlns:cx1="http://schemas.microsoft.com/office/drawing/2015/9/8/chartex" xmlns:cx2="http://schemas.microsoft.com/office/drawing/2015/10/21/chartex" xmlns:cx3="http://schemas.microsoft.com/office/drawing/2016/5/9/chartex" xmlns:cx4="http://schemas.microsoft.com/office/drawing/2016/5/10/chartex" xmlns:cx5="http://schemas.microsoft.com/office/drawing/2016/5/11/chartex" xmlns:cx6="http://schemas.microsoft.com/office/drawing/2016/5/12/chartex" xmlns:cx7="http://schemas.microsoft.com/office/drawing/2016/5/13/chartex" xmlns:cx8="http://schemas.microsoft.com/office/drawing/2016/5/14/chartex" xmlns:mc="http://schemas.openxmlformats.org/markup-compatibility/2006" xmlns:aink="http://schemas.microsoft.com/office/drawing/2016/ink" xmlns:am3d="http://schemas.microsoft.com/office/drawing/2017/model3d" xmlns:o="urn:schemas-microsoft-com:office:office" xmlns:oel="http://schemas.microsoft.com/office/2019/extlst" xmlns:r="http://schemas.openxmlformats.org/officeDocument/2006/relationships" xmlns:m="http://schemas.openxmlformats.org/officeDocument/2006/math" xmlns:v="urn:schemas-microsoft-com:vml" xmlns:wp14="http://schemas.microsoft.com/office/word/2010/wordprocessingDrawing" xmlns:wp="http://schemas.openxmlformats.org/drawingml/2006/wordprocessingDrawing" xmlns:w10="urn:schemas-microsoft-com:office:word" xmlns:w="http://schemas.openxmlformats.org/wordprocessingml/2006/main" xmlns:w14="http://schemas.microsoft.com/office/word/2010/wordml" xmlns:w15="http://schemas.microsoft.com/office/word/2012/wordml" xmlns:w16cei="http://schemas.microsoft.com/office/word/2026/wordml/cei" xmlns:w16cex="http://schemas.microsoft.com/office/word/2018/wordml/cex" xmlns:w16cid="http://schemas.microsoft.com/office/word/2016/wordml/cid" xmlns:w16="http://schemas.microsoft.com/office/word/2018/wordml" xmlns:w16du="http://schemas.microsoft.com/office/word/2023/wordml/word16du" xmlns:w16sdtdh="http://schemas.microsoft.com/office/word/2020/wordml/sdtdatahash" xmlns:w16sdtfl="http://schemas.microsoft.com/office/word/2024/wordml/sdtformatlock" xmlns:w16se="http://schemas.microsoft.com/office/word/2015/wordml/symex" xmlns:wpg="http://schemas.microsoft.com/office/word/2010/wordprocessingGroup" xmlns:wpi="http://schemas.microsoft.com/office/word/2010/wordprocessingInk" xmlns:wne="http://schemas.microsoft.com/office/word/2006/wordml" xmlns:wps="http://schemas.microsoft.com/office/word/2010/wordprocessingShape" mc:Ignorable="w14 w15 w16se w16cid w16 w16cex w16sdtdh w16sdtfl w16du wp14">
   <w:body>
     <w:tbl>
       <w:tblPr>
@@ -8,12 +8,12 @@
         <w:tblpPr w:leftFromText="180" w:rightFromText="180" w:vertAnchor="text" w:horzAnchor="margin" w:tblpXSpec="right" w:tblpYSpec="center"/>
         <w:tblW w:w="1841" w:type="dxa"/>
         <w:tblBorders>
-          <w:top w:val="none" w:color="auto" w:sz="0" w:space="0"/>
-          <w:left w:val="none" w:color="auto" w:sz="0" w:space="0"/>
-          <w:bottom w:val="none" w:color="auto" w:sz="0" w:space="0"/>
-          <w:right w:val="none" w:color="auto" w:sz="0" w:space="0"/>
-          <w:insideH w:val="none" w:color="auto" w:sz="0" w:space="0"/>
-          <w:insideV w:val="none" w:color="auto" w:sz="0" w:space="0"/>
+          <w:top w:val="none" w:sz="0" w:space="0" w:color="auto"/>
+          <w:left w:val="none" w:sz="0" w:space="0" w:color="auto"/>
+          <w:bottom w:val="none" w:sz="0" w:space="0" w:color="auto"/>
+          <w:right w:val="none" w:sz="0" w:space="0" w:color="auto"/>
+          <w:insideH w:val="none" w:sz="0" w:space="0" w:color="auto"/>
+          <w:insideV w:val="none" w:sz="0" w:space="0" w:color="auto"/>
         </w:tblBorders>
         <w:tblLayout w:type="fixed"/>
         <w:tblLook w:val="04A0" w:firstRow="1" w:lastRow="0" w:firstColumn="1" w:lastColumn="0" w:noHBand="0" w:noVBand="1"/>
@@ -29,10 +29,10 @@
           <w:tcPr>
             <w:tcW w:w="1841" w:type="dxa"/>
             <w:tcBorders>
-              <w:top w:val="double" w:color="auto" w:sz="4" w:space="0"/>
-              <w:left w:val="double" w:color="auto" w:sz="4" w:space="0"/>
-              <w:bottom w:val="double" w:color="auto" w:sz="4" w:space="0"/>
-              <w:right w:val="double" w:color="auto" w:sz="4" w:space="0"/>
+              <w:top w:val="double" w:sz="4" w:space="0" w:color="auto"/>
+              <w:left w:val="double" w:sz="4" w:space="0" w:color="auto"/>
+              <w:bottom w:val="double" w:sz="4" w:space="0" w:color="auto"/>
+              <w:right w:val="double" w:sz="4" w:space="0" w:color="auto"/>
             </w:tcBorders>
             <w:vAlign w:val="center"/>
           </w:tcPr>
@@ -627,15 +627,16 @@
           <w:b/>
         </w:rPr>
       </w:pPr>
-      <w:bookmarkStart w:name="_Toc463083793" w:id="0"/>
-      <w:bookmarkStart w:name="_Toc465677963" w:id="1"/>
-      <w:bookmarkStart w:name="_Toc467738735" w:id="2"/>
-      <w:bookmarkStart w:name="_Toc446234547" w:id="3"/>
-      <w:bookmarkStart w:name="_Toc467738720" w:id="4"/>
+      <w:bookmarkStart w:id="0" w:name="_Toc463083793"/>
+      <w:bookmarkStart w:id="1" w:name="_Toc465677963"/>
+      <w:bookmarkStart w:id="2" w:name="_Toc467738735"/>
+      <w:bookmarkStart w:id="3" w:name="_Toc446234547"/>
+      <w:bookmarkStart w:id="4" w:name="_Toc467738720"/>
       <w:r>
         <w:rPr>
           <w:b/>
         </w:rPr>
+        <w:lastRenderedPageBreak/>
         <w:t>BẢNG THEO DÕI HIỆU LỰC VÀ THAY ĐỔI</w:t>
       </w:r>
     </w:p>
@@ -663,12 +664,12 @@
         <w:tblW w:w="9199" w:type="dxa"/>
         <w:jc w:val="center"/>
         <w:tblBorders>
-          <w:top w:val="single" w:color="auto" w:sz="4" w:space="0"/>
-          <w:left w:val="single" w:color="auto" w:sz="4" w:space="0"/>
-          <w:bottom w:val="single" w:color="auto" w:sz="4" w:space="0"/>
-          <w:right w:val="single" w:color="auto" w:sz="4" w:space="0"/>
-          <w:insideH w:val="single" w:color="auto" w:sz="4" w:space="0"/>
-          <w:insideV w:val="single" w:color="auto" w:sz="4" w:space="0"/>
+          <w:top w:val="single" w:sz="4" w:space="0" w:color="auto"/>
+          <w:left w:val="single" w:sz="4" w:space="0" w:color="auto"/>
+          <w:bottom w:val="single" w:sz="4" w:space="0" w:color="auto"/>
+          <w:right w:val="single" w:sz="4" w:space="0" w:color="auto"/>
+          <w:insideH w:val="single" w:sz="4" w:space="0" w:color="auto"/>
+          <w:insideV w:val="single" w:sz="4" w:space="0" w:color="auto"/>
         </w:tblBorders>
         <w:tblLook w:val="01E0" w:firstRow="1" w:lastRow="1" w:firstColumn="1" w:lastColumn="1" w:noHBand="0" w:noVBand="0"/>
       </w:tblPr>
@@ -958,12 +959,12 @@
         <w:tblW w:w="9199" w:type="dxa"/>
         <w:jc w:val="center"/>
         <w:tblBorders>
-          <w:top w:val="single" w:color="auto" w:sz="4" w:space="0"/>
-          <w:left w:val="single" w:color="auto" w:sz="4" w:space="0"/>
-          <w:bottom w:val="single" w:color="auto" w:sz="4" w:space="0"/>
-          <w:right w:val="single" w:color="auto" w:sz="4" w:space="0"/>
-          <w:insideH w:val="single" w:color="auto" w:sz="4" w:space="0"/>
-          <w:insideV w:val="single" w:color="auto" w:sz="4" w:space="0"/>
+          <w:top w:val="single" w:sz="4" w:space="0" w:color="auto"/>
+          <w:left w:val="single" w:sz="4" w:space="0" w:color="auto"/>
+          <w:bottom w:val="single" w:sz="4" w:space="0" w:color="auto"/>
+          <w:right w:val="single" w:sz="4" w:space="0" w:color="auto"/>
+          <w:insideH w:val="single" w:sz="4" w:space="0" w:color="auto"/>
+          <w:insideV w:val="single" w:sz="4" w:space="0" w:color="auto"/>
         </w:tblBorders>
         <w:tblLook w:val="04A0" w:firstRow="1" w:lastRow="0" w:firstColumn="1" w:lastColumn="0" w:noHBand="0" w:noVBand="1"/>
       </w:tblPr>
@@ -1538,12 +1539,12 @@
         <w:tblW w:w="9239" w:type="dxa"/>
         <w:jc w:val="center"/>
         <w:tblBorders>
-          <w:top w:val="single" w:color="auto" w:sz="4" w:space="0"/>
-          <w:left w:val="single" w:color="auto" w:sz="4" w:space="0"/>
-          <w:bottom w:val="single" w:color="auto" w:sz="4" w:space="0"/>
-          <w:right w:val="single" w:color="auto" w:sz="4" w:space="0"/>
-          <w:insideH w:val="single" w:color="auto" w:sz="4" w:space="0"/>
-          <w:insideV w:val="single" w:color="auto" w:sz="4" w:space="0"/>
+          <w:top w:val="single" w:sz="4" w:space="0" w:color="auto"/>
+          <w:left w:val="single" w:sz="4" w:space="0" w:color="auto"/>
+          <w:bottom w:val="single" w:sz="4" w:space="0" w:color="auto"/>
+          <w:right w:val="single" w:sz="4" w:space="0" w:color="auto"/>
+          <w:insideH w:val="single" w:sz="4" w:space="0" w:color="auto"/>
+          <w:insideV w:val="single" w:sz="4" w:space="0" w:color="auto"/>
         </w:tblBorders>
         <w:tblLook w:val="04A0" w:firstRow="1" w:lastRow="0" w:firstColumn="1" w:lastColumn="0" w:noHBand="0" w:noVBand="1"/>
       </w:tblPr>
@@ -1986,30 +1987,21 @@
     </w:p>
     <w:sdt>
       <w:sdtPr>
-        <w:id w:val="31610120"/>
-        <w:docPartObj>
-          <w:docPartGallery w:val="Table of Contents"/>
-          <w:docPartUnique/>
-        </w:docPartObj>
         <w:rPr>
-          <w:rFonts w:ascii="Times New Roman" w:hAnsi="Times New Roman" w:eastAsia="ＭＳ 明朝" w:cs="Times New Roman" w:eastAsiaTheme="minorEastAsia"/>
+          <w:rFonts w:ascii="Times New Roman" w:eastAsiaTheme="minorEastAsia" w:hAnsi="Times New Roman" w:cs="Times New Roman"/>
           <w:b w:val="0"/>
           <w:bCs w:val="0"/>
           <w:color w:val="auto"/>
           <w:sz w:val="24"/>
           <w:szCs w:val="24"/>
         </w:rPr>
+        <w:id w:val="31610120"/>
+        <w:docPartObj>
+          <w:docPartGallery w:val="Table of Contents"/>
+          <w:docPartUnique/>
+        </w:docPartObj>
       </w:sdtPr>
-      <w:sdtEndPr>
-        <w:rPr>
-          <w:rFonts w:ascii="Times New Roman" w:hAnsi="Times New Roman" w:eastAsia="ＭＳ 明朝" w:cs="Times New Roman" w:eastAsiaTheme="minorEastAsia"/>
-          <w:b w:val="0"/>
-          <w:bCs w:val="0"/>
-          <w:color w:val="auto"/>
-          <w:sz w:val="24"/>
-          <w:szCs w:val="24"/>
-        </w:rPr>
-      </w:sdtEndPr>
+      <w:sdtEndPr/>
       <w:sdtContent>
         <w:p>
           <w:pPr>
@@ -2073,11 +2065,11 @@
             </w:rPr>
             <w:fldChar w:fldCharType="separate"/>
           </w:r>
-          <w:hyperlink w:history="1" w:anchor="_Toc236389567">
+          <w:hyperlink w:anchor="_Toc236389567" w:history="1">
             <w:r>
               <w:rPr>
                 <w:rStyle w:val="Hyperlink"/>
-                <w:rFonts w:ascii="Times New Roman" w:hAnsi="Times New Roman" w:eastAsia="Calibri" w:cs="Times New Roman"/>
+                <w:rFonts w:ascii="Times New Roman" w:eastAsia="Calibri" w:hAnsi="Times New Roman" w:cs="Times New Roman"/>
                 <w:b/>
                 <w:noProof/>
                 <w:sz w:val="24"/>
@@ -2099,7 +2091,7 @@
             <w:r>
               <w:rPr>
                 <w:rStyle w:val="Hyperlink"/>
-                <w:rFonts w:ascii="Times New Roman" w:hAnsi="Times New Roman" w:eastAsia="Calibri" w:cs="Times New Roman"/>
+                <w:rFonts w:ascii="Times New Roman" w:eastAsia="Calibri" w:hAnsi="Times New Roman" w:cs="Times New Roman"/>
                 <w:b/>
                 <w:noProof/>
                 <w:sz w:val="24"/>
@@ -2194,11 +2186,11 @@
               <w14:ligatures w14:val="standardContextual"/>
             </w:rPr>
           </w:pPr>
-          <w:hyperlink w:history="1" w:anchor="_Toc236389568">
+          <w:hyperlink w:anchor="_Toc236389568" w:history="1">
             <w:r>
               <w:rPr>
                 <w:rStyle w:val="Hyperlink"/>
-                <w:rFonts w:ascii="Times New Roman" w:hAnsi="Times New Roman" w:eastAsia="Calibri" w:cs="Times New Roman"/>
+                <w:rFonts w:ascii="Times New Roman" w:eastAsia="Calibri" w:hAnsi="Times New Roman" w:cs="Times New Roman"/>
                 <w:b/>
                 <w:noProof/>
                 <w:sz w:val="24"/>
@@ -2220,7 +2212,7 @@
             <w:r>
               <w:rPr>
                 <w:rStyle w:val="Hyperlink"/>
-                <w:rFonts w:ascii="Times New Roman" w:hAnsi="Times New Roman" w:eastAsia="Calibri" w:cs="Times New Roman"/>
+                <w:rFonts w:ascii="Times New Roman" w:eastAsia="Calibri" w:hAnsi="Times New Roman" w:cs="Times New Roman"/>
                 <w:b/>
                 <w:noProof/>
                 <w:sz w:val="24"/>
@@ -2315,11 +2307,11 @@
               <w14:ligatures w14:val="standardContextual"/>
             </w:rPr>
           </w:pPr>
-          <w:hyperlink w:history="1" w:anchor="_Toc236389569">
+          <w:hyperlink w:anchor="_Toc236389569" w:history="1">
             <w:r>
               <w:rPr>
                 <w:rStyle w:val="Hyperlink"/>
-                <w:rFonts w:ascii="Times New Roman" w:hAnsi="Times New Roman" w:eastAsia="Calibri" w:cs="Times New Roman"/>
+                <w:rFonts w:ascii="Times New Roman" w:eastAsia="Calibri" w:hAnsi="Times New Roman" w:cs="Times New Roman"/>
                 <w:b/>
                 <w:noProof/>
                 <w:sz w:val="24"/>
@@ -2341,7 +2333,7 @@
             <w:r>
               <w:rPr>
                 <w:rStyle w:val="Hyperlink"/>
-                <w:rFonts w:ascii="Times New Roman" w:hAnsi="Times New Roman" w:eastAsia="Calibri" w:cs="Times New Roman"/>
+                <w:rFonts w:ascii="Times New Roman" w:eastAsia="Calibri" w:hAnsi="Times New Roman" w:cs="Times New Roman"/>
                 <w:b/>
                 <w:noProof/>
                 <w:sz w:val="24"/>
@@ -2436,11 +2428,11 @@
               <w14:ligatures w14:val="standardContextual"/>
             </w:rPr>
           </w:pPr>
-          <w:hyperlink w:history="1" w:anchor="_Toc236389570">
+          <w:hyperlink w:anchor="_Toc236389570" w:history="1">
             <w:r>
               <w:rPr>
                 <w:rStyle w:val="Hyperlink"/>
-                <w:rFonts w:ascii="Times New Roman" w:hAnsi="Times New Roman" w:eastAsia="Calibri" w:cs="Times New Roman"/>
+                <w:rFonts w:ascii="Times New Roman" w:eastAsia="Calibri" w:hAnsi="Times New Roman" w:cs="Times New Roman"/>
                 <w:b/>
                 <w:noProof/>
                 <w:sz w:val="24"/>
@@ -2462,7 +2454,7 @@
             <w:r>
               <w:rPr>
                 <w:rStyle w:val="Hyperlink"/>
-                <w:rFonts w:ascii="Times New Roman" w:hAnsi="Times New Roman" w:eastAsia="Calibri" w:cs="Times New Roman"/>
+                <w:rFonts w:ascii="Times New Roman" w:eastAsia="Calibri" w:hAnsi="Times New Roman" w:cs="Times New Roman"/>
                 <w:b/>
                 <w:noProof/>
                 <w:sz w:val="24"/>
@@ -2557,11 +2549,11 @@
               <w14:ligatures w14:val="standardContextual"/>
             </w:rPr>
           </w:pPr>
-          <w:hyperlink w:history="1" w:anchor="_Toc236389571">
+          <w:hyperlink w:anchor="_Toc236389571" w:history="1">
             <w:r>
               <w:rPr>
                 <w:rStyle w:val="Hyperlink"/>
-                <w:rFonts w:ascii="Times New Roman" w:hAnsi="Times New Roman" w:eastAsia="Calibri" w:cs="Times New Roman"/>
+                <w:rFonts w:ascii="Times New Roman" w:eastAsia="Calibri" w:hAnsi="Times New Roman" w:cs="Times New Roman"/>
                 <w:b/>
                 <w:noProof/>
                 <w:sz w:val="24"/>
@@ -2583,7 +2575,7 @@
             <w:r>
               <w:rPr>
                 <w:rStyle w:val="Hyperlink"/>
-                <w:rFonts w:ascii="Times New Roman" w:hAnsi="Times New Roman" w:eastAsia="Calibri" w:cs="Times New Roman"/>
+                <w:rFonts w:ascii="Times New Roman" w:eastAsia="Calibri" w:hAnsi="Times New Roman" w:cs="Times New Roman"/>
                 <w:b/>
                 <w:noProof/>
                 <w:sz w:val="24"/>
@@ -2678,11 +2670,11 @@
               <w14:ligatures w14:val="standardContextual"/>
             </w:rPr>
           </w:pPr>
-          <w:hyperlink w:history="1" w:anchor="_Toc236389572">
+          <w:hyperlink w:anchor="_Toc236389572" w:history="1">
             <w:r>
               <w:rPr>
                 <w:rStyle w:val="Hyperlink"/>
-                <w:rFonts w:ascii="Times New Roman" w:hAnsi="Times New Roman" w:eastAsia="Calibri" w:cs="Times New Roman"/>
+                <w:rFonts w:ascii="Times New Roman" w:eastAsia="Calibri" w:hAnsi="Times New Roman" w:cs="Times New Roman"/>
                 <w:b/>
                 <w:noProof/>
                 <w:sz w:val="24"/>
@@ -2704,7 +2696,7 @@
             <w:r>
               <w:rPr>
                 <w:rStyle w:val="Hyperlink"/>
-                <w:rFonts w:ascii="Times New Roman" w:hAnsi="Times New Roman" w:eastAsia="Calibri" w:cs="Times New Roman"/>
+                <w:rFonts w:ascii="Times New Roman" w:eastAsia="Calibri" w:hAnsi="Times New Roman" w:cs="Times New Roman"/>
                 <w:b/>
                 <w:noProof/>
                 <w:sz w:val="24"/>
@@ -2799,11 +2791,11 @@
               <w14:ligatures w14:val="standardContextual"/>
             </w:rPr>
           </w:pPr>
-          <w:hyperlink w:history="1" w:anchor="_Toc236389573">
+          <w:hyperlink w:anchor="_Toc236389573" w:history="1">
             <w:r>
               <w:rPr>
                 <w:rStyle w:val="Hyperlink"/>
-                <w:rFonts w:ascii="Times New Roman" w:hAnsi="Times New Roman" w:eastAsia="Calibri" w:cs="Times New Roman"/>
+                <w:rFonts w:ascii="Times New Roman" w:eastAsia="Calibri" w:hAnsi="Times New Roman" w:cs="Times New Roman"/>
                 <w:b/>
                 <w:noProof/>
                 <w:sz w:val="24"/>
@@ -2825,7 +2817,7 @@
             <w:r>
               <w:rPr>
                 <w:rStyle w:val="Hyperlink"/>
-                <w:rFonts w:ascii="Times New Roman" w:hAnsi="Times New Roman" w:eastAsia="Calibri" w:cs="Times New Roman"/>
+                <w:rFonts w:ascii="Times New Roman" w:eastAsia="Calibri" w:hAnsi="Times New Roman" w:cs="Times New Roman"/>
                 <w:b/>
                 <w:noProof/>
                 <w:sz w:val="24"/>
@@ -2920,11 +2912,11 @@
               <w14:ligatures w14:val="standardContextual"/>
             </w:rPr>
           </w:pPr>
-          <w:hyperlink w:history="1" w:anchor="_Toc236389574">
+          <w:hyperlink w:anchor="_Toc236389574" w:history="1">
             <w:r>
               <w:rPr>
                 <w:rStyle w:val="Hyperlink"/>
-                <w:rFonts w:ascii="Times New Roman" w:hAnsi="Times New Roman" w:eastAsia="Calibri" w:cs="Times New Roman"/>
+                <w:rFonts w:ascii="Times New Roman" w:eastAsia="Calibri" w:hAnsi="Times New Roman" w:cs="Times New Roman"/>
                 <w:b/>
                 <w:noProof/>
                 <w:sz w:val="24"/>
@@ -2946,7 +2938,7 @@
             <w:r>
               <w:rPr>
                 <w:rStyle w:val="Hyperlink"/>
-                <w:rFonts w:ascii="Times New Roman" w:hAnsi="Times New Roman" w:eastAsia="Calibri" w:cs="Times New Roman"/>
+                <w:rFonts w:ascii="Times New Roman" w:eastAsia="Calibri" w:hAnsi="Times New Roman" w:cs="Times New Roman"/>
                 <w:b/>
                 <w:noProof/>
                 <w:sz w:val="24"/>
@@ -3041,11 +3033,11 @@
               <w14:ligatures w14:val="standardContextual"/>
             </w:rPr>
           </w:pPr>
-          <w:hyperlink w:history="1" w:anchor="_Toc236389575">
+          <w:hyperlink w:anchor="_Toc236389575" w:history="1">
             <w:r>
               <w:rPr>
                 <w:rStyle w:val="Hyperlink"/>
-                <w:rFonts w:ascii="Times New Roman" w:hAnsi="Times New Roman" w:eastAsia="Calibri" w:cs="Times New Roman"/>
+                <w:rFonts w:ascii="Times New Roman" w:eastAsia="Calibri" w:hAnsi="Times New Roman" w:cs="Times New Roman"/>
                 <w:b/>
                 <w:noProof/>
                 <w:sz w:val="24"/>
@@ -3067,7 +3059,7 @@
             <w:r>
               <w:rPr>
                 <w:rStyle w:val="Hyperlink"/>
-                <w:rFonts w:ascii="Times New Roman" w:hAnsi="Times New Roman" w:eastAsia="Calibri" w:cs="Times New Roman"/>
+                <w:rFonts w:ascii="Times New Roman" w:eastAsia="Calibri" w:hAnsi="Times New Roman" w:cs="Times New Roman"/>
                 <w:b/>
                 <w:noProof/>
                 <w:sz w:val="24"/>
@@ -3162,11 +3154,11 @@
               <w14:ligatures w14:val="standardContextual"/>
             </w:rPr>
           </w:pPr>
-          <w:hyperlink w:history="1" w:anchor="_Toc236389576">
+          <w:hyperlink w:anchor="_Toc236389576" w:history="1">
             <w:r>
               <w:rPr>
                 <w:rStyle w:val="Hyperlink"/>
-                <w:rFonts w:ascii="Times New Roman" w:hAnsi="Times New Roman" w:eastAsia="Calibri" w:cs="Times New Roman"/>
+                <w:rFonts w:ascii="Times New Roman" w:eastAsia="Calibri" w:hAnsi="Times New Roman" w:cs="Times New Roman"/>
                 <w:b/>
                 <w:noProof/>
                 <w:sz w:val="24"/>
@@ -3188,7 +3180,7 @@
             <w:r>
               <w:rPr>
                 <w:rStyle w:val="Hyperlink"/>
-                <w:rFonts w:ascii="Times New Roman" w:hAnsi="Times New Roman" w:eastAsia="Calibri" w:cs="Times New Roman"/>
+                <w:rFonts w:ascii="Times New Roman" w:eastAsia="Calibri" w:hAnsi="Times New Roman" w:cs="Times New Roman"/>
                 <w:b/>
                 <w:noProof/>
                 <w:sz w:val="24"/>
@@ -3283,11 +3275,11 @@
               <w14:ligatures w14:val="standardContextual"/>
             </w:rPr>
           </w:pPr>
-          <w:hyperlink w:history="1" w:anchor="_Toc236389577">
+          <w:hyperlink w:anchor="_Toc236389577" w:history="1">
             <w:r>
               <w:rPr>
                 <w:rStyle w:val="Hyperlink"/>
-                <w:rFonts w:ascii="Times New Roman" w:hAnsi="Times New Roman" w:eastAsia="Times New Roman" w:cs="Times New Roman"/>
+                <w:rFonts w:ascii="Times New Roman" w:eastAsia="Times New Roman" w:hAnsi="Times New Roman" w:cs="Times New Roman"/>
                 <w:noProof/>
                 <w:sz w:val="24"/>
                 <w:szCs w:val="24"/>
@@ -3308,7 +3300,7 @@
             <w:r>
               <w:rPr>
                 <w:rStyle w:val="Hyperlink"/>
-                <w:rFonts w:ascii="Times New Roman" w:hAnsi="Times New Roman" w:eastAsia="Times New Roman" w:cs="Times New Roman"/>
+                <w:rFonts w:ascii="Times New Roman" w:eastAsia="Times New Roman" w:hAnsi="Times New Roman" w:cs="Times New Roman"/>
                 <w:noProof/>
                 <w:sz w:val="24"/>
                 <w:szCs w:val="24"/>
@@ -3402,11 +3394,11 @@
               <w14:ligatures w14:val="standardContextual"/>
             </w:rPr>
           </w:pPr>
-          <w:hyperlink w:history="1" w:anchor="_Toc236389578">
+          <w:hyperlink w:anchor="_Toc236389578" w:history="1">
             <w:r>
               <w:rPr>
                 <w:rStyle w:val="Hyperlink"/>
-                <w:rFonts w:ascii="Times New Roman" w:hAnsi="Times New Roman" w:eastAsia="Times New Roman" w:cs="Times New Roman"/>
+                <w:rFonts w:ascii="Times New Roman" w:eastAsia="Times New Roman" w:hAnsi="Times New Roman" w:cs="Times New Roman"/>
                 <w:noProof/>
                 <w:sz w:val="24"/>
                 <w:szCs w:val="24"/>
@@ -3427,7 +3419,7 @@
             <w:r>
               <w:rPr>
                 <w:rStyle w:val="Hyperlink"/>
-                <w:rFonts w:ascii="Times New Roman" w:hAnsi="Times New Roman" w:eastAsia="Times New Roman" w:cs="Times New Roman"/>
+                <w:rFonts w:ascii="Times New Roman" w:eastAsia="Times New Roman" w:hAnsi="Times New Roman" w:cs="Times New Roman"/>
                 <w:noProof/>
                 <w:sz w:val="24"/>
                 <w:szCs w:val="24"/>
@@ -3521,11 +3513,11 @@
               <w14:ligatures w14:val="standardContextual"/>
             </w:rPr>
           </w:pPr>
-          <w:hyperlink w:history="1" w:anchor="_Toc236389579">
+          <w:hyperlink w:anchor="_Toc236389579" w:history="1">
             <w:r>
               <w:rPr>
                 <w:rStyle w:val="Hyperlink"/>
-                <w:rFonts w:ascii="Times New Roman" w:hAnsi="Times New Roman" w:eastAsia="Calibri" w:cs="Times New Roman"/>
+                <w:rFonts w:ascii="Times New Roman" w:eastAsia="Calibri" w:hAnsi="Times New Roman" w:cs="Times New Roman"/>
                 <w:b/>
                 <w:noProof/>
                 <w:sz w:val="24"/>
@@ -3547,7 +3539,7 @@
             <w:r>
               <w:rPr>
                 <w:rStyle w:val="Hyperlink"/>
-                <w:rFonts w:ascii="Times New Roman" w:hAnsi="Times New Roman" w:eastAsia="Calibri" w:cs="Times New Roman"/>
+                <w:rFonts w:ascii="Times New Roman" w:eastAsia="Calibri" w:hAnsi="Times New Roman" w:cs="Times New Roman"/>
                 <w:b/>
                 <w:noProof/>
                 <w:sz w:val="24"/>
@@ -3642,11 +3634,11 @@
               <w14:ligatures w14:val="standardContextual"/>
             </w:rPr>
           </w:pPr>
-          <w:hyperlink w:history="1" w:anchor="_Toc236389580">
+          <w:hyperlink w:anchor="_Toc236389580" w:history="1">
             <w:r>
               <w:rPr>
                 <w:rStyle w:val="Hyperlink"/>
-                <w:rFonts w:ascii="Times New Roman" w:hAnsi="Times New Roman" w:eastAsia="Calibri" w:cs="Times New Roman"/>
+                <w:rFonts w:ascii="Times New Roman" w:eastAsia="Calibri" w:hAnsi="Times New Roman" w:cs="Times New Roman"/>
                 <w:b/>
                 <w:noProof/>
                 <w:sz w:val="24"/>
@@ -3668,7 +3660,7 @@
             <w:r>
               <w:rPr>
                 <w:rStyle w:val="Hyperlink"/>
-                <w:rFonts w:ascii="Times New Roman" w:hAnsi="Times New Roman" w:eastAsia="Calibri" w:cs="Times New Roman"/>
+                <w:rFonts w:ascii="Times New Roman" w:eastAsia="Calibri" w:hAnsi="Times New Roman" w:cs="Times New Roman"/>
                 <w:b/>
                 <w:noProof/>
                 <w:sz w:val="24"/>
@@ -3763,11 +3755,11 @@
               <w14:ligatures w14:val="standardContextual"/>
             </w:rPr>
           </w:pPr>
-          <w:hyperlink w:history="1" w:anchor="_Toc236389581">
+          <w:hyperlink w:anchor="_Toc236389581" w:history="1">
             <w:r>
               <w:rPr>
                 <w:rStyle w:val="Hyperlink"/>
-                <w:rFonts w:ascii="Times New Roman" w:hAnsi="Times New Roman" w:eastAsia="Calibri" w:cs="Times New Roman"/>
+                <w:rFonts w:ascii="Times New Roman" w:eastAsia="Calibri" w:hAnsi="Times New Roman" w:cs="Times New Roman"/>
                 <w:b/>
                 <w:noProof/>
                 <w:sz w:val="24"/>
@@ -3789,7 +3781,7 @@
             <w:r>
               <w:rPr>
                 <w:rStyle w:val="Hyperlink"/>
-                <w:rFonts w:ascii="Times New Roman" w:hAnsi="Times New Roman" w:eastAsia="Calibri" w:cs="Times New Roman"/>
+                <w:rFonts w:ascii="Times New Roman" w:eastAsia="Calibri" w:hAnsi="Times New Roman" w:cs="Times New Roman"/>
                 <w:b/>
                 <w:noProof/>
                 <w:sz w:val="24"/>
@@ -3884,11 +3876,11 @@
               <w14:ligatures w14:val="standardContextual"/>
             </w:rPr>
           </w:pPr>
-          <w:hyperlink w:history="1" w:anchor="_Toc236389582">
+          <w:hyperlink w:anchor="_Toc236389582" w:history="1">
             <w:r>
               <w:rPr>
                 <w:rStyle w:val="Hyperlink"/>
-                <w:rFonts w:ascii="Times New Roman" w:hAnsi="Times New Roman" w:eastAsia="Calibri" w:cs="Times New Roman"/>
+                <w:rFonts w:ascii="Times New Roman" w:eastAsia="Calibri" w:hAnsi="Times New Roman" w:cs="Times New Roman"/>
                 <w:b/>
                 <w:noProof/>
                 <w:sz w:val="24"/>
@@ -3910,7 +3902,7 @@
             <w:r>
               <w:rPr>
                 <w:rStyle w:val="Hyperlink"/>
-                <w:rFonts w:ascii="Times New Roman" w:hAnsi="Times New Roman" w:eastAsia="Calibri" w:cs="Times New Roman"/>
+                <w:rFonts w:ascii="Times New Roman" w:eastAsia="Calibri" w:hAnsi="Times New Roman" w:cs="Times New Roman"/>
                 <w:b/>
                 <w:noProof/>
                 <w:sz w:val="24"/>
@@ -4021,12 +4013,13 @@
           <w:b/>
         </w:rPr>
       </w:pPr>
-      <w:bookmarkStart w:name="_Toc384987395" w:id="5"/>
+      <w:bookmarkStart w:id="5" w:name="_Toc384987395"/>
       <w:r>
         <w:rPr>
           <w:rFonts w:eastAsia="Calibri"/>
           <w:b/>
         </w:rPr>
+        <w:lastRenderedPageBreak/>
         <w:t>TÀI LIỆU ĐẶC TẢ YÊU CẦU PHẦN MỀM</w:t>
       </w:r>
     </w:p>
@@ -4049,7 +4042,7 @@
           <w:b/>
         </w:rPr>
       </w:pPr>
-      <w:bookmarkStart w:name="_Toc236389567" w:id="6"/>
+      <w:bookmarkStart w:id="6" w:name="_Toc236389567"/>
       <w:r>
         <w:rPr>
           <w:rFonts w:eastAsia="Calibri"/>
@@ -4079,9 +4072,9 @@
           <w:b/>
         </w:rPr>
       </w:pPr>
-      <w:bookmarkStart w:name="_Toc360108586" w:id="7"/>
-      <w:bookmarkStart w:name="_Toc384987398" w:id="8"/>
-      <w:bookmarkStart w:name="_Toc236389568" w:id="9"/>
+      <w:bookmarkStart w:id="7" w:name="_Toc360108586"/>
+      <w:bookmarkStart w:id="8" w:name="_Toc384987398"/>
+      <w:bookmarkStart w:id="9" w:name="_Toc236389568"/>
       <w:r>
         <w:rPr>
           <w:rFonts w:eastAsia="Calibri"/>
@@ -4098,12 +4091,12 @@
         <w:tblW w:w="8748" w:type="dxa"/>
         <w:tblInd w:w="468" w:type="dxa"/>
         <w:tblBorders>
-          <w:top w:val="dotted" w:color="auto" w:sz="4" w:space="0"/>
-          <w:left w:val="dotted" w:color="auto" w:sz="4" w:space="0"/>
-          <w:bottom w:val="dotted" w:color="auto" w:sz="4" w:space="0"/>
-          <w:right w:val="dotted" w:color="auto" w:sz="4" w:space="0"/>
-          <w:insideH w:val="dotted" w:color="auto" w:sz="4" w:space="0"/>
-          <w:insideV w:val="dotted" w:color="auto" w:sz="4" w:space="0"/>
+          <w:top w:val="dotted" w:sz="4" w:space="0" w:color="auto"/>
+          <w:left w:val="dotted" w:sz="4" w:space="0" w:color="auto"/>
+          <w:bottom w:val="dotted" w:sz="4" w:space="0" w:color="auto"/>
+          <w:right w:val="dotted" w:sz="4" w:space="0" w:color="auto"/>
+          <w:insideH w:val="dotted" w:sz="4" w:space="0" w:color="auto"/>
+          <w:insideV w:val="dotted" w:sz="4" w:space="0" w:color="auto"/>
         </w:tblBorders>
         <w:tblLayout w:type="fixed"/>
         <w:tblLook w:val="0000" w:firstRow="0" w:lastRow="0" w:firstColumn="0" w:lastColumn="0" w:noHBand="0" w:noVBand="0"/>
@@ -4135,8 +4128,8 @@
                 <w:szCs w:val="24"/>
               </w:rPr>
             </w:pPr>
-            <w:bookmarkStart w:name="_Toc360108587" w:id="10"/>
-            <w:bookmarkStart w:name="_Toc384987399" w:id="11"/>
+            <w:bookmarkStart w:id="10" w:name="_Toc360108587"/>
+            <w:bookmarkStart w:id="11" w:name="_Toc384987399"/>
             <w:r>
               <w:rPr>
                 <w:rFonts w:ascii="Times New Roman" w:hAnsi="Times New Roman" w:cs="Times New Roman"/>
@@ -4440,7 +4433,7 @@
           <w:b/>
         </w:rPr>
       </w:pPr>
-      <w:bookmarkStart w:name="_Toc236389569" w:id="12"/>
+      <w:bookmarkStart w:id="12" w:name="_Toc236389569"/>
       <w:r>
         <w:rPr>
           <w:rFonts w:eastAsia="Calibri"/>
@@ -4457,12 +4450,12 @@
         <w:tblW w:w="8748" w:type="dxa"/>
         <w:tblInd w:w="468" w:type="dxa"/>
         <w:tblBorders>
-          <w:top w:val="dotted" w:color="auto" w:sz="4" w:space="0"/>
-          <w:left w:val="dotted" w:color="auto" w:sz="4" w:space="0"/>
-          <w:bottom w:val="dotted" w:color="auto" w:sz="4" w:space="0"/>
-          <w:right w:val="dotted" w:color="auto" w:sz="4" w:space="0"/>
-          <w:insideH w:val="dotted" w:color="auto" w:sz="4" w:space="0"/>
-          <w:insideV w:val="dotted" w:color="auto" w:sz="4" w:space="0"/>
+          <w:top w:val="dotted" w:sz="4" w:space="0" w:color="auto"/>
+          <w:left w:val="dotted" w:sz="4" w:space="0" w:color="auto"/>
+          <w:bottom w:val="dotted" w:sz="4" w:space="0" w:color="auto"/>
+          <w:right w:val="dotted" w:sz="4" w:space="0" w:color="auto"/>
+          <w:insideH w:val="dotted" w:sz="4" w:space="0" w:color="auto"/>
+          <w:insideV w:val="dotted" w:sz="4" w:space="0" w:color="auto"/>
         </w:tblBorders>
         <w:tblLayout w:type="fixed"/>
         <w:tblLook w:val="0000" w:firstRow="0" w:lastRow="0" w:firstColumn="0" w:lastColumn="0" w:noHBand="0" w:noVBand="0"/>
@@ -4494,7 +4487,7 @@
                 <w:szCs w:val="24"/>
               </w:rPr>
             </w:pPr>
-            <w:bookmarkStart w:name="_Toc360108588" w:id="13"/>
+            <w:bookmarkStart w:id="13" w:name="_Toc360108588"/>
             <w:r>
               <w:rPr>
                 <w:rFonts w:ascii="Times New Roman" w:hAnsi="Times New Roman" w:cs="Times New Roman"/>
@@ -4648,8 +4641,8 @@
         </w:rPr>
         <w:t xml:space="preserve"> </w:t>
       </w:r>
-      <w:bookmarkStart w:name="_Toc384987400" w:id="14"/>
-      <w:bookmarkStart w:name="_Toc236389570" w:id="15"/>
+      <w:bookmarkStart w:id="14" w:name="_Toc384987400"/>
+      <w:bookmarkStart w:id="15" w:name="_Toc236389570"/>
       <w:bookmarkEnd w:id="13"/>
       <w:r>
         <w:rPr>
@@ -4680,9 +4673,9 @@
           <w:b/>
         </w:rPr>
       </w:pPr>
-      <w:bookmarkStart w:name="_Toc360108591" w:id="16"/>
-      <w:bookmarkStart w:name="_Toc384987405" w:id="17"/>
-      <w:bookmarkStart w:name="_Toc236389571" w:id="18"/>
+      <w:bookmarkStart w:id="16" w:name="_Toc360108591"/>
+      <w:bookmarkStart w:id="17" w:name="_Toc384987405"/>
+      <w:bookmarkStart w:id="18" w:name="_Toc236389571"/>
       <w:r>
         <w:rPr>
           <w:rFonts w:eastAsia="Calibri"/>
@@ -4728,14 +4721,14 @@
           <w:b/>
         </w:rPr>
       </w:pPr>
-      <w:bookmarkStart w:name="_Toc360108596" w:id="19"/>
-      <w:bookmarkStart w:name="_Toc384987410" w:id="20"/>
-      <w:bookmarkStart w:name="_Toc236389572" w:id="21"/>
-      <w:bookmarkStart w:name="_Toc155610000" w:id="22"/>
-      <w:bookmarkStart w:name="_Ref255054510" w:id="23"/>
-      <w:bookmarkStart w:name="_Ref255054514" w:id="24"/>
-      <w:bookmarkStart w:name="_Ref255291176" w:id="25"/>
-      <w:bookmarkStart w:name="_Toc322091323" w:id="26"/>
+      <w:bookmarkStart w:id="19" w:name="_Toc360108596"/>
+      <w:bookmarkStart w:id="20" w:name="_Toc384987410"/>
+      <w:bookmarkStart w:id="21" w:name="_Toc236389572"/>
+      <w:bookmarkStart w:id="22" w:name="_Toc155610000"/>
+      <w:bookmarkStart w:id="23" w:name="_Ref255054510"/>
+      <w:bookmarkStart w:id="24" w:name="_Ref255054514"/>
+      <w:bookmarkStart w:id="25" w:name="_Ref255291176"/>
+      <w:bookmarkStart w:id="26" w:name="_Toc322091323"/>
       <w:r>
         <w:rPr>
           <w:rFonts w:eastAsia="Calibri"/>
@@ -4781,9 +4774,9 @@
           <w:b/>
         </w:rPr>
       </w:pPr>
-      <w:bookmarkStart w:name="_Toc360108597" w:id="27"/>
-      <w:bookmarkStart w:name="_Toc384987411" w:id="28"/>
-      <w:bookmarkStart w:name="_Toc236389573" w:id="29"/>
+      <w:bookmarkStart w:id="27" w:name="_Toc360108597"/>
+      <w:bookmarkStart w:id="28" w:name="_Toc384987411"/>
+      <w:bookmarkStart w:id="29" w:name="_Toc236389573"/>
       <w:r>
         <w:rPr>
           <w:rFonts w:eastAsia="Calibri"/>
@@ -4800,7 +4793,7 @@
         <w:spacing w:line="360" w:lineRule="auto"/>
         <w:ind w:left="630"/>
       </w:pPr>
-      <w:bookmarkStart w:name="_Toc360108598" w:id="30"/>
+      <w:bookmarkStart w:id="30" w:name="_Toc360108598"/>
       <w:r>
         <w:t>[</w:t>
       </w:r>
@@ -4830,8 +4823,8 @@
           <w:b/>
         </w:rPr>
       </w:pPr>
-      <w:bookmarkStart w:name="_Toc384987412" w:id="31"/>
-      <w:bookmarkStart w:name="_Toc236389574" w:id="32"/>
+      <w:bookmarkStart w:id="31" w:name="_Toc384987412"/>
+      <w:bookmarkStart w:id="32" w:name="_Toc236389574"/>
       <w:r>
         <w:rPr>
           <w:rFonts w:eastAsia="Calibri"/>
@@ -4877,8 +4870,8 @@
           <w:b/>
         </w:rPr>
       </w:pPr>
-      <w:bookmarkStart w:name="_Toc384987413" w:id="33"/>
-      <w:bookmarkStart w:name="_Toc236389575" w:id="34"/>
+      <w:bookmarkStart w:id="33" w:name="_Toc384987413"/>
+      <w:bookmarkStart w:id="34" w:name="_Toc236389575"/>
       <w:bookmarkEnd w:id="22"/>
       <w:bookmarkEnd w:id="23"/>
       <w:bookmarkEnd w:id="24"/>
@@ -4913,13 +4906,13 @@
           <w:b/>
         </w:rPr>
       </w:pPr>
-      <w:bookmarkStart w:name="_Use_case_AHR-004a_–_UC01:_Manage_St" w:id="35"/>
-      <w:bookmarkStart w:name="_Use_case_AHR-004a_–_UC01:_Manage_St_1" w:id="36"/>
-      <w:bookmarkStart w:name="_Toc360108600" w:id="37"/>
-      <w:bookmarkStart w:name="_Toc384987414" w:id="38"/>
-      <w:bookmarkStart w:name="_Toc236389576" w:id="39"/>
-      <w:bookmarkStart w:name="_Ref255057459" w:id="40"/>
-      <w:bookmarkStart w:name="_Toc155610002" w:id="41"/>
+      <w:bookmarkStart w:id="35" w:name="_Use_case_AHR-004a_–_UC01:_Manage_St"/>
+      <w:bookmarkStart w:id="36" w:name="_Use_case_AHR-004a_–_UC01:_Manage_St_1"/>
+      <w:bookmarkStart w:id="37" w:name="_Toc360108600"/>
+      <w:bookmarkStart w:id="38" w:name="_Toc384987414"/>
+      <w:bookmarkStart w:id="39" w:name="_Toc236389576"/>
+      <w:bookmarkStart w:id="40" w:name="_Ref255057459"/>
+      <w:bookmarkStart w:id="41" w:name="_Toc155610002"/>
       <w:bookmarkEnd w:id="35"/>
       <w:bookmarkEnd w:id="36"/>
       <w:r>
@@ -4945,40 +4938,40 @@
         <w:ind w:left="907" w:right="0" w:hanging="547"/>
         <w:jc w:val="left"/>
         <w:rPr>
-          <w:rFonts w:ascii="Times New Roman" w:hAnsi="Times New Roman" w:eastAsia="Times New Roman" w:cs="Times New Roman"/>
+          <w:rFonts w:ascii="Times New Roman" w:eastAsia="Times New Roman" w:hAnsi="Times New Roman" w:cs="Times New Roman"/>
         </w:rPr>
       </w:pPr>
-      <w:bookmarkStart w:name="_Toc384987415" w:id="42"/>
-      <w:bookmarkStart w:name="_Toc236389577" w:id="43"/>
-      <w:bookmarkStart w:name="_Toc360108732" w:id="44"/>
+      <w:bookmarkStart w:id="42" w:name="_Toc384987415"/>
+      <w:bookmarkStart w:id="43" w:name="_Toc236389577"/>
+      <w:bookmarkStart w:id="44" w:name="_Toc360108732"/>
       <w:r>
         <w:rPr>
-          <w:rFonts w:ascii="Times New Roman" w:hAnsi="Times New Roman" w:eastAsia="Times New Roman" w:cs="Times New Roman"/>
+          <w:rFonts w:ascii="Times New Roman" w:eastAsia="Times New Roman" w:hAnsi="Times New Roman" w:cs="Times New Roman"/>
         </w:rPr>
         <w:t>Use case 1</w:t>
       </w:r>
       <w:bookmarkEnd w:id="42"/>
       <w:r>
         <w:rPr>
-          <w:rFonts w:ascii="Times New Roman" w:hAnsi="Times New Roman" w:eastAsia="Times New Roman" w:cs="Times New Roman"/>
+          <w:rFonts w:ascii="Times New Roman" w:eastAsia="Times New Roman" w:hAnsi="Times New Roman" w:cs="Times New Roman"/>
         </w:rPr>
         <w:t xml:space="preserve"> &lt;</w:t>
       </w:r>
       <w:r>
         <w:rPr>
-          <w:rFonts w:ascii="Times New Roman" w:hAnsi="Times New Roman" w:eastAsia="Times New Roman" w:cs="Times New Roman"/>
+          <w:rFonts w:ascii="Times New Roman" w:eastAsia="Times New Roman" w:hAnsi="Times New Roman" w:cs="Times New Roman"/>
         </w:rPr>
         <w:t xml:space="preserve">Báo cáo </w:t>
       </w:r>
       <w:r>
         <w:rPr>
-          <w:rFonts w:ascii="Times New Roman" w:hAnsi="Times New Roman" w:eastAsia="Times New Roman" w:cs="Times New Roman"/>
+          <w:rFonts w:ascii="Times New Roman" w:eastAsia="Times New Roman" w:hAnsi="Times New Roman" w:cs="Times New Roman"/>
         </w:rPr>
         <w:t xml:space="preserve">RETURN </w:t>
       </w:r>
       <w:r>
         <w:rPr>
-          <w:rFonts w:ascii="Times New Roman" w:hAnsi="Times New Roman" w:eastAsia="Times New Roman" w:cs="Times New Roman"/>
+          <w:rFonts w:ascii="Times New Roman" w:eastAsia="Times New Roman" w:hAnsi="Times New Roman" w:cs="Times New Roman"/>
         </w:rPr>
         <w:t>&gt;</w:t>
       </w:r>
@@ -4989,12 +4982,12 @@
         <w:tblW w:w="4743" w:type="pct"/>
         <w:tblInd w:w="475" w:type="dxa"/>
         <w:tblBorders>
-          <w:top w:val="single" w:color="000000" w:themeColor="text1" w:sz="4" w:space="0"/>
-          <w:left w:val="single" w:color="000000" w:themeColor="text1" w:sz="4" w:space="0"/>
-          <w:bottom w:val="single" w:color="000000" w:themeColor="text1" w:sz="4" w:space="0"/>
-          <w:right w:val="single" w:color="000000" w:themeColor="text1" w:sz="4" w:space="0"/>
-          <w:insideH w:val="single" w:color="000000" w:themeColor="text1" w:sz="4" w:space="0"/>
-          <w:insideV w:val="single" w:color="000000" w:themeColor="text1" w:sz="4" w:space="0"/>
+          <w:top w:val="single" w:sz="4" w:space="0" w:color="000000" w:themeColor="text1"/>
+          <w:left w:val="single" w:sz="4" w:space="0" w:color="000000" w:themeColor="text1"/>
+          <w:bottom w:val="single" w:sz="4" w:space="0" w:color="000000" w:themeColor="text1"/>
+          <w:right w:val="single" w:sz="4" w:space="0" w:color="000000" w:themeColor="text1"/>
+          <w:insideH w:val="single" w:sz="4" w:space="0" w:color="000000" w:themeColor="text1"/>
+          <w:insideV w:val="single" w:sz="4" w:space="0" w:color="000000" w:themeColor="text1"/>
         </w:tblBorders>
         <w:tblCellMar>
           <w:top w:w="29" w:type="dxa"/>
@@ -5343,12 +5336,12 @@
         <w:tblW w:w="9180" w:type="dxa"/>
         <w:tblInd w:w="475" w:type="dxa"/>
         <w:tblBorders>
-          <w:top w:val="single" w:color="000000" w:themeColor="text1" w:sz="8" w:space="0"/>
-          <w:left w:val="single" w:color="000000" w:themeColor="text1" w:sz="8" w:space="0"/>
-          <w:bottom w:val="single" w:color="000000" w:themeColor="text1" w:sz="8" w:space="0"/>
-          <w:right w:val="single" w:color="000000" w:themeColor="text1" w:sz="8" w:space="0"/>
-          <w:insideH w:val="single" w:color="000000" w:themeColor="text1" w:sz="8" w:space="0"/>
-          <w:insideV w:val="single" w:color="000000" w:themeColor="text1" w:sz="8" w:space="0"/>
+          <w:top w:val="single" w:sz="8" w:space="0" w:color="000000" w:themeColor="text1"/>
+          <w:left w:val="single" w:sz="8" w:space="0" w:color="000000" w:themeColor="text1"/>
+          <w:bottom w:val="single" w:sz="8" w:space="0" w:color="000000" w:themeColor="text1"/>
+          <w:right w:val="single" w:sz="8" w:space="0" w:color="000000" w:themeColor="text1"/>
+          <w:insideH w:val="single" w:sz="8" w:space="0" w:color="000000" w:themeColor="text1"/>
+          <w:insideV w:val="single" w:sz="8" w:space="0" w:color="000000" w:themeColor="text1"/>
         </w:tblBorders>
         <w:tblLayout w:type="fixed"/>
         <w:tblLook w:val="01E0" w:firstRow="1" w:lastRow="1" w:firstColumn="1" w:lastColumn="1" w:noHBand="0" w:noVBand="0"/>
@@ -5372,7 +5365,7 @@
               <w:ind w:left="-144" w:right="-144"/>
               <w:jc w:val="center"/>
               <w:rPr>
-                <w:rFonts w:ascii="Times New Roman" w:hAnsi="Times New Roman" w:eastAsia="Times New Roman" w:cs="Times New Roman"/>
+                <w:rFonts w:ascii="Times New Roman" w:eastAsia="Times New Roman" w:hAnsi="Times New Roman" w:cs="Times New Roman"/>
                 <w:sz w:val="24"/>
                 <w:szCs w:val="24"/>
                 <w:lang w:val="en-GB"/>
@@ -5380,11 +5373,12 @@
             </w:pPr>
             <w:r>
               <w:rPr>
-                <w:rFonts w:ascii="Times New Roman" w:hAnsi="Times New Roman" w:eastAsia="Times New Roman" w:cs="Times New Roman"/>
+                <w:rFonts w:ascii="Times New Roman" w:eastAsia="Times New Roman" w:hAnsi="Times New Roman" w:cs="Times New Roman"/>
                 <w:sz w:val="24"/>
                 <w:szCs w:val="24"/>
                 <w:lang w:val="en-GB"/>
               </w:rPr>
+              <w:lastRenderedPageBreak/>
               <w:t>Hoạt động</w:t>
             </w:r>
           </w:p>
@@ -5394,9 +5388,9 @@
             <w:cnfStyle w:val="000010000000" w:firstRow="0" w:lastRow="0" w:firstColumn="0" w:lastColumn="0" w:oddVBand="1" w:evenVBand="0" w:oddHBand="0" w:evenHBand="0" w:firstRowFirstColumn="0" w:firstRowLastColumn="0" w:lastRowFirstColumn="0" w:lastRowLastColumn="0"/>
             <w:tcW w:w="851" w:type="dxa"/>
             <w:tcBorders>
-              <w:top w:val="none" w:color="auto" w:sz="0" w:space="0"/>
-              <w:left w:val="none" w:color="auto" w:sz="0" w:space="0"/>
-              <w:right w:val="none" w:color="auto" w:sz="0" w:space="0"/>
+              <w:top w:val="none" w:sz="0" w:space="0" w:color="auto"/>
+              <w:left w:val="none" w:sz="0" w:space="0" w:color="auto"/>
+              <w:right w:val="none" w:sz="0" w:space="0" w:color="auto"/>
             </w:tcBorders>
           </w:tcPr>
           <w:p>
@@ -5404,7 +5398,7 @@
               <w:ind w:left="-142" w:right="-320"/>
               <w:jc w:val="both"/>
               <w:rPr>
-                <w:rFonts w:ascii="Times New Roman" w:hAnsi="Times New Roman" w:eastAsia="Times New Roman" w:cs="Times New Roman"/>
+                <w:rFonts w:ascii="Times New Roman" w:eastAsia="Times New Roman" w:hAnsi="Times New Roman" w:cs="Times New Roman"/>
                 <w:sz w:val="24"/>
                 <w:szCs w:val="24"/>
                 <w:lang w:val="en-GB"/>
@@ -5412,7 +5406,7 @@
             </w:pPr>
             <w:r>
               <w:rPr>
-                <w:rFonts w:ascii="Times New Roman" w:hAnsi="Times New Roman" w:eastAsia="Times New Roman" w:cs="Times New Roman"/>
+                <w:rFonts w:ascii="Times New Roman" w:eastAsia="Times New Roman" w:hAnsi="Times New Roman" w:cs="Times New Roman"/>
                 <w:sz w:val="24"/>
                 <w:szCs w:val="24"/>
                 <w:lang w:val="en-GB"/>
@@ -5421,7 +5415,7 @@
             </w:r>
             <w:r>
               <w:rPr>
-                <w:rFonts w:ascii="Times New Roman" w:hAnsi="Times New Roman" w:eastAsia="Times New Roman" w:cs="Times New Roman"/>
+                <w:rFonts w:ascii="Times New Roman" w:eastAsia="Times New Roman" w:hAnsi="Times New Roman" w:cs="Times New Roman"/>
                 <w:sz w:val="24"/>
                 <w:szCs w:val="24"/>
                 <w:lang w:val="en-GB"/>
@@ -5440,7 +5434,7 @@
               <w:ind w:left="-142" w:right="-320"/>
               <w:jc w:val="center"/>
               <w:rPr>
-                <w:rFonts w:ascii="Times New Roman" w:hAnsi="Times New Roman" w:eastAsia="Times New Roman" w:cs="Times New Roman"/>
+                <w:rFonts w:ascii="Times New Roman" w:eastAsia="Times New Roman" w:hAnsi="Times New Roman" w:cs="Times New Roman"/>
                 <w:sz w:val="24"/>
                 <w:szCs w:val="24"/>
                 <w:lang w:val="en-GB"/>
@@ -5448,7 +5442,7 @@
             </w:pPr>
             <w:r>
               <w:rPr>
-                <w:rFonts w:ascii="Times New Roman" w:hAnsi="Times New Roman" w:eastAsia="Times New Roman" w:cs="Times New Roman"/>
+                <w:rFonts w:ascii="Times New Roman" w:eastAsia="Times New Roman" w:hAnsi="Times New Roman" w:cs="Times New Roman"/>
                 <w:sz w:val="24"/>
                 <w:szCs w:val="24"/>
                 <w:lang w:val="en-GB"/>
@@ -5467,9 +5461,9 @@
             <w:cnfStyle w:val="001000000000" w:firstRow="0" w:lastRow="0" w:firstColumn="1" w:lastColumn="0" w:oddVBand="0" w:evenVBand="0" w:oddHBand="0" w:evenHBand="0" w:firstRowFirstColumn="0" w:firstRowLastColumn="0" w:lastRowFirstColumn="0" w:lastRowLastColumn="0"/>
             <w:tcW w:w="1216" w:type="dxa"/>
             <w:tcBorders>
-              <w:top w:val="none" w:color="auto" w:sz="0" w:space="0"/>
-              <w:left w:val="none" w:color="auto" w:sz="0" w:space="0"/>
-              <w:bottom w:val="none" w:color="auto" w:sz="0" w:space="0"/>
+              <w:top w:val="none" w:sz="0" w:space="0" w:color="auto"/>
+              <w:left w:val="none" w:sz="0" w:space="0" w:color="auto"/>
+              <w:bottom w:val="none" w:sz="0" w:space="0" w:color="auto"/>
             </w:tcBorders>
           </w:tcPr>
           <w:p>
@@ -5477,7 +5471,7 @@
               <w:ind w:left="-144" w:right="-144"/>
               <w:jc w:val="center"/>
               <w:rPr>
-                <w:rFonts w:ascii="Times New Roman" w:hAnsi="Times New Roman" w:eastAsia="Times New Roman" w:cs="Times New Roman"/>
+                <w:rFonts w:ascii="Times New Roman" w:eastAsia="Times New Roman" w:hAnsi="Times New Roman" w:cs="Times New Roman"/>
                 <w:sz w:val="24"/>
                 <w:szCs w:val="24"/>
                 <w:lang w:val="en-GB"/>
@@ -5490,10 +5484,10 @@
             <w:cnfStyle w:val="000010000000" w:firstRow="0" w:lastRow="0" w:firstColumn="0" w:lastColumn="0" w:oddVBand="1" w:evenVBand="0" w:oddHBand="0" w:evenHBand="0" w:firstRowFirstColumn="0" w:firstRowLastColumn="0" w:lastRowFirstColumn="0" w:lastRowLastColumn="0"/>
             <w:tcW w:w="851" w:type="dxa"/>
             <w:tcBorders>
-              <w:top w:val="none" w:color="auto" w:sz="0" w:space="0"/>
-              <w:left w:val="none" w:color="auto" w:sz="0" w:space="0"/>
-              <w:bottom w:val="none" w:color="auto" w:sz="0" w:space="0"/>
-              <w:right w:val="none" w:color="auto" w:sz="0" w:space="0"/>
+              <w:top w:val="none" w:sz="0" w:space="0" w:color="auto"/>
+              <w:left w:val="none" w:sz="0" w:space="0" w:color="auto"/>
+              <w:bottom w:val="none" w:sz="0" w:space="0" w:color="auto"/>
+              <w:right w:val="none" w:sz="0" w:space="0" w:color="auto"/>
             </w:tcBorders>
           </w:tcPr>
           <w:p>
@@ -5501,7 +5495,7 @@
               <w:ind w:left="-144" w:right="-144"/>
               <w:jc w:val="center"/>
               <w:rPr>
-                <w:rFonts w:ascii="Times New Roman" w:hAnsi="Times New Roman" w:eastAsia="Times New Roman" w:cs="Times New Roman"/>
+                <w:rFonts w:ascii="Times New Roman" w:eastAsia="Times New Roman" w:hAnsi="Times New Roman" w:cs="Times New Roman"/>
                 <w:sz w:val="24"/>
                 <w:szCs w:val="24"/>
                 <w:lang w:val="en-GB"/>
@@ -5509,7 +5503,7 @@
             </w:pPr>
             <w:r>
               <w:rPr>
-                <w:rFonts w:ascii="Times New Roman" w:hAnsi="Times New Roman" w:eastAsia="Times New Roman" w:cs="Times New Roman"/>
+                <w:rFonts w:ascii="Times New Roman" w:eastAsia="Times New Roman" w:hAnsi="Times New Roman" w:cs="Times New Roman"/>
                 <w:sz w:val="24"/>
                 <w:szCs w:val="24"/>
                 <w:lang w:val="en-GB"/>
@@ -5523,16 +5517,16 @@
             <w:cnfStyle w:val="000100000000" w:firstRow="0" w:lastRow="0" w:firstColumn="0" w:lastColumn="1" w:oddVBand="0" w:evenVBand="0" w:oddHBand="0" w:evenHBand="0" w:firstRowFirstColumn="0" w:firstRowLastColumn="0" w:lastRowFirstColumn="0" w:lastRowLastColumn="0"/>
             <w:tcW w:w="7113" w:type="dxa"/>
             <w:tcBorders>
-              <w:top w:val="none" w:color="auto" w:sz="0" w:space="0"/>
-              <w:bottom w:val="none" w:color="auto" w:sz="0" w:space="0"/>
-              <w:right w:val="none" w:color="auto" w:sz="0" w:space="0"/>
+              <w:top w:val="none" w:sz="0" w:space="0" w:color="auto"/>
+              <w:bottom w:val="none" w:sz="0" w:space="0" w:color="auto"/>
+              <w:right w:val="none" w:sz="0" w:space="0" w:color="auto"/>
             </w:tcBorders>
           </w:tcPr>
           <w:p>
             <w:pPr>
               <w:ind w:right="-320"/>
               <w:rPr>
-                <w:rFonts w:ascii="Times New Roman" w:hAnsi="Times New Roman" w:eastAsia="Times New Roman" w:cs="Times New Roman"/>
+                <w:rFonts w:ascii="Times New Roman" w:eastAsia="Times New Roman" w:hAnsi="Times New Roman" w:cs="Times New Roman"/>
                 <w:sz w:val="24"/>
                 <w:szCs w:val="24"/>
                 <w:lang w:val="en-GB"/>
@@ -5540,7 +5534,7 @@
             </w:pPr>
             <w:r>
               <w:rPr>
-                <w:rFonts w:ascii="Times New Roman" w:hAnsi="Times New Roman" w:eastAsia="Times New Roman" w:cs="Times New Roman"/>
+                <w:rFonts w:ascii="Times New Roman" w:eastAsia="Times New Roman" w:hAnsi="Times New Roman" w:cs="Times New Roman"/>
                 <w:b/>
                 <w:sz w:val="24"/>
                 <w:szCs w:val="24"/>
@@ -5551,7 +5545,7 @@
             </w:r>
             <w:r>
               <w:rPr>
-                <w:rFonts w:ascii="Times New Roman" w:hAnsi="Times New Roman" w:eastAsia="Times New Roman" w:cs="Times New Roman"/>
+                <w:rFonts w:ascii="Times New Roman" w:eastAsia="Times New Roman" w:hAnsi="Times New Roman" w:cs="Times New Roman"/>
                 <w:sz w:val="24"/>
                 <w:szCs w:val="24"/>
                 <w:lang w:val="en-GB"/>
@@ -5698,7 +5692,7 @@
               <w:ind w:left="-144" w:right="-144"/>
               <w:jc w:val="center"/>
               <w:rPr>
-                <w:rFonts w:ascii="Times New Roman" w:hAnsi="Times New Roman" w:eastAsia="Times New Roman" w:cs="Times New Roman"/>
+                <w:rFonts w:ascii="Times New Roman" w:eastAsia="Times New Roman" w:hAnsi="Times New Roman" w:cs="Times New Roman"/>
                 <w:sz w:val="24"/>
                 <w:szCs w:val="24"/>
                 <w:lang w:val="en-GB"/>
@@ -5711,8 +5705,8 @@
             <w:cnfStyle w:val="000010000000" w:firstRow="0" w:lastRow="0" w:firstColumn="0" w:lastColumn="0" w:oddVBand="1" w:evenVBand="0" w:oddHBand="0" w:evenHBand="0" w:firstRowFirstColumn="0" w:firstRowLastColumn="0" w:lastRowFirstColumn="0" w:lastRowLastColumn="0"/>
             <w:tcW w:w="851" w:type="dxa"/>
             <w:tcBorders>
-              <w:left w:val="none" w:color="auto" w:sz="0" w:space="0"/>
-              <w:right w:val="none" w:color="auto" w:sz="0" w:space="0"/>
+              <w:left w:val="none" w:sz="0" w:space="0" w:color="auto"/>
+              <w:right w:val="none" w:sz="0" w:space="0" w:color="auto"/>
             </w:tcBorders>
           </w:tcPr>
           <w:p>
@@ -5720,7 +5714,7 @@
               <w:ind w:left="-144" w:right="-144"/>
               <w:jc w:val="center"/>
               <w:rPr>
-                <w:rFonts w:ascii="Times New Roman" w:hAnsi="Times New Roman" w:eastAsia="Times New Roman" w:cs="Times New Roman"/>
+                <w:rFonts w:ascii="Times New Roman" w:eastAsia="Times New Roman" w:hAnsi="Times New Roman" w:cs="Times New Roman"/>
                 <w:sz w:val="24"/>
                 <w:szCs w:val="24"/>
                 <w:lang w:val="en-GB"/>
@@ -5728,7 +5722,7 @@
             </w:pPr>
             <w:r>
               <w:rPr>
-                <w:rFonts w:ascii="Times New Roman" w:hAnsi="Times New Roman" w:eastAsia="Times New Roman" w:cs="Times New Roman"/>
+                <w:rFonts w:ascii="Times New Roman" w:eastAsia="Times New Roman" w:hAnsi="Times New Roman" w:cs="Times New Roman"/>
                 <w:sz w:val="24"/>
                 <w:szCs w:val="24"/>
                 <w:lang w:val="en-GB"/>
@@ -6431,6 +6425,7 @@
                     <w:rPr>
                       <w:rFonts w:eastAsia="Times New Roman"/>
                     </w:rPr>
+                    <w:lastRenderedPageBreak/>
                     <w:t>'CreditApproval', 'CreditCommittee')</w:t>
                   </w:r>
                 </w:p>
@@ -6756,6 +6751,7 @@
                     <w:rPr>
                       <w:rFonts w:eastAsia="Times New Roman"/>
                     </w:rPr>
+                    <w:lastRenderedPageBreak/>
                     <w:t>SBLOS2.</w:t>
                   </w:r>
                   <w:r>
@@ -6826,7 +6822,7 @@
             <w:pPr>
               <w:spacing w:line="360" w:lineRule="auto"/>
               <w:rPr>
-                <w:rFonts w:ascii="Times New Roman" w:hAnsi="Times New Roman" w:eastAsia="Times New Roman" w:cs="Times New Roman"/>
+                <w:rFonts w:ascii="Times New Roman" w:eastAsia="Times New Roman" w:hAnsi="Times New Roman" w:cs="Times New Roman"/>
                 <w:sz w:val="24"/>
                 <w:szCs w:val="24"/>
                 <w:lang w:val="en-GB"/>
@@ -6844,9 +6840,9 @@
             <w:cnfStyle w:val="001000000000" w:firstRow="0" w:lastRow="0" w:firstColumn="1" w:lastColumn="0" w:oddVBand="0" w:evenVBand="0" w:oddHBand="0" w:evenHBand="0" w:firstRowFirstColumn="0" w:firstRowLastColumn="0" w:lastRowFirstColumn="0" w:lastRowLastColumn="0"/>
             <w:tcW w:w="1216" w:type="dxa"/>
             <w:tcBorders>
-              <w:top w:val="none" w:color="auto" w:sz="0" w:space="0"/>
-              <w:left w:val="none" w:color="auto" w:sz="0" w:space="0"/>
-              <w:bottom w:val="none" w:color="auto" w:sz="0" w:space="0"/>
+              <w:top w:val="none" w:sz="0" w:space="0" w:color="auto"/>
+              <w:left w:val="none" w:sz="0" w:space="0" w:color="auto"/>
+              <w:bottom w:val="none" w:sz="0" w:space="0" w:color="auto"/>
             </w:tcBorders>
           </w:tcPr>
           <w:p>
@@ -6854,7 +6850,7 @@
               <w:ind w:left="-144" w:right="-144"/>
               <w:jc w:val="center"/>
               <w:rPr>
-                <w:rFonts w:ascii="Times New Roman" w:hAnsi="Times New Roman" w:eastAsia="Times New Roman" w:cs="Times New Roman"/>
+                <w:rFonts w:ascii="Times New Roman" w:eastAsia="Times New Roman" w:hAnsi="Times New Roman" w:cs="Times New Roman"/>
                 <w:sz w:val="24"/>
                 <w:szCs w:val="24"/>
                 <w:lang w:val="en-GB"/>
@@ -6867,10 +6863,10 @@
             <w:cnfStyle w:val="000010000000" w:firstRow="0" w:lastRow="0" w:firstColumn="0" w:lastColumn="0" w:oddVBand="1" w:evenVBand="0" w:oddHBand="0" w:evenHBand="0" w:firstRowFirstColumn="0" w:firstRowLastColumn="0" w:lastRowFirstColumn="0" w:lastRowLastColumn="0"/>
             <w:tcW w:w="851" w:type="dxa"/>
             <w:tcBorders>
-              <w:top w:val="none" w:color="auto" w:sz="0" w:space="0"/>
-              <w:left w:val="none" w:color="auto" w:sz="0" w:space="0"/>
-              <w:bottom w:val="none" w:color="auto" w:sz="0" w:space="0"/>
-              <w:right w:val="none" w:color="auto" w:sz="0" w:space="0"/>
+              <w:top w:val="none" w:sz="0" w:space="0" w:color="auto"/>
+              <w:left w:val="none" w:sz="0" w:space="0" w:color="auto"/>
+              <w:bottom w:val="none" w:sz="0" w:space="0" w:color="auto"/>
+              <w:right w:val="none" w:sz="0" w:space="0" w:color="auto"/>
             </w:tcBorders>
           </w:tcPr>
           <w:p>
@@ -6878,7 +6874,7 @@
               <w:ind w:left="-144" w:right="-144"/>
               <w:jc w:val="center"/>
               <w:rPr>
-                <w:rFonts w:ascii="Times New Roman" w:hAnsi="Times New Roman" w:eastAsia="Times New Roman" w:cs="Times New Roman"/>
+                <w:rFonts w:ascii="Times New Roman" w:eastAsia="Times New Roman" w:hAnsi="Times New Roman" w:cs="Times New Roman"/>
                 <w:sz w:val="24"/>
                 <w:szCs w:val="24"/>
                 <w:lang w:val="en-GB"/>
@@ -6886,7 +6882,7 @@
             </w:pPr>
             <w:r>
               <w:rPr>
-                <w:rFonts w:ascii="Times New Roman" w:hAnsi="Times New Roman" w:eastAsia="Times New Roman" w:cs="Times New Roman"/>
+                <w:rFonts w:ascii="Times New Roman" w:eastAsia="Times New Roman" w:hAnsi="Times New Roman" w:cs="Times New Roman"/>
                 <w:sz w:val="24"/>
                 <w:szCs w:val="24"/>
                 <w:lang w:val="en-GB"/>
@@ -6900,9 +6896,9 @@
             <w:cnfStyle w:val="000100000000" w:firstRow="0" w:lastRow="0" w:firstColumn="0" w:lastColumn="1" w:oddVBand="0" w:evenVBand="0" w:oddHBand="0" w:evenHBand="0" w:firstRowFirstColumn="0" w:firstRowLastColumn="0" w:lastRowFirstColumn="0" w:lastRowLastColumn="0"/>
             <w:tcW w:w="7113" w:type="dxa"/>
             <w:tcBorders>
-              <w:top w:val="none" w:color="auto" w:sz="0" w:space="0"/>
-              <w:bottom w:val="none" w:color="auto" w:sz="0" w:space="0"/>
-              <w:right w:val="none" w:color="auto" w:sz="0" w:space="0"/>
+              <w:top w:val="none" w:sz="0" w:space="0" w:color="auto"/>
+              <w:bottom w:val="none" w:sz="0" w:space="0" w:color="auto"/>
+              <w:right w:val="none" w:sz="0" w:space="0" w:color="auto"/>
             </w:tcBorders>
           </w:tcPr>
           <w:p>
@@ -6958,8 +6954,8 @@
           <w:b/>
         </w:rPr>
       </w:pPr>
-      <w:bookmarkStart w:name="_Toc384987416" w:id="45"/>
-      <w:bookmarkStart w:name="_Toc360108733" w:id="46"/>
+      <w:bookmarkStart w:id="45" w:name="_Toc384987416"/>
+      <w:bookmarkStart w:id="46" w:name="_Toc360108733"/>
       <w:bookmarkEnd w:id="40"/>
       <w:bookmarkEnd w:id="41"/>
       <w:bookmarkEnd w:id="44"/>
@@ -7627,6 +7623,7 @@
               <w:rPr>
                 <w:color w:val="000000"/>
               </w:rPr>
+              <w:lastRenderedPageBreak/>
               <w:t>= Additional Doc Required tại bước Data Inputer Checker</w:t>
             </w:r>
           </w:p>
@@ -7647,6 +7644,7 @@
               <w:rPr>
                 <w:rFonts w:eastAsia="Times New Roman"/>
               </w:rPr>
+              <w:lastRenderedPageBreak/>
               <w:t>NG_SB_CLOS_ENTRY_EXIT</w:t>
             </w:r>
             <w:r>
@@ -7737,6 +7735,7 @@
               <w:rPr>
                 <w:rFonts w:eastAsia="Calibri"/>
               </w:rPr>
+              <w:lastRenderedPageBreak/>
               <w:t>WHEN (</w:t>
             </w:r>
             <w:proofErr w:type="gramStart"/>
@@ -9421,6 +9420,7 @@
               <w:rPr>
                 <w:rFonts w:eastAsia="Times New Roman"/>
               </w:rPr>
+              <w:lastRenderedPageBreak/>
               <w:t xml:space="preserve">THEN </w:t>
             </w:r>
             <w:proofErr w:type="gramStart"/>
@@ -9923,8 +9923,8 @@
           <w:b/>
         </w:rPr>
       </w:pPr>
-      <w:bookmarkStart w:name="_Toc384987417" w:id="47"/>
-      <w:bookmarkStart w:name="_Toc236389579" w:id="48"/>
+      <w:bookmarkStart w:id="47" w:name="_Toc384987417"/>
+      <w:bookmarkStart w:id="48" w:name="_Toc236389579"/>
       <w:bookmarkEnd w:id="45"/>
       <w:r>
         <w:rPr>
@@ -9971,9 +9971,9 @@
           <w:b/>
         </w:rPr>
       </w:pPr>
-      <w:bookmarkStart w:name="_Toc236389580" w:id="49"/>
-      <w:bookmarkStart w:name="_Toc360108734" w:id="50"/>
-      <w:bookmarkStart w:name="_Toc384987418" w:id="51"/>
+      <w:bookmarkStart w:id="49" w:name="_Toc236389580"/>
+      <w:bookmarkStart w:id="50" w:name="_Toc360108734"/>
+      <w:bookmarkStart w:id="51" w:name="_Toc384987418"/>
       <w:r>
         <w:rPr>
           <w:rFonts w:eastAsia="Calibri"/>
@@ -10002,7 +10002,7 @@
           <w:b/>
         </w:rPr>
       </w:pPr>
-      <w:bookmarkStart w:name="_Toc236389581" w:id="52"/>
+      <w:bookmarkStart w:id="52" w:name="_Toc236389581"/>
       <w:r>
         <w:rPr>
           <w:rFonts w:eastAsia="Calibri"/>
@@ -10045,13 +10045,14 @@
           <w:b/>
         </w:rPr>
       </w:pPr>
-      <w:bookmarkStart w:name="_Toc384987419" w:id="53"/>
-      <w:bookmarkStart w:name="_Toc236389582" w:id="54"/>
+      <w:bookmarkStart w:id="53" w:name="_Toc384987419"/>
+      <w:bookmarkStart w:id="54" w:name="_Toc236389582"/>
       <w:r>
         <w:rPr>
           <w:rFonts w:eastAsia="Calibri"/>
           <w:b/>
         </w:rPr>
+        <w:lastRenderedPageBreak/>
         <w:t>PHỤ LỤC</w:t>
       </w:r>
       <w:bookmarkEnd w:id="0"/>
@@ -10065,7 +10066,7 @@
     <w:sectPr>
       <w:headerReference w:type="default" r:id="rId9"/>
       <w:footerReference w:type="default" r:id="rId10"/>
-      <w:pgSz w:w="11907" w:h="16839" w:orient="portrait" w:code="9"/>
+      <w:pgSz w:w="11907" w:h="16839" w:code="9"/>
       <w:pgMar w:top="1134" w:right="1134" w:bottom="1134" w:left="1418" w:header="567" w:footer="454" w:gutter="0"/>
       <w:cols w:space="720"/>
       <w:titlePg/>
@@ -10155,12 +10156,12 @@
               <w:tblW w:w="9923" w:type="dxa"/>
               <w:jc w:val="center"/>
               <w:tblBorders>
-                <w:top w:val="none" w:color="auto" w:sz="0" w:space="0"/>
-                <w:left w:val="none" w:color="auto" w:sz="0" w:space="0"/>
-                <w:bottom w:val="none" w:color="auto" w:sz="0" w:space="0"/>
-                <w:right w:val="none" w:color="auto" w:sz="0" w:space="0"/>
-                <w:insideH w:val="none" w:color="auto" w:sz="0" w:space="0"/>
-                <w:insideV w:val="none" w:color="auto" w:sz="0" w:space="0"/>
+                <w:top w:val="none" w:sz="0" w:space="0" w:color="auto"/>
+                <w:left w:val="none" w:sz="0" w:space="0" w:color="auto"/>
+                <w:bottom w:val="none" w:sz="0" w:space="0" w:color="auto"/>
+                <w:right w:val="none" w:sz="0" w:space="0" w:color="auto"/>
+                <w:insideH w:val="none" w:sz="0" w:space="0" w:color="auto"/>
+                <w:insideV w:val="none" w:sz="0" w:space="0" w:color="auto"/>
               </w:tblBorders>
               <w:tblLook w:val="04A0" w:firstRow="1" w:lastRow="0" w:firstColumn="1" w:lastColumn="0" w:noHBand="0" w:noVBand="1"/>
             </w:tblPr>
@@ -10182,7 +10183,7 @@
                   <w:pPr>
                     <w:pStyle w:val="Footer"/>
                     <w:pBdr>
-                      <w:bottom w:val="single" w:color="auto" w:sz="6" w:space="1"/>
+                      <w:bottom w:val="single" w:sz="6" w:space="1" w:color="auto"/>
                     </w:pBdr>
                     <w:tabs>
                       <w:tab w:val="clear" w:pos="4680"/>
@@ -10405,26 +10406,16 @@
               </w:rPr>
               <w:t>/</w:t>
             </w:r>
-            <w:r>
-              <w:fldChar w:fldCharType="begin"/>
-            </w:r>
-            <w:r>
-              <w:instrText>NUMPAGES   \* MERGEFORMAT</w:instrText>
-            </w:r>
-            <w:r>
-              <w:fldChar w:fldCharType="separate"/>
-            </w:r>
-            <w:r>
-              <w:rPr>
-                <w:noProof/>
-                <w:sz w:val="22"/>
-                <w:szCs w:val="22"/>
-              </w:rPr>
-              <w:t>12</w:t>
-            </w:r>
-            <w:r>
-              <w:fldChar w:fldCharType="end"/>
-            </w:r>
+            <w:fldSimple w:instr="NUMPAGES   \* MERGEFORMAT">
+              <w:r>
+                <w:rPr>
+                  <w:noProof/>
+                  <w:sz w:val="22"/>
+                  <w:szCs w:val="22"/>
+                </w:rPr>
+                <w:t>12</w:t>
+              </w:r>
+            </w:fldSimple>
           </w:p>
         </w:sdtContent>
       </w:sdt>
@@ -10459,19 +10450,19 @@
 </file>
 
 <file path=word/header1.xml><?xml version="1.0" encoding="utf-8"?>
-<w:hdr xmlns:wpc="http://schemas.microsoft.com/office/word/2010/wordprocessingCanvas" xmlns:cx="http://schemas.microsoft.com/office/drawing/2014/chartex" xmlns:cx1="http://schemas.microsoft.com/office/drawing/2015/9/8/chartex" xmlns:cx2="http://schemas.microsoft.com/office/drawing/2015/10/21/chartex" xmlns:cx3="http://schemas.microsoft.com/office/drawing/2016/5/9/chartex" xmlns:cx4="http://schemas.microsoft.com/office/drawing/2016/5/10/chartex" xmlns:cx5="http://schemas.microsoft.com/office/drawing/2016/5/11/chartex" xmlns:cx6="http://schemas.microsoft.com/office/drawing/2016/5/12/chartex" xmlns:cx7="http://schemas.microsoft.com/office/drawing/2016/5/13/chartex" xmlns:cx8="http://schemas.microsoft.com/office/drawing/2016/5/14/chartex" xmlns:mc="http://schemas.openxmlformats.org/markup-compatibility/2006" xmlns:aink="http://schemas.microsoft.com/office/drawing/2016/ink" xmlns:am3d="http://schemas.microsoft.com/office/drawing/2017/model3d" xmlns:o="urn:schemas-microsoft-com:office:office" xmlns:oel="http://schemas.microsoft.com/office/2019/extlst" xmlns:r="http://schemas.openxmlformats.org/officeDocument/2006/relationships" xmlns:m="http://schemas.openxmlformats.org/officeDocument/2006/math" xmlns:v="urn:schemas-microsoft-com:vml" xmlns:wp14="http://schemas.microsoft.com/office/word/2010/wordprocessingDrawing" xmlns:wp="http://schemas.openxmlformats.org/drawingml/2006/wordprocessingDrawing" xmlns:w10="urn:schemas-microsoft-com:office:word" xmlns:w="http://schemas.openxmlformats.org/wordprocessingml/2006/main" xmlns:w14="http://schemas.microsoft.com/office/word/2010/wordml" xmlns:w15="http://schemas.microsoft.com/office/word/2012/wordml" xmlns:w16cei="http://schemas.microsoft.com/office/word/2026/wordml/cei" xmlns:w16cex="http://schemas.microsoft.com/office/word/2018/wordml/cex" xmlns:w16cid="http://schemas.microsoft.com/office/word/2016/wordml/cid" xmlns:w16="http://schemas.microsoft.com/office/word/2018/wordml" xmlns:w16du="http://schemas.microsoft.com/office/word/2023/wordml/word16du" xmlns:w16sdtdh="http://schemas.microsoft.com/office/word/2020/wordml/sdtdatahash" xmlns:w16sdtfl="http://schemas.microsoft.com/office/word/2024/wordml/sdtformatlock" xmlns:w16se="http://schemas.microsoft.com/office/word/2015/wordml/symex" xmlns:wpg="http://schemas.microsoft.com/office/word/2010/wordprocessingGroup" xmlns:wpi="http://schemas.microsoft.com/office/word/2010/wordprocessingInk" xmlns:wne="http://schemas.microsoft.com/office/word/2006/wordml" xmlns:wps="http://schemas.microsoft.com/office/word/2010/wordprocessingShape" xmlns:a="http://schemas.openxmlformats.org/drawingml/2006/main" xmlns:pic="http://schemas.openxmlformats.org/drawingml/2006/picture" mc:Ignorable="w14 w15 w16se w16cid w16 w16cex w16sdtdh w16sdtfl w16du wp14">
+<w:hdr xmlns:wpc="http://schemas.microsoft.com/office/word/2010/wordprocessingCanvas" xmlns:cx="http://schemas.microsoft.com/office/drawing/2014/chartex" xmlns:cx1="http://schemas.microsoft.com/office/drawing/2015/9/8/chartex" xmlns:cx2="http://schemas.microsoft.com/office/drawing/2015/10/21/chartex" xmlns:cx3="http://schemas.microsoft.com/office/drawing/2016/5/9/chartex" xmlns:cx4="http://schemas.microsoft.com/office/drawing/2016/5/10/chartex" xmlns:cx5="http://schemas.microsoft.com/office/drawing/2016/5/11/chartex" xmlns:cx6="http://schemas.microsoft.com/office/drawing/2016/5/12/chartex" xmlns:cx7="http://schemas.microsoft.com/office/drawing/2016/5/13/chartex" xmlns:cx8="http://schemas.microsoft.com/office/drawing/2016/5/14/chartex" xmlns:mc="http://schemas.openxmlformats.org/markup-compatibility/2006" xmlns:aink="http://schemas.microsoft.com/office/drawing/2016/ink" xmlns:am3d="http://schemas.microsoft.com/office/drawing/2017/model3d" xmlns:o="urn:schemas-microsoft-com:office:office" xmlns:oel="http://schemas.microsoft.com/office/2019/extlst" xmlns:r="http://schemas.openxmlformats.org/officeDocument/2006/relationships" xmlns:m="http://schemas.openxmlformats.org/officeDocument/2006/math" xmlns:v="urn:schemas-microsoft-com:vml" xmlns:wp14="http://schemas.microsoft.com/office/word/2010/wordprocessingDrawing" xmlns:wp="http://schemas.openxmlformats.org/drawingml/2006/wordprocessingDrawing" xmlns:w10="urn:schemas-microsoft-com:office:word" xmlns:w="http://schemas.openxmlformats.org/wordprocessingml/2006/main" xmlns:w14="http://schemas.microsoft.com/office/word/2010/wordml" xmlns:w15="http://schemas.microsoft.com/office/word/2012/wordml" xmlns:w16cei="http://schemas.microsoft.com/office/word/2026/wordml/cei" xmlns:w16cex="http://schemas.microsoft.com/office/word/2018/wordml/cex" xmlns:w16cid="http://schemas.microsoft.com/office/word/2016/wordml/cid" xmlns:w16="http://schemas.microsoft.com/office/word/2018/wordml" xmlns:w16du="http://schemas.microsoft.com/office/word/2023/wordml/word16du" xmlns:w16sdtdh="http://schemas.microsoft.com/office/word/2020/wordml/sdtdatahash" xmlns:w16sdtfl="http://schemas.microsoft.com/office/word/2024/wordml/sdtformatlock" xmlns:w16se="http://schemas.microsoft.com/office/word/2015/wordml/symex" xmlns:wpg="http://schemas.microsoft.com/office/word/2010/wordprocessingGroup" xmlns:wpi="http://schemas.microsoft.com/office/word/2010/wordprocessingInk" xmlns:wne="http://schemas.microsoft.com/office/word/2006/wordml" xmlns:wps="http://schemas.microsoft.com/office/word/2010/wordprocessingShape" mc:Ignorable="w14 w15 w16se w16cid w16 w16cex w16sdtdh w16sdtfl w16du wp14">
   <w:tbl>
     <w:tblPr>
       <w:tblStyle w:val="TableGrid"/>
       <w:tblW w:w="9209" w:type="dxa"/>
       <w:jc w:val="center"/>
       <w:tblBorders>
-        <w:top w:val="none" w:color="auto" w:sz="0" w:space="0"/>
-        <w:left w:val="none" w:color="auto" w:sz="0" w:space="0"/>
-        <w:bottom w:val="none" w:color="auto" w:sz="0" w:space="0"/>
-        <w:right w:val="none" w:color="auto" w:sz="0" w:space="0"/>
-        <w:insideH w:val="none" w:color="auto" w:sz="0" w:space="0"/>
-        <w:insideV w:val="none" w:color="auto" w:sz="0" w:space="0"/>
+        <w:top w:val="none" w:sz="0" w:space="0" w:color="auto"/>
+        <w:left w:val="none" w:sz="0" w:space="0" w:color="auto"/>
+        <w:bottom w:val="none" w:sz="0" w:space="0" w:color="auto"/>
+        <w:right w:val="none" w:sz="0" w:space="0" w:color="auto"/>
+        <w:insideH w:val="none" w:sz="0" w:space="0" w:color="auto"/>
+        <w:insideV w:val="none" w:sz="0" w:space="0" w:color="auto"/>
       </w:tblBorders>
       <w:tblLayout w:type="fixed"/>
       <w:tblLook w:val="04A0" w:firstRow="1" w:lastRow="0" w:firstColumn="1" w:lastColumn="0" w:noHBand="0" w:noVBand="1"/>
@@ -10573,7 +10564,7 @@
           <w:gridSpan w:val="2"/>
           <w:vMerge w:val="restart"/>
           <w:tcBorders>
-            <w:right w:val="double" w:color="auto" w:sz="4" w:space="0"/>
+            <w:right w:val="double" w:sz="4" w:space="0" w:color="auto"/>
           </w:tcBorders>
           <w:vAlign w:val="bottom"/>
         </w:tcPr>
@@ -10623,10 +10614,10 @@
         <w:tcPr>
           <w:tcW w:w="1701" w:type="dxa"/>
           <w:tcBorders>
-            <w:top w:val="double" w:color="auto" w:sz="4" w:space="0"/>
-            <w:left w:val="double" w:color="auto" w:sz="4" w:space="0"/>
-            <w:bottom w:val="double" w:color="auto" w:sz="4" w:space="0"/>
-            <w:right w:val="double" w:color="auto" w:sz="4" w:space="0"/>
+            <w:top w:val="double" w:sz="4" w:space="0" w:color="auto"/>
+            <w:left w:val="double" w:sz="4" w:space="0" w:color="auto"/>
+            <w:bottom w:val="double" w:sz="4" w:space="0" w:color="auto"/>
+            <w:right w:val="double" w:sz="4" w:space="0" w:color="auto"/>
           </w:tcBorders>
           <w:vAlign w:val="center"/>
         </w:tcPr>
@@ -10700,7 +10691,7 @@
         <w:tcPr>
           <w:tcW w:w="1701" w:type="dxa"/>
           <w:tcBorders>
-            <w:top w:val="double" w:color="auto" w:sz="4" w:space="0"/>
+            <w:top w:val="double" w:sz="4" w:space="0" w:color="auto"/>
           </w:tcBorders>
           <w:vAlign w:val="center"/>
         </w:tcPr>
@@ -10936,7 +10927,7 @@
         <w:p>
           <w:pPr>
             <w:pBdr>
-              <w:bottom w:val="single" w:color="auto" w:sz="6" w:space="1"/>
+              <w:bottom w:val="single" w:sz="6" w:space="1" w:color="auto"/>
             </w:pBdr>
             <w:ind w:right="0"/>
             <w:contextualSpacing/>
@@ -10989,7 +10980,7 @@
         <w:ind w:left="720" w:hanging="360"/>
       </w:pPr>
       <w:rPr>
-        <w:rFonts w:hint="default" w:ascii="Arial" w:hAnsi="Arial" w:eastAsia="Times New Roman" w:cs="Arial"/>
+        <w:rFonts w:ascii="Arial" w:eastAsia="Times New Roman" w:hAnsi="Arial" w:cs="Arial" w:hint="default"/>
       </w:rPr>
     </w:lvl>
     <w:lvl w:ilvl="1" w:tplc="04090003" w:tentative="1">
@@ -11001,7 +10992,7 @@
         <w:ind w:left="1440" w:hanging="360"/>
       </w:pPr>
       <w:rPr>
-        <w:rFonts w:hint="default" w:ascii="Courier New" w:hAnsi="Courier New" w:cs="Courier New"/>
+        <w:rFonts w:ascii="Courier New" w:hAnsi="Courier New" w:cs="Courier New" w:hint="default"/>
       </w:rPr>
     </w:lvl>
     <w:lvl w:ilvl="2" w:tplc="04090005" w:tentative="1">
@@ -11013,7 +11004,7 @@
         <w:ind w:left="2160" w:hanging="360"/>
       </w:pPr>
       <w:rPr>
-        <w:rFonts w:hint="default" w:ascii="Wingdings" w:hAnsi="Wingdings"/>
+        <w:rFonts w:ascii="Wingdings" w:hAnsi="Wingdings" w:hint="default"/>
       </w:rPr>
     </w:lvl>
     <w:lvl w:ilvl="3" w:tplc="04090001" w:tentative="1">
@@ -11025,7 +11016,7 @@
         <w:ind w:left="2880" w:hanging="360"/>
       </w:pPr>
       <w:rPr>
-        <w:rFonts w:hint="default" w:ascii="Symbol" w:hAnsi="Symbol"/>
+        <w:rFonts w:ascii="Symbol" w:hAnsi="Symbol" w:hint="default"/>
       </w:rPr>
     </w:lvl>
     <w:lvl w:ilvl="4" w:tplc="04090003" w:tentative="1">
@@ -11037,7 +11028,7 @@
         <w:ind w:left="3600" w:hanging="360"/>
       </w:pPr>
       <w:rPr>
-        <w:rFonts w:hint="default" w:ascii="Courier New" w:hAnsi="Courier New" w:cs="Courier New"/>
+        <w:rFonts w:ascii="Courier New" w:hAnsi="Courier New" w:cs="Courier New" w:hint="default"/>
       </w:rPr>
     </w:lvl>
     <w:lvl w:ilvl="5" w:tplc="04090005" w:tentative="1">
@@ -11049,7 +11040,7 @@
         <w:ind w:left="4320" w:hanging="360"/>
       </w:pPr>
       <w:rPr>
-        <w:rFonts w:hint="default" w:ascii="Wingdings" w:hAnsi="Wingdings"/>
+        <w:rFonts w:ascii="Wingdings" w:hAnsi="Wingdings" w:hint="default"/>
       </w:rPr>
     </w:lvl>
     <w:lvl w:ilvl="6" w:tplc="04090001" w:tentative="1">
@@ -11061,7 +11052,7 @@
         <w:ind w:left="5040" w:hanging="360"/>
       </w:pPr>
       <w:rPr>
-        <w:rFonts w:hint="default" w:ascii="Symbol" w:hAnsi="Symbol"/>
+        <w:rFonts w:ascii="Symbol" w:hAnsi="Symbol" w:hint="default"/>
       </w:rPr>
     </w:lvl>
     <w:lvl w:ilvl="7" w:tplc="04090003" w:tentative="1">
@@ -11073,7 +11064,7 @@
         <w:ind w:left="5760" w:hanging="360"/>
       </w:pPr>
       <w:rPr>
-        <w:rFonts w:hint="default" w:ascii="Courier New" w:hAnsi="Courier New" w:cs="Courier New"/>
+        <w:rFonts w:ascii="Courier New" w:hAnsi="Courier New" w:cs="Courier New" w:hint="default"/>
       </w:rPr>
     </w:lvl>
     <w:lvl w:ilvl="8" w:tplc="04090005" w:tentative="1">
@@ -11085,7 +11076,7 @@
         <w:ind w:left="6480" w:hanging="360"/>
       </w:pPr>
       <w:rPr>
-        <w:rFonts w:hint="default" w:ascii="Wingdings" w:hAnsi="Wingdings"/>
+        <w:rFonts w:ascii="Wingdings" w:hAnsi="Wingdings" w:hint="default"/>
       </w:rPr>
     </w:lvl>
   </w:abstractNum>
@@ -11455,7 +11446,7 @@
         <w:ind w:left="720" w:hanging="360"/>
       </w:pPr>
       <w:rPr>
-        <w:rFonts w:hint="default" w:ascii="Wingdings" w:hAnsi="Wingdings"/>
+        <w:rFonts w:ascii="Wingdings" w:hAnsi="Wingdings" w:hint="default"/>
       </w:rPr>
     </w:lvl>
     <w:lvl w:ilvl="1" w:tplc="04090003" w:tentative="1">
@@ -11467,7 +11458,7 @@
         <w:ind w:left="1440" w:hanging="360"/>
       </w:pPr>
       <w:rPr>
-        <w:rFonts w:hint="default" w:ascii="Courier New" w:hAnsi="Courier New" w:cs="Courier New"/>
+        <w:rFonts w:ascii="Courier New" w:hAnsi="Courier New" w:cs="Courier New" w:hint="default"/>
       </w:rPr>
     </w:lvl>
     <w:lvl w:ilvl="2" w:tplc="04090005" w:tentative="1">
@@ -11479,7 +11470,7 @@
         <w:ind w:left="2160" w:hanging="360"/>
       </w:pPr>
       <w:rPr>
-        <w:rFonts w:hint="default" w:ascii="Wingdings" w:hAnsi="Wingdings"/>
+        <w:rFonts w:ascii="Wingdings" w:hAnsi="Wingdings" w:hint="default"/>
       </w:rPr>
     </w:lvl>
     <w:lvl w:ilvl="3" w:tplc="04090001" w:tentative="1">
@@ -11491,7 +11482,7 @@
         <w:ind w:left="2880" w:hanging="360"/>
       </w:pPr>
       <w:rPr>
-        <w:rFonts w:hint="default" w:ascii="Symbol" w:hAnsi="Symbol"/>
+        <w:rFonts w:ascii="Symbol" w:hAnsi="Symbol" w:hint="default"/>
       </w:rPr>
     </w:lvl>
     <w:lvl w:ilvl="4" w:tplc="04090003" w:tentative="1">
@@ -11503,7 +11494,7 @@
         <w:ind w:left="3600" w:hanging="360"/>
       </w:pPr>
       <w:rPr>
-        <w:rFonts w:hint="default" w:ascii="Courier New" w:hAnsi="Courier New" w:cs="Courier New"/>
+        <w:rFonts w:ascii="Courier New" w:hAnsi="Courier New" w:cs="Courier New" w:hint="default"/>
       </w:rPr>
     </w:lvl>
     <w:lvl w:ilvl="5" w:tplc="04090005" w:tentative="1">
@@ -11515,7 +11506,7 @@
         <w:ind w:left="4320" w:hanging="360"/>
       </w:pPr>
       <w:rPr>
-        <w:rFonts w:hint="default" w:ascii="Wingdings" w:hAnsi="Wingdings"/>
+        <w:rFonts w:ascii="Wingdings" w:hAnsi="Wingdings" w:hint="default"/>
       </w:rPr>
     </w:lvl>
     <w:lvl w:ilvl="6" w:tplc="04090001" w:tentative="1">
@@ -11527,7 +11518,7 @@
         <w:ind w:left="5040" w:hanging="360"/>
       </w:pPr>
       <w:rPr>
-        <w:rFonts w:hint="default" w:ascii="Symbol" w:hAnsi="Symbol"/>
+        <w:rFonts w:ascii="Symbol" w:hAnsi="Symbol" w:hint="default"/>
       </w:rPr>
     </w:lvl>
     <w:lvl w:ilvl="7" w:tplc="04090003" w:tentative="1">
@@ -11539,7 +11530,7 @@
         <w:ind w:left="5760" w:hanging="360"/>
       </w:pPr>
       <w:rPr>
-        <w:rFonts w:hint="default" w:ascii="Courier New" w:hAnsi="Courier New" w:cs="Courier New"/>
+        <w:rFonts w:ascii="Courier New" w:hAnsi="Courier New" w:cs="Courier New" w:hint="default"/>
       </w:rPr>
     </w:lvl>
     <w:lvl w:ilvl="8" w:tplc="04090005" w:tentative="1">
@@ -11551,7 +11542,7 @@
         <w:ind w:left="6480" w:hanging="360"/>
       </w:pPr>
       <w:rPr>
-        <w:rFonts w:hint="default" w:ascii="Wingdings" w:hAnsi="Wingdings"/>
+        <w:rFonts w:ascii="Wingdings" w:hAnsi="Wingdings" w:hint="default"/>
       </w:rPr>
     </w:lvl>
   </w:abstractNum>
@@ -11657,7 +11648,7 @@
         <w:ind w:left="720" w:hanging="360"/>
       </w:pPr>
       <w:rPr>
-        <w:rFonts w:hint="default" w:ascii="Century Gothic" w:hAnsi="Century Gothic" w:eastAsia="Times New Roman" w:cs="Tahoma"/>
+        <w:rFonts w:ascii="Century Gothic" w:eastAsia="Times New Roman" w:hAnsi="Century Gothic" w:cs="Tahoma" w:hint="default"/>
       </w:rPr>
     </w:lvl>
     <w:lvl w:ilvl="1" w:tplc="04090003" w:tentative="1">
@@ -11669,7 +11660,7 @@
         <w:ind w:left="1440" w:hanging="360"/>
       </w:pPr>
       <w:rPr>
-        <w:rFonts w:hint="default" w:ascii="Courier New" w:hAnsi="Courier New" w:cs="Courier New"/>
+        <w:rFonts w:ascii="Courier New" w:hAnsi="Courier New" w:cs="Courier New" w:hint="default"/>
       </w:rPr>
     </w:lvl>
     <w:lvl w:ilvl="2" w:tplc="04090005" w:tentative="1">
@@ -11681,7 +11672,7 @@
         <w:ind w:left="2160" w:hanging="360"/>
       </w:pPr>
       <w:rPr>
-        <w:rFonts w:hint="default" w:ascii="Wingdings" w:hAnsi="Wingdings"/>
+        <w:rFonts w:ascii="Wingdings" w:hAnsi="Wingdings" w:hint="default"/>
       </w:rPr>
     </w:lvl>
     <w:lvl w:ilvl="3" w:tplc="04090001" w:tentative="1">
@@ -11693,7 +11684,7 @@
         <w:ind w:left="2880" w:hanging="360"/>
       </w:pPr>
       <w:rPr>
-        <w:rFonts w:hint="default" w:ascii="Symbol" w:hAnsi="Symbol"/>
+        <w:rFonts w:ascii="Symbol" w:hAnsi="Symbol" w:hint="default"/>
       </w:rPr>
     </w:lvl>
     <w:lvl w:ilvl="4" w:tplc="04090003" w:tentative="1">
@@ -11705,7 +11696,7 @@
         <w:ind w:left="3600" w:hanging="360"/>
       </w:pPr>
       <w:rPr>
-        <w:rFonts w:hint="default" w:ascii="Courier New" w:hAnsi="Courier New" w:cs="Courier New"/>
+        <w:rFonts w:ascii="Courier New" w:hAnsi="Courier New" w:cs="Courier New" w:hint="default"/>
       </w:rPr>
     </w:lvl>
     <w:lvl w:ilvl="5" w:tplc="04090005" w:tentative="1">
@@ -11717,7 +11708,7 @@
         <w:ind w:left="4320" w:hanging="360"/>
       </w:pPr>
       <w:rPr>
-        <w:rFonts w:hint="default" w:ascii="Wingdings" w:hAnsi="Wingdings"/>
+        <w:rFonts w:ascii="Wingdings" w:hAnsi="Wingdings" w:hint="default"/>
       </w:rPr>
     </w:lvl>
     <w:lvl w:ilvl="6" w:tplc="04090001" w:tentative="1">
@@ -11729,7 +11720,7 @@
         <w:ind w:left="5040" w:hanging="360"/>
       </w:pPr>
       <w:rPr>
-        <w:rFonts w:hint="default" w:ascii="Symbol" w:hAnsi="Symbol"/>
+        <w:rFonts w:ascii="Symbol" w:hAnsi="Symbol" w:hint="default"/>
       </w:rPr>
     </w:lvl>
     <w:lvl w:ilvl="7" w:tplc="04090003" w:tentative="1">
@@ -11741,7 +11732,7 @@
         <w:ind w:left="5760" w:hanging="360"/>
       </w:pPr>
       <w:rPr>
-        <w:rFonts w:hint="default" w:ascii="Courier New" w:hAnsi="Courier New" w:cs="Courier New"/>
+        <w:rFonts w:ascii="Courier New" w:hAnsi="Courier New" w:cs="Courier New" w:hint="default"/>
       </w:rPr>
     </w:lvl>
     <w:lvl w:ilvl="8" w:tplc="04090005" w:tentative="1">
@@ -11753,7 +11744,7 @@
         <w:ind w:left="6480" w:hanging="360"/>
       </w:pPr>
       <w:rPr>
-        <w:rFonts w:hint="default" w:ascii="Wingdings" w:hAnsi="Wingdings"/>
+        <w:rFonts w:ascii="Wingdings" w:hAnsi="Wingdings" w:hint="default"/>
       </w:rPr>
     </w:lvl>
   </w:abstractNum>
@@ -11770,7 +11761,7 @@
         <w:ind w:left="720" w:hanging="360"/>
       </w:pPr>
       <w:rPr>
-        <w:rFonts w:hint="default" w:ascii="Wingdings" w:hAnsi="Wingdings"/>
+        <w:rFonts w:ascii="Wingdings" w:hAnsi="Wingdings" w:hint="default"/>
       </w:rPr>
     </w:lvl>
     <w:lvl w:ilvl="1" w:tplc="04090003" w:tentative="1">
@@ -11782,7 +11773,7 @@
         <w:ind w:left="1440" w:hanging="360"/>
       </w:pPr>
       <w:rPr>
-        <w:rFonts w:hint="default" w:ascii="Courier New" w:hAnsi="Courier New" w:cs="Courier New"/>
+        <w:rFonts w:ascii="Courier New" w:hAnsi="Courier New" w:cs="Courier New" w:hint="default"/>
       </w:rPr>
     </w:lvl>
     <w:lvl w:ilvl="2" w:tplc="04090005" w:tentative="1">
@@ -11794,7 +11785,7 @@
         <w:ind w:left="2160" w:hanging="360"/>
       </w:pPr>
       <w:rPr>
-        <w:rFonts w:hint="default" w:ascii="Wingdings" w:hAnsi="Wingdings"/>
+        <w:rFonts w:ascii="Wingdings" w:hAnsi="Wingdings" w:hint="default"/>
       </w:rPr>
     </w:lvl>
     <w:lvl w:ilvl="3" w:tplc="04090001" w:tentative="1">
@@ -11806,7 +11797,7 @@
         <w:ind w:left="2880" w:hanging="360"/>
       </w:pPr>
       <w:rPr>
-        <w:rFonts w:hint="default" w:ascii="Symbol" w:hAnsi="Symbol"/>
+        <w:rFonts w:ascii="Symbol" w:hAnsi="Symbol" w:hint="default"/>
       </w:rPr>
     </w:lvl>
     <w:lvl w:ilvl="4" w:tplc="04090003" w:tentative="1">
@@ -11818,7 +11809,7 @@
         <w:ind w:left="3600" w:hanging="360"/>
       </w:pPr>
       <w:rPr>
-        <w:rFonts w:hint="default" w:ascii="Courier New" w:hAnsi="Courier New" w:cs="Courier New"/>
+        <w:rFonts w:ascii="Courier New" w:hAnsi="Courier New" w:cs="Courier New" w:hint="default"/>
       </w:rPr>
     </w:lvl>
     <w:lvl w:ilvl="5" w:tplc="04090005" w:tentative="1">
@@ -11830,7 +11821,7 @@
         <w:ind w:left="4320" w:hanging="360"/>
       </w:pPr>
       <w:rPr>
-        <w:rFonts w:hint="default" w:ascii="Wingdings" w:hAnsi="Wingdings"/>
+        <w:rFonts w:ascii="Wingdings" w:hAnsi="Wingdings" w:hint="default"/>
       </w:rPr>
     </w:lvl>
     <w:lvl w:ilvl="6" w:tplc="04090001" w:tentative="1">
@@ -11842,7 +11833,7 @@
         <w:ind w:left="5040" w:hanging="360"/>
       </w:pPr>
       <w:rPr>
-        <w:rFonts w:hint="default" w:ascii="Symbol" w:hAnsi="Symbol"/>
+        <w:rFonts w:ascii="Symbol" w:hAnsi="Symbol" w:hint="default"/>
       </w:rPr>
     </w:lvl>
     <w:lvl w:ilvl="7" w:tplc="04090003" w:tentative="1">
@@ -11854,7 +11845,7 @@
         <w:ind w:left="5760" w:hanging="360"/>
       </w:pPr>
       <w:rPr>
-        <w:rFonts w:hint="default" w:ascii="Courier New" w:hAnsi="Courier New" w:cs="Courier New"/>
+        <w:rFonts w:ascii="Courier New" w:hAnsi="Courier New" w:cs="Courier New" w:hint="default"/>
       </w:rPr>
     </w:lvl>
     <w:lvl w:ilvl="8" w:tplc="04090005" w:tentative="1">
@@ -11866,7 +11857,7 @@
         <w:ind w:left="6480" w:hanging="360"/>
       </w:pPr>
       <w:rPr>
-        <w:rFonts w:hint="default" w:ascii="Wingdings" w:hAnsi="Wingdings"/>
+        <w:rFonts w:ascii="Wingdings" w:hAnsi="Wingdings" w:hint="default"/>
       </w:rPr>
     </w:lvl>
   </w:abstractNum>
@@ -11972,7 +11963,7 @@
         <w:ind w:left="2461" w:hanging="360"/>
       </w:pPr>
       <w:rPr>
-        <w:rFonts w:hint="default" w:ascii="Symbol" w:hAnsi="Symbol"/>
+        <w:rFonts w:ascii="Symbol" w:hAnsi="Symbol" w:hint="default"/>
       </w:rPr>
     </w:lvl>
     <w:lvl w:ilvl="1" w:tplc="04090003" w:tentative="1">
@@ -11984,7 +11975,7 @@
         <w:ind w:left="3181" w:hanging="360"/>
       </w:pPr>
       <w:rPr>
-        <w:rFonts w:hint="default" w:ascii="Courier New" w:hAnsi="Courier New" w:cs="Courier New"/>
+        <w:rFonts w:ascii="Courier New" w:hAnsi="Courier New" w:cs="Courier New" w:hint="default"/>
       </w:rPr>
     </w:lvl>
     <w:lvl w:ilvl="2" w:tplc="04090005" w:tentative="1">
@@ -11996,7 +11987,7 @@
         <w:ind w:left="3901" w:hanging="360"/>
       </w:pPr>
       <w:rPr>
-        <w:rFonts w:hint="default" w:ascii="Wingdings" w:hAnsi="Wingdings"/>
+        <w:rFonts w:ascii="Wingdings" w:hAnsi="Wingdings" w:hint="default"/>
       </w:rPr>
     </w:lvl>
     <w:lvl w:ilvl="3" w:tplc="04090001" w:tentative="1">
@@ -12008,7 +11999,7 @@
         <w:ind w:left="4621" w:hanging="360"/>
       </w:pPr>
       <w:rPr>
-        <w:rFonts w:hint="default" w:ascii="Symbol" w:hAnsi="Symbol"/>
+        <w:rFonts w:ascii="Symbol" w:hAnsi="Symbol" w:hint="default"/>
       </w:rPr>
     </w:lvl>
     <w:lvl w:ilvl="4" w:tplc="04090003" w:tentative="1">
@@ -12020,7 +12011,7 @@
         <w:ind w:left="5341" w:hanging="360"/>
       </w:pPr>
       <w:rPr>
-        <w:rFonts w:hint="default" w:ascii="Courier New" w:hAnsi="Courier New" w:cs="Courier New"/>
+        <w:rFonts w:ascii="Courier New" w:hAnsi="Courier New" w:cs="Courier New" w:hint="default"/>
       </w:rPr>
     </w:lvl>
     <w:lvl w:ilvl="5" w:tplc="04090005" w:tentative="1">
@@ -12032,7 +12023,7 @@
         <w:ind w:left="6061" w:hanging="360"/>
       </w:pPr>
       <w:rPr>
-        <w:rFonts w:hint="default" w:ascii="Wingdings" w:hAnsi="Wingdings"/>
+        <w:rFonts w:ascii="Wingdings" w:hAnsi="Wingdings" w:hint="default"/>
       </w:rPr>
     </w:lvl>
     <w:lvl w:ilvl="6" w:tplc="04090001" w:tentative="1">
@@ -12044,7 +12035,7 @@
         <w:ind w:left="6781" w:hanging="360"/>
       </w:pPr>
       <w:rPr>
-        <w:rFonts w:hint="default" w:ascii="Symbol" w:hAnsi="Symbol"/>
+        <w:rFonts w:ascii="Symbol" w:hAnsi="Symbol" w:hint="default"/>
       </w:rPr>
     </w:lvl>
     <w:lvl w:ilvl="7" w:tplc="04090003" w:tentative="1">
@@ -12056,7 +12047,7 @@
         <w:ind w:left="7501" w:hanging="360"/>
       </w:pPr>
       <w:rPr>
-        <w:rFonts w:hint="default" w:ascii="Courier New" w:hAnsi="Courier New" w:cs="Courier New"/>
+        <w:rFonts w:ascii="Courier New" w:hAnsi="Courier New" w:cs="Courier New" w:hint="default"/>
       </w:rPr>
     </w:lvl>
     <w:lvl w:ilvl="8" w:tplc="04090005" w:tentative="1">
@@ -12068,7 +12059,7 @@
         <w:ind w:left="8221" w:hanging="360"/>
       </w:pPr>
       <w:rPr>
-        <w:rFonts w:hint="default" w:ascii="Wingdings" w:hAnsi="Wingdings"/>
+        <w:rFonts w:ascii="Wingdings" w:hAnsi="Wingdings" w:hint="default"/>
       </w:rPr>
     </w:lvl>
   </w:abstractNum>
@@ -12085,7 +12076,7 @@
         <w:ind w:left="1741" w:hanging="360"/>
       </w:pPr>
       <w:rPr>
-        <w:rFonts w:hint="default" w:ascii="Wingdings" w:hAnsi="Wingdings"/>
+        <w:rFonts w:ascii="Wingdings" w:hAnsi="Wingdings" w:hint="default"/>
       </w:rPr>
     </w:lvl>
     <w:lvl w:ilvl="1" w:tplc="04090003" w:tentative="1">
@@ -12097,7 +12088,7 @@
         <w:ind w:left="2461" w:hanging="360"/>
       </w:pPr>
       <w:rPr>
-        <w:rFonts w:hint="default" w:ascii="Courier New" w:hAnsi="Courier New" w:cs="Courier New"/>
+        <w:rFonts w:ascii="Courier New" w:hAnsi="Courier New" w:cs="Courier New" w:hint="default"/>
       </w:rPr>
     </w:lvl>
     <w:lvl w:ilvl="2" w:tplc="04090005" w:tentative="1">
@@ -12109,7 +12100,7 @@
         <w:ind w:left="3181" w:hanging="360"/>
       </w:pPr>
       <w:rPr>
-        <w:rFonts w:hint="default" w:ascii="Wingdings" w:hAnsi="Wingdings"/>
+        <w:rFonts w:ascii="Wingdings" w:hAnsi="Wingdings" w:hint="default"/>
       </w:rPr>
     </w:lvl>
     <w:lvl w:ilvl="3" w:tplc="04090001" w:tentative="1">
@@ -12121,7 +12112,7 @@
         <w:ind w:left="3901" w:hanging="360"/>
       </w:pPr>
       <w:rPr>
-        <w:rFonts w:hint="default" w:ascii="Symbol" w:hAnsi="Symbol"/>
+        <w:rFonts w:ascii="Symbol" w:hAnsi="Symbol" w:hint="default"/>
       </w:rPr>
     </w:lvl>
     <w:lvl w:ilvl="4" w:tplc="04090003" w:tentative="1">
@@ -12133,7 +12124,7 @@
         <w:ind w:left="4621" w:hanging="360"/>
       </w:pPr>
       <w:rPr>
-        <w:rFonts w:hint="default" w:ascii="Courier New" w:hAnsi="Courier New" w:cs="Courier New"/>
+        <w:rFonts w:ascii="Courier New" w:hAnsi="Courier New" w:cs="Courier New" w:hint="default"/>
       </w:rPr>
     </w:lvl>
     <w:lvl w:ilvl="5" w:tplc="04090005" w:tentative="1">
@@ -12145,7 +12136,7 @@
         <w:ind w:left="5341" w:hanging="360"/>
       </w:pPr>
       <w:rPr>
-        <w:rFonts w:hint="default" w:ascii="Wingdings" w:hAnsi="Wingdings"/>
+        <w:rFonts w:ascii="Wingdings" w:hAnsi="Wingdings" w:hint="default"/>
       </w:rPr>
     </w:lvl>
     <w:lvl w:ilvl="6" w:tplc="04090001" w:tentative="1">
@@ -12157,7 +12148,7 @@
         <w:ind w:left="6061" w:hanging="360"/>
       </w:pPr>
       <w:rPr>
-        <w:rFonts w:hint="default" w:ascii="Symbol" w:hAnsi="Symbol"/>
+        <w:rFonts w:ascii="Symbol" w:hAnsi="Symbol" w:hint="default"/>
       </w:rPr>
     </w:lvl>
     <w:lvl w:ilvl="7" w:tplc="04090003" w:tentative="1">
@@ -12169,7 +12160,7 @@
         <w:ind w:left="6781" w:hanging="360"/>
       </w:pPr>
       <w:rPr>
-        <w:rFonts w:hint="default" w:ascii="Courier New" w:hAnsi="Courier New" w:cs="Courier New"/>
+        <w:rFonts w:ascii="Courier New" w:hAnsi="Courier New" w:cs="Courier New" w:hint="default"/>
       </w:rPr>
     </w:lvl>
     <w:lvl w:ilvl="8" w:tplc="04090005" w:tentative="1">
@@ -12181,7 +12172,7 @@
         <w:ind w:left="7501" w:hanging="360"/>
       </w:pPr>
       <w:rPr>
-        <w:rFonts w:hint="default" w:ascii="Wingdings" w:hAnsi="Wingdings"/>
+        <w:rFonts w:ascii="Wingdings" w:hAnsi="Wingdings" w:hint="default"/>
       </w:rPr>
     </w:lvl>
   </w:abstractNum>
@@ -12590,7 +12581,7 @@
         <w:ind w:left="1440" w:hanging="360"/>
       </w:pPr>
       <w:rPr>
-        <w:rFonts w:hint="default" w:ascii="Symbol" w:hAnsi="Symbol"/>
+        <w:rFonts w:ascii="Symbol" w:hAnsi="Symbol" w:hint="default"/>
       </w:rPr>
     </w:lvl>
     <w:lvl w:ilvl="1" w:tplc="04090003" w:tentative="1">
@@ -12602,7 +12593,7 @@
         <w:ind w:left="2160" w:hanging="360"/>
       </w:pPr>
       <w:rPr>
-        <w:rFonts w:hint="default" w:ascii="Courier New" w:hAnsi="Courier New" w:cs="Courier New"/>
+        <w:rFonts w:ascii="Courier New" w:hAnsi="Courier New" w:cs="Courier New" w:hint="default"/>
       </w:rPr>
     </w:lvl>
     <w:lvl w:ilvl="2" w:tplc="04090005" w:tentative="1">
@@ -12614,7 +12605,7 @@
         <w:ind w:left="2880" w:hanging="360"/>
       </w:pPr>
       <w:rPr>
-        <w:rFonts w:hint="default" w:ascii="Wingdings" w:hAnsi="Wingdings"/>
+        <w:rFonts w:ascii="Wingdings" w:hAnsi="Wingdings" w:hint="default"/>
       </w:rPr>
     </w:lvl>
     <w:lvl w:ilvl="3" w:tplc="04090001" w:tentative="1">
@@ -12626,7 +12617,7 @@
         <w:ind w:left="3600" w:hanging="360"/>
       </w:pPr>
       <w:rPr>
-        <w:rFonts w:hint="default" w:ascii="Symbol" w:hAnsi="Symbol"/>
+        <w:rFonts w:ascii="Symbol" w:hAnsi="Symbol" w:hint="default"/>
       </w:rPr>
     </w:lvl>
     <w:lvl w:ilvl="4" w:tplc="04090003" w:tentative="1">
@@ -12638,7 +12629,7 @@
         <w:ind w:left="4320" w:hanging="360"/>
       </w:pPr>
       <w:rPr>
-        <w:rFonts w:hint="default" w:ascii="Courier New" w:hAnsi="Courier New" w:cs="Courier New"/>
+        <w:rFonts w:ascii="Courier New" w:hAnsi="Courier New" w:cs="Courier New" w:hint="default"/>
       </w:rPr>
     </w:lvl>
     <w:lvl w:ilvl="5" w:tplc="04090005" w:tentative="1">
@@ -12650,7 +12641,7 @@
         <w:ind w:left="5040" w:hanging="360"/>
       </w:pPr>
       <w:rPr>
-        <w:rFonts w:hint="default" w:ascii="Wingdings" w:hAnsi="Wingdings"/>
+        <w:rFonts w:ascii="Wingdings" w:hAnsi="Wingdings" w:hint="default"/>
       </w:rPr>
     </w:lvl>
     <w:lvl w:ilvl="6" w:tplc="04090001" w:tentative="1">
@@ -12662,7 +12653,7 @@
         <w:ind w:left="5760" w:hanging="360"/>
       </w:pPr>
       <w:rPr>
-        <w:rFonts w:hint="default" w:ascii="Symbol" w:hAnsi="Symbol"/>
+        <w:rFonts w:ascii="Symbol" w:hAnsi="Symbol" w:hint="default"/>
       </w:rPr>
     </w:lvl>
     <w:lvl w:ilvl="7" w:tplc="04090003" w:tentative="1">
@@ -12674,7 +12665,7 @@
         <w:ind w:left="6480" w:hanging="360"/>
       </w:pPr>
       <w:rPr>
-        <w:rFonts w:hint="default" w:ascii="Courier New" w:hAnsi="Courier New" w:cs="Courier New"/>
+        <w:rFonts w:ascii="Courier New" w:hAnsi="Courier New" w:cs="Courier New" w:hint="default"/>
       </w:rPr>
     </w:lvl>
     <w:lvl w:ilvl="8" w:tplc="04090005" w:tentative="1">
@@ -12686,7 +12677,7 @@
         <w:ind w:left="7200" w:hanging="360"/>
       </w:pPr>
       <w:rPr>
-        <w:rFonts w:hint="default" w:ascii="Wingdings" w:hAnsi="Wingdings"/>
+        <w:rFonts w:ascii="Wingdings" w:hAnsi="Wingdings" w:hint="default"/>
       </w:rPr>
     </w:lvl>
   </w:abstractNum>
@@ -12906,7 +12897,7 @@
         <w:ind w:left="720" w:hanging="360"/>
       </w:pPr>
       <w:rPr>
-        <w:rFonts w:hint="default" w:ascii="Wingdings" w:hAnsi="Wingdings" w:eastAsia="Times New Roman" w:cs="Times New Roman"/>
+        <w:rFonts w:ascii="Wingdings" w:eastAsia="Times New Roman" w:hAnsi="Wingdings" w:cs="Times New Roman" w:hint="default"/>
       </w:rPr>
     </w:lvl>
     <w:lvl w:ilvl="1" w:tplc="04090003" w:tentative="1">
@@ -12918,7 +12909,7 @@
         <w:ind w:left="1440" w:hanging="360"/>
       </w:pPr>
       <w:rPr>
-        <w:rFonts w:hint="default" w:ascii="Courier New" w:hAnsi="Courier New" w:cs="Courier New"/>
+        <w:rFonts w:ascii="Courier New" w:hAnsi="Courier New" w:cs="Courier New" w:hint="default"/>
       </w:rPr>
     </w:lvl>
     <w:lvl w:ilvl="2" w:tplc="04090005" w:tentative="1">
@@ -12930,7 +12921,7 @@
         <w:ind w:left="2160" w:hanging="360"/>
       </w:pPr>
       <w:rPr>
-        <w:rFonts w:hint="default" w:ascii="Wingdings" w:hAnsi="Wingdings"/>
+        <w:rFonts w:ascii="Wingdings" w:hAnsi="Wingdings" w:hint="default"/>
       </w:rPr>
     </w:lvl>
     <w:lvl w:ilvl="3" w:tplc="04090001" w:tentative="1">
@@ -12942,7 +12933,7 @@
         <w:ind w:left="2880" w:hanging="360"/>
       </w:pPr>
       <w:rPr>
-        <w:rFonts w:hint="default" w:ascii="Symbol" w:hAnsi="Symbol"/>
+        <w:rFonts w:ascii="Symbol" w:hAnsi="Symbol" w:hint="default"/>
       </w:rPr>
     </w:lvl>
     <w:lvl w:ilvl="4" w:tplc="04090003" w:tentative="1">
@@ -12954,7 +12945,7 @@
         <w:ind w:left="3600" w:hanging="360"/>
       </w:pPr>
       <w:rPr>
-        <w:rFonts w:hint="default" w:ascii="Courier New" w:hAnsi="Courier New" w:cs="Courier New"/>
+        <w:rFonts w:ascii="Courier New" w:hAnsi="Courier New" w:cs="Courier New" w:hint="default"/>
       </w:rPr>
     </w:lvl>
     <w:lvl w:ilvl="5" w:tplc="04090005" w:tentative="1">
@@ -12966,7 +12957,7 @@
         <w:ind w:left="4320" w:hanging="360"/>
       </w:pPr>
       <w:rPr>
-        <w:rFonts w:hint="default" w:ascii="Wingdings" w:hAnsi="Wingdings"/>
+        <w:rFonts w:ascii="Wingdings" w:hAnsi="Wingdings" w:hint="default"/>
       </w:rPr>
     </w:lvl>
     <w:lvl w:ilvl="6" w:tplc="04090001" w:tentative="1">
@@ -12978,7 +12969,7 @@
         <w:ind w:left="5040" w:hanging="360"/>
       </w:pPr>
       <w:rPr>
-        <w:rFonts w:hint="default" w:ascii="Symbol" w:hAnsi="Symbol"/>
+        <w:rFonts w:ascii="Symbol" w:hAnsi="Symbol" w:hint="default"/>
       </w:rPr>
     </w:lvl>
     <w:lvl w:ilvl="7" w:tplc="04090003" w:tentative="1">
@@ -12990,7 +12981,7 @@
         <w:ind w:left="5760" w:hanging="360"/>
       </w:pPr>
       <w:rPr>
-        <w:rFonts w:hint="default" w:ascii="Courier New" w:hAnsi="Courier New" w:cs="Courier New"/>
+        <w:rFonts w:ascii="Courier New" w:hAnsi="Courier New" w:cs="Courier New" w:hint="default"/>
       </w:rPr>
     </w:lvl>
     <w:lvl w:ilvl="8" w:tplc="04090005" w:tentative="1">
@@ -13002,7 +12993,7 @@
         <w:ind w:left="6480" w:hanging="360"/>
       </w:pPr>
       <w:rPr>
-        <w:rFonts w:hint="default" w:ascii="Wingdings" w:hAnsi="Wingdings"/>
+        <w:rFonts w:ascii="Wingdings" w:hAnsi="Wingdings" w:hint="default"/>
       </w:rPr>
     </w:lvl>
   </w:abstractNum>
@@ -13019,7 +13010,7 @@
         <w:ind w:left="450" w:hanging="360"/>
       </w:pPr>
       <w:rPr>
-        <w:rFonts w:hint="default" w:ascii="Arial" w:hAnsi="Arial" w:eastAsia="Calibri" w:cs="Arial"/>
+        <w:rFonts w:ascii="Arial" w:eastAsia="Calibri" w:hAnsi="Arial" w:cs="Arial" w:hint="default"/>
       </w:rPr>
     </w:lvl>
     <w:lvl w:ilvl="1" w:tplc="04090003" w:tentative="1">
@@ -13031,7 +13022,7 @@
         <w:ind w:left="1170" w:hanging="360"/>
       </w:pPr>
       <w:rPr>
-        <w:rFonts w:hint="default" w:ascii="Courier New" w:hAnsi="Courier New" w:cs="Courier New"/>
+        <w:rFonts w:ascii="Courier New" w:hAnsi="Courier New" w:cs="Courier New" w:hint="default"/>
       </w:rPr>
     </w:lvl>
     <w:lvl w:ilvl="2" w:tplc="04090005" w:tentative="1">
@@ -13043,7 +13034,7 @@
         <w:ind w:left="1890" w:hanging="360"/>
       </w:pPr>
       <w:rPr>
-        <w:rFonts w:hint="default" w:ascii="Wingdings" w:hAnsi="Wingdings"/>
+        <w:rFonts w:ascii="Wingdings" w:hAnsi="Wingdings" w:hint="default"/>
       </w:rPr>
     </w:lvl>
     <w:lvl w:ilvl="3" w:tplc="04090001" w:tentative="1">
@@ -13055,7 +13046,7 @@
         <w:ind w:left="2610" w:hanging="360"/>
       </w:pPr>
       <w:rPr>
-        <w:rFonts w:hint="default" w:ascii="Symbol" w:hAnsi="Symbol"/>
+        <w:rFonts w:ascii="Symbol" w:hAnsi="Symbol" w:hint="default"/>
       </w:rPr>
     </w:lvl>
     <w:lvl w:ilvl="4" w:tplc="04090003" w:tentative="1">
@@ -13067,7 +13058,7 @@
         <w:ind w:left="3330" w:hanging="360"/>
       </w:pPr>
       <w:rPr>
-        <w:rFonts w:hint="default" w:ascii="Courier New" w:hAnsi="Courier New" w:cs="Courier New"/>
+        <w:rFonts w:ascii="Courier New" w:hAnsi="Courier New" w:cs="Courier New" w:hint="default"/>
       </w:rPr>
     </w:lvl>
     <w:lvl w:ilvl="5" w:tplc="04090005" w:tentative="1">
@@ -13079,7 +13070,7 @@
         <w:ind w:left="4050" w:hanging="360"/>
       </w:pPr>
       <w:rPr>
-        <w:rFonts w:hint="default" w:ascii="Wingdings" w:hAnsi="Wingdings"/>
+        <w:rFonts w:ascii="Wingdings" w:hAnsi="Wingdings" w:hint="default"/>
       </w:rPr>
     </w:lvl>
     <w:lvl w:ilvl="6" w:tplc="04090001" w:tentative="1">
@@ -13091,7 +13082,7 @@
         <w:ind w:left="4770" w:hanging="360"/>
       </w:pPr>
       <w:rPr>
-        <w:rFonts w:hint="default" w:ascii="Symbol" w:hAnsi="Symbol"/>
+        <w:rFonts w:ascii="Symbol" w:hAnsi="Symbol" w:hint="default"/>
       </w:rPr>
     </w:lvl>
     <w:lvl w:ilvl="7" w:tplc="04090003" w:tentative="1">
@@ -13103,7 +13094,7 @@
         <w:ind w:left="5490" w:hanging="360"/>
       </w:pPr>
       <w:rPr>
-        <w:rFonts w:hint="default" w:ascii="Courier New" w:hAnsi="Courier New" w:cs="Courier New"/>
+        <w:rFonts w:ascii="Courier New" w:hAnsi="Courier New" w:cs="Courier New" w:hint="default"/>
       </w:rPr>
     </w:lvl>
     <w:lvl w:ilvl="8" w:tplc="04090005" w:tentative="1">
@@ -13115,7 +13106,7 @@
         <w:ind w:left="6210" w:hanging="360"/>
       </w:pPr>
       <w:rPr>
-        <w:rFonts w:hint="default" w:ascii="Wingdings" w:hAnsi="Wingdings"/>
+        <w:rFonts w:ascii="Wingdings" w:hAnsi="Wingdings" w:hint="default"/>
       </w:rPr>
     </w:lvl>
   </w:abstractNum>
@@ -13362,11 +13353,11 @@
 </file>
 
 <file path=word/styles.xml><?xml version="1.0" encoding="utf-8"?>
-<w:styles xmlns:wp14="http://schemas.microsoft.com/office/word/2010/wordprocessingDrawing" xmlns:mc="http://schemas.openxmlformats.org/markup-compatibility/2006" xmlns:r="http://schemas.openxmlformats.org/officeDocument/2006/relationships" xmlns:w="http://schemas.openxmlformats.org/wordprocessingml/2006/main" xmlns:w14="http://schemas.microsoft.com/office/word/2010/wordml" xmlns:w15="http://schemas.microsoft.com/office/word/2012/wordml" xmlns:w16cex="http://schemas.microsoft.com/office/word/2018/wordml/cex" xmlns:w16cid="http://schemas.microsoft.com/office/word/2016/wordml/cid" xmlns:w16="http://schemas.microsoft.com/office/word/2018/wordml" xmlns:w16du="http://schemas.microsoft.com/office/word/2023/wordml/word16du" xmlns:w16sdtdh="http://schemas.microsoft.com/office/word/2020/wordml/sdtdatahash" xmlns:w16sdtfl="http://schemas.microsoft.com/office/word/2024/wordml/sdtformatlock" xmlns:w16se="http://schemas.microsoft.com/office/word/2015/wordml/symex" mc:Ignorable="w14 w15 w16se w16cid w16 w16cex w16sdtdh w16sdtfl w16du wp14">
+<w:styles xmlns:mc="http://schemas.openxmlformats.org/markup-compatibility/2006" xmlns:r="http://schemas.openxmlformats.org/officeDocument/2006/relationships" xmlns:w="http://schemas.openxmlformats.org/wordprocessingml/2006/main" xmlns:w14="http://schemas.microsoft.com/office/word/2010/wordml" xmlns:w15="http://schemas.microsoft.com/office/word/2012/wordml" xmlns:w16cex="http://schemas.microsoft.com/office/word/2018/wordml/cex" xmlns:w16cid="http://schemas.microsoft.com/office/word/2016/wordml/cid" xmlns:w16="http://schemas.microsoft.com/office/word/2018/wordml" xmlns:w16du="http://schemas.microsoft.com/office/word/2023/wordml/word16du" xmlns:w16sdtdh="http://schemas.microsoft.com/office/word/2020/wordml/sdtdatahash" xmlns:w16sdtfl="http://schemas.microsoft.com/office/word/2024/wordml/sdtformatlock" xmlns:w16se="http://schemas.microsoft.com/office/word/2015/wordml/symex" mc:Ignorable="w14 w15 w16se w16cid w16 w16cex w16sdtdh w16sdtfl w16du">
   <w:docDefaults>
     <w:rPrDefault>
       <w:rPr>
-        <w:rFonts w:ascii="Times New Roman" w:hAnsi="Times New Roman" w:cs="Times New Roman" w:eastAsiaTheme="minorHAnsi"/>
+        <w:rFonts w:ascii="Times New Roman" w:eastAsiaTheme="minorHAnsi" w:hAnsi="Times New Roman" w:cs="Times New Roman"/>
         <w:sz w:val="24"/>
         <w:szCs w:val="24"/>
         <w:lang w:val="en-US" w:eastAsia="en-US" w:bidi="ar-SA"/>
@@ -13383,14 +13374,14 @@
   <w:latentStyles w:defLockedState="0" w:defUIPriority="99" w:defSemiHidden="0" w:defUnhideWhenUsed="0" w:defQFormat="0" w:count="376">
     <w:lsdException w:name="Normal" w:uiPriority="0" w:qFormat="1"/>
     <w:lsdException w:name="heading 1" w:uiPriority="0" w:qFormat="1"/>
-    <w:lsdException w:name="heading 2" w:uiPriority="9" w:semiHidden="1" w:unhideWhenUsed="1" w:qFormat="1"/>
-    <w:lsdException w:name="heading 3" w:uiPriority="9" w:semiHidden="1" w:unhideWhenUsed="1" w:qFormat="1"/>
-    <w:lsdException w:name="heading 4" w:uiPriority="9" w:semiHidden="1" w:unhideWhenUsed="1" w:qFormat="1"/>
-    <w:lsdException w:name="heading 5" w:uiPriority="9" w:semiHidden="1" w:unhideWhenUsed="1" w:qFormat="1"/>
-    <w:lsdException w:name="heading 6" w:uiPriority="9" w:semiHidden="1" w:unhideWhenUsed="1" w:qFormat="1"/>
-    <w:lsdException w:name="heading 7" w:uiPriority="9" w:semiHidden="1" w:unhideWhenUsed="1" w:qFormat="1"/>
-    <w:lsdException w:name="heading 8" w:uiPriority="9" w:semiHidden="1" w:unhideWhenUsed="1" w:qFormat="1"/>
-    <w:lsdException w:name="heading 9" w:uiPriority="9" w:semiHidden="1" w:unhideWhenUsed="1" w:qFormat="1"/>
+    <w:lsdException w:name="heading 2" w:semiHidden="1" w:uiPriority="9" w:unhideWhenUsed="1" w:qFormat="1"/>
+    <w:lsdException w:name="heading 3" w:semiHidden="1" w:uiPriority="9" w:unhideWhenUsed="1" w:qFormat="1"/>
+    <w:lsdException w:name="heading 4" w:semiHidden="1" w:uiPriority="9" w:unhideWhenUsed="1" w:qFormat="1"/>
+    <w:lsdException w:name="heading 5" w:semiHidden="1" w:uiPriority="9" w:unhideWhenUsed="1" w:qFormat="1"/>
+    <w:lsdException w:name="heading 6" w:semiHidden="1" w:uiPriority="9" w:unhideWhenUsed="1" w:qFormat="1"/>
+    <w:lsdException w:name="heading 7" w:semiHidden="1" w:uiPriority="9" w:unhideWhenUsed="1" w:qFormat="1"/>
+    <w:lsdException w:name="heading 8" w:semiHidden="1" w:uiPriority="9" w:unhideWhenUsed="1" w:qFormat="1"/>
+    <w:lsdException w:name="heading 9" w:semiHidden="1" w:uiPriority="9" w:unhideWhenUsed="1" w:qFormat="1"/>
     <w:lsdException w:name="index 1" w:semiHidden="1" w:unhideWhenUsed="1"/>
     <w:lsdException w:name="index 2" w:semiHidden="1" w:unhideWhenUsed="1"/>
     <w:lsdException w:name="index 3" w:semiHidden="1" w:unhideWhenUsed="1"/>
@@ -13400,22 +13391,22 @@
     <w:lsdException w:name="index 7" w:semiHidden="1" w:unhideWhenUsed="1"/>
     <w:lsdException w:name="index 8" w:semiHidden="1" w:unhideWhenUsed="1"/>
     <w:lsdException w:name="index 9" w:semiHidden="1" w:unhideWhenUsed="1"/>
-    <w:lsdException w:name="toc 1" w:uiPriority="39" w:semiHidden="1" w:unhideWhenUsed="1" w:qFormat="1"/>
-    <w:lsdException w:name="toc 2" w:uiPriority="39" w:semiHidden="1" w:unhideWhenUsed="1" w:qFormat="1"/>
-    <w:lsdException w:name="toc 3" w:uiPriority="39" w:semiHidden="1" w:unhideWhenUsed="1" w:qFormat="1"/>
-    <w:lsdException w:name="toc 4" w:uiPriority="39" w:semiHidden="1" w:unhideWhenUsed="1"/>
-    <w:lsdException w:name="toc 5" w:uiPriority="39" w:semiHidden="1" w:unhideWhenUsed="1"/>
-    <w:lsdException w:name="toc 6" w:uiPriority="39" w:semiHidden="1" w:unhideWhenUsed="1"/>
-    <w:lsdException w:name="toc 7" w:uiPriority="39" w:semiHidden="1" w:unhideWhenUsed="1"/>
-    <w:lsdException w:name="toc 8" w:uiPriority="39" w:semiHidden="1" w:unhideWhenUsed="1"/>
-    <w:lsdException w:name="toc 9" w:uiPriority="39" w:semiHidden="1" w:unhideWhenUsed="1"/>
+    <w:lsdException w:name="toc 1" w:semiHidden="1" w:uiPriority="39" w:unhideWhenUsed="1" w:qFormat="1"/>
+    <w:lsdException w:name="toc 2" w:semiHidden="1" w:uiPriority="39" w:unhideWhenUsed="1" w:qFormat="1"/>
+    <w:lsdException w:name="toc 3" w:semiHidden="1" w:uiPriority="39" w:unhideWhenUsed="1" w:qFormat="1"/>
+    <w:lsdException w:name="toc 4" w:semiHidden="1" w:uiPriority="39" w:unhideWhenUsed="1"/>
+    <w:lsdException w:name="toc 5" w:semiHidden="1" w:uiPriority="39" w:unhideWhenUsed="1"/>
+    <w:lsdException w:name="toc 6" w:semiHidden="1" w:uiPriority="39" w:unhideWhenUsed="1"/>
+    <w:lsdException w:name="toc 7" w:semiHidden="1" w:uiPriority="39" w:unhideWhenUsed="1"/>
+    <w:lsdException w:name="toc 8" w:semiHidden="1" w:uiPriority="39" w:unhideWhenUsed="1"/>
+    <w:lsdException w:name="toc 9" w:semiHidden="1" w:uiPriority="39" w:unhideWhenUsed="1"/>
     <w:lsdException w:name="Normal Indent" w:semiHidden="1" w:unhideWhenUsed="1"/>
     <w:lsdException w:name="footnote text" w:semiHidden="1" w:unhideWhenUsed="1"/>
     <w:lsdException w:name="annotation text" w:semiHidden="1" w:unhideWhenUsed="1"/>
     <w:lsdException w:name="header" w:semiHidden="1" w:unhideWhenUsed="1"/>
     <w:lsdException w:name="footer" w:semiHidden="1" w:unhideWhenUsed="1"/>
     <w:lsdException w:name="index heading" w:semiHidden="1" w:unhideWhenUsed="1"/>
-    <w:lsdException w:name="caption" w:uiPriority="35" w:semiHidden="1" w:unhideWhenUsed="1" w:qFormat="1"/>
+    <w:lsdException w:name="caption" w:semiHidden="1" w:uiPriority="35" w:unhideWhenUsed="1" w:qFormat="1"/>
     <w:lsdException w:name="table of figures" w:semiHidden="1" w:unhideWhenUsed="1"/>
     <w:lsdException w:name="envelope address" w:semiHidden="1" w:unhideWhenUsed="1"/>
     <w:lsdException w:name="envelope return" w:semiHidden="1" w:unhideWhenUsed="1"/>
@@ -13446,7 +13437,7 @@
     <w:lsdException w:name="Title" w:uiPriority="10" w:qFormat="1"/>
     <w:lsdException w:name="Closing" w:semiHidden="1" w:unhideWhenUsed="1"/>
     <w:lsdException w:name="Signature" w:semiHidden="1" w:unhideWhenUsed="1"/>
-    <w:lsdException w:name="Default Paragraph Font" w:uiPriority="1" w:semiHidden="1" w:unhideWhenUsed="1"/>
+    <w:lsdException w:name="Default Paragraph Font" w:semiHidden="1" w:uiPriority="1" w:unhideWhenUsed="1"/>
     <w:lsdException w:name="Body Text" w:semiHidden="1" w:unhideWhenUsed="1"/>
     <w:lsdException w:name="Body Text Indent" w:semiHidden="1" w:unhideWhenUsed="1"/>
     <w:lsdException w:name="List Continue" w:semiHidden="1" w:unhideWhenUsed="1"/>
@@ -13471,7 +13462,7 @@
     <w:lsdException w:name="Strong" w:uiPriority="22" w:qFormat="1"/>
     <w:lsdException w:name="Emphasis" w:uiPriority="20" w:qFormat="1"/>
     <w:lsdException w:name="Document Map" w:semiHidden="1" w:unhideWhenUsed="1"/>
-    <w:lsdException w:name="Plain Text" w:uiPriority="0" w:semiHidden="1" w:unhideWhenUsed="1"/>
+    <w:lsdException w:name="Plain Text" w:semiHidden="1" w:uiPriority="0" w:unhideWhenUsed="1"/>
     <w:lsdException w:name="E-mail Signature" w:semiHidden="1" w:unhideWhenUsed="1"/>
     <w:lsdException w:name="HTML Top of Form" w:semiHidden="1" w:unhideWhenUsed="1"/>
     <w:lsdException w:name="HTML Bottom of Form" w:semiHidden="1" w:unhideWhenUsed="1"/>
@@ -13646,8 +13637,8 @@
     <w:lsdException w:name="Subtle Reference" w:uiPriority="31" w:qFormat="1"/>
     <w:lsdException w:name="Intense Reference" w:uiPriority="32" w:qFormat="1"/>
     <w:lsdException w:name="Book Title" w:uiPriority="33" w:qFormat="1"/>
-    <w:lsdException w:name="Bibliography" w:uiPriority="37" w:semiHidden="1" w:unhideWhenUsed="1"/>
-    <w:lsdException w:name="TOC Heading" w:uiPriority="39" w:semiHidden="1" w:unhideWhenUsed="1" w:qFormat="1"/>
+    <w:lsdException w:name="Bibliography" w:semiHidden="1" w:uiPriority="37" w:unhideWhenUsed="1"/>
+    <w:lsdException w:name="TOC Heading" w:semiHidden="1" w:uiPriority="39" w:unhideWhenUsed="1" w:qFormat="1"/>
     <w:lsdException w:name="Plain Table 1" w:uiPriority="41"/>
     <w:lsdException w:name="Plain Table 2" w:uiPriority="42"/>
     <w:lsdException w:name="Plain Table 3" w:uiPriority="43"/>
@@ -13758,7 +13749,7 @@
     <w:lsdException w:name="Unresolved Mention" w:semiHidden="1" w:unhideWhenUsed="1"/>
     <w:lsdException w:name="Smart Link" w:semiHidden="1" w:unhideWhenUsed="1"/>
   </w:latentStyles>
-  <w:style w:type="paragraph" w:styleId="Normal" w:default="1">
+  <w:style w:type="paragraph" w:default="1" w:styleId="Normal">
     <w:name w:val="Normal"/>
     <w:qFormat/>
     <w:rsid w:val="007C2C43"/>
@@ -13785,7 +13776,7 @@
       <w:outlineLvl w:val="0"/>
     </w:pPr>
     <w:rPr>
-      <w:rFonts w:ascii="Arial" w:hAnsi="Arial" w:eastAsia="Times New Roman" w:cs="Arial"/>
+      <w:rFonts w:ascii="Arial" w:eastAsia="Times New Roman" w:hAnsi="Arial" w:cs="Arial"/>
       <w:b/>
       <w:bCs/>
     </w:rPr>
@@ -13807,7 +13798,7 @@
       <w:outlineLvl w:val="2"/>
     </w:pPr>
     <w:rPr>
-      <w:rFonts w:asciiTheme="majorHAnsi" w:hAnsiTheme="majorHAnsi" w:eastAsiaTheme="majorEastAsia" w:cstheme="majorBidi"/>
+      <w:rFonts w:asciiTheme="majorHAnsi" w:eastAsiaTheme="majorEastAsia" w:hAnsiTheme="majorHAnsi" w:cstheme="majorBidi"/>
       <w:b/>
       <w:bCs/>
       <w:color w:val="4F81BD" w:themeColor="accent1"/>
@@ -13830,7 +13821,7 @@
       <w:outlineLvl w:val="3"/>
     </w:pPr>
     <w:rPr>
-      <w:rFonts w:asciiTheme="majorHAnsi" w:hAnsiTheme="majorHAnsi" w:eastAsiaTheme="majorEastAsia" w:cstheme="majorBidi"/>
+      <w:rFonts w:asciiTheme="majorHAnsi" w:eastAsiaTheme="majorEastAsia" w:hAnsiTheme="majorHAnsi" w:cstheme="majorBidi"/>
       <w:b/>
       <w:bCs/>
       <w:i/>
@@ -13838,13 +13829,13 @@
       <w:color w:val="4F81BD" w:themeColor="accent1"/>
     </w:rPr>
   </w:style>
-  <w:style w:type="character" w:styleId="DefaultParagraphFont" w:default="1">
+  <w:style w:type="character" w:default="1" w:styleId="DefaultParagraphFont">
     <w:name w:val="Default Paragraph Font"/>
     <w:uiPriority w:val="1"/>
     <w:semiHidden/>
     <w:unhideWhenUsed/>
   </w:style>
-  <w:style w:type="table" w:styleId="TableNormal" w:default="1">
+  <w:style w:type="table" w:default="1" w:styleId="TableNormal">
     <w:name w:val="Normal Table"/>
     <w:uiPriority w:val="99"/>
     <w:semiHidden/>
@@ -13859,7 +13850,7 @@
       </w:tblCellMar>
     </w:tblPr>
   </w:style>
-  <w:style w:type="numbering" w:styleId="NoList" w:default="1">
+  <w:style w:type="numbering" w:default="1" w:styleId="NoList">
     <w:name w:val="No List"/>
     <w:uiPriority w:val="99"/>
     <w:semiHidden/>
@@ -13880,7 +13871,7 @@
       <w:spacing w:line="240" w:lineRule="auto"/>
     </w:pPr>
   </w:style>
-  <w:style w:type="character" w:styleId="HeaderChar" w:customStyle="1">
+  <w:style w:type="character" w:customStyle="1" w:styleId="HeaderChar">
     <w:name w:val="Header Char"/>
     <w:basedOn w:val="DefaultParagraphFont"/>
     <w:link w:val="Header"/>
@@ -13902,7 +13893,7 @@
       <w:spacing w:line="240" w:lineRule="auto"/>
     </w:pPr>
   </w:style>
-  <w:style w:type="character" w:styleId="FooterChar" w:customStyle="1">
+  <w:style w:type="character" w:customStyle="1" w:styleId="FooterChar">
     <w:name w:val="Footer Char"/>
     <w:basedOn w:val="DefaultParagraphFont"/>
     <w:link w:val="Footer"/>
@@ -13920,27 +13911,27 @@
     </w:pPr>
     <w:tblPr>
       <w:tblBorders>
-        <w:top w:val="single" w:color="auto" w:sz="4" w:space="0"/>
-        <w:left w:val="single" w:color="auto" w:sz="4" w:space="0"/>
-        <w:bottom w:val="single" w:color="auto" w:sz="4" w:space="0"/>
-        <w:right w:val="single" w:color="auto" w:sz="4" w:space="0"/>
-        <w:insideH w:val="single" w:color="auto" w:sz="4" w:space="0"/>
-        <w:insideV w:val="single" w:color="auto" w:sz="4" w:space="0"/>
+        <w:top w:val="single" w:sz="4" w:space="0" w:color="auto"/>
+        <w:left w:val="single" w:sz="4" w:space="0" w:color="auto"/>
+        <w:bottom w:val="single" w:sz="4" w:space="0" w:color="auto"/>
+        <w:right w:val="single" w:sz="4" w:space="0" w:color="auto"/>
+        <w:insideH w:val="single" w:sz="4" w:space="0" w:color="auto"/>
+        <w:insideV w:val="single" w:sz="4" w:space="0" w:color="auto"/>
       </w:tblBorders>
     </w:tblPr>
   </w:style>
-  <w:style w:type="character" w:styleId="Heading1Char" w:customStyle="1">
+  <w:style w:type="character" w:customStyle="1" w:styleId="Heading1Char">
     <w:name w:val="Heading 1 Char"/>
     <w:basedOn w:val="DefaultParagraphFont"/>
     <w:link w:val="Heading1"/>
     <w:rsid w:val="006A6309"/>
     <w:rPr>
-      <w:rFonts w:ascii="Arial" w:hAnsi="Arial" w:eastAsia="Times New Roman" w:cs="Arial"/>
+      <w:rFonts w:ascii="Arial" w:eastAsia="Times New Roman" w:hAnsi="Arial" w:cs="Arial"/>
       <w:b/>
       <w:bCs/>
     </w:rPr>
   </w:style>
-  <w:style w:type="character" w:styleId="Heading3Char" w:customStyle="1">
+  <w:style w:type="character" w:customStyle="1" w:styleId="Heading3Char">
     <w:name w:val="Heading 3 Char"/>
     <w:basedOn w:val="DefaultParagraphFont"/>
     <w:link w:val="Heading3"/>
@@ -13948,13 +13939,13 @@
     <w:semiHidden/>
     <w:rsid w:val="006A6309"/>
     <w:rPr>
-      <w:rFonts w:asciiTheme="majorHAnsi" w:hAnsiTheme="majorHAnsi" w:eastAsiaTheme="majorEastAsia" w:cstheme="majorBidi"/>
+      <w:rFonts w:asciiTheme="majorHAnsi" w:eastAsiaTheme="majorEastAsia" w:hAnsiTheme="majorHAnsi" w:cstheme="majorBidi"/>
       <w:b/>
       <w:bCs/>
       <w:color w:val="4F81BD" w:themeColor="accent1"/>
     </w:rPr>
   </w:style>
-  <w:style w:type="character" w:styleId="Heading4Char" w:customStyle="1">
+  <w:style w:type="character" w:customStyle="1" w:styleId="Heading4Char">
     <w:name w:val="Heading 4 Char"/>
     <w:basedOn w:val="DefaultParagraphFont"/>
     <w:link w:val="Heading4"/>
@@ -13962,7 +13953,7 @@
     <w:semiHidden/>
     <w:rsid w:val="006A6309"/>
     <w:rPr>
-      <w:rFonts w:asciiTheme="majorHAnsi" w:hAnsiTheme="majorHAnsi" w:eastAsiaTheme="majorEastAsia" w:cstheme="majorBidi"/>
+      <w:rFonts w:asciiTheme="majorHAnsi" w:eastAsiaTheme="majorEastAsia" w:hAnsiTheme="majorHAnsi" w:cstheme="majorBidi"/>
       <w:b/>
       <w:bCs/>
       <w:i/>
@@ -13995,24 +13986,24 @@
       <w:jc w:val="left"/>
     </w:pPr>
     <w:rPr>
-      <w:rFonts w:ascii="Courier New" w:hAnsi="Courier New" w:eastAsia="Times New Roman" w:cs="Courier New"/>
+      <w:rFonts w:ascii="Courier New" w:eastAsia="Times New Roman" w:hAnsi="Courier New" w:cs="Courier New"/>
       <w:sz w:val="20"/>
       <w:szCs w:val="20"/>
     </w:rPr>
   </w:style>
-  <w:style w:type="character" w:styleId="PlainTextChar" w:customStyle="1">
+  <w:style w:type="character" w:customStyle="1" w:styleId="PlainTextChar">
     <w:name w:val="Plain Text Char"/>
     <w:basedOn w:val="DefaultParagraphFont"/>
     <w:link w:val="PlainText"/>
     <w:semiHidden/>
     <w:rsid w:val="006A6309"/>
     <w:rPr>
-      <w:rFonts w:ascii="Courier New" w:hAnsi="Courier New" w:eastAsia="Times New Roman" w:cs="Courier New"/>
+      <w:rFonts w:ascii="Courier New" w:eastAsia="Times New Roman" w:hAnsi="Courier New" w:cs="Courier New"/>
       <w:sz w:val="20"/>
       <w:szCs w:val="20"/>
     </w:rPr>
   </w:style>
-  <w:style w:type="paragraph" w:styleId="body" w:customStyle="1">
+  <w:style w:type="paragraph" w:customStyle="1" w:styleId="body">
     <w:name w:val="body"/>
     <w:rsid w:val="006A6309"/>
     <w:pPr>
@@ -14022,13 +14013,13 @@
       <w:jc w:val="left"/>
     </w:pPr>
     <w:rPr>
-      <w:rFonts w:ascii="Times" w:hAnsi="Times" w:eastAsia="Times New Roman" w:cs="Times"/>
+      <w:rFonts w:ascii="Times" w:eastAsia="Times New Roman" w:hAnsi="Times" w:cs="Times"/>
       <w:sz w:val="22"/>
       <w:szCs w:val="22"/>
       <w:lang w:val="en-AU"/>
     </w:rPr>
   </w:style>
-  <w:style w:type="paragraph" w:styleId="TableContents" w:customStyle="1">
+  <w:style w:type="paragraph" w:customStyle="1" w:styleId="TableContents">
     <w:name w:val="Table Contents"/>
     <w:basedOn w:val="Normal"/>
     <w:rsid w:val="006A6309"/>
@@ -14061,7 +14052,7 @@
       <w:szCs w:val="16"/>
     </w:rPr>
   </w:style>
-  <w:style w:type="character" w:styleId="BalloonTextChar" w:customStyle="1">
+  <w:style w:type="character" w:customStyle="1" w:styleId="BalloonTextChar">
     <w:name w:val="Balloon Text Char"/>
     <w:basedOn w:val="DefaultParagraphFont"/>
     <w:link w:val="BalloonText"/>
@@ -14075,7 +14066,7 @@
     </w:rPr>
   </w:style>
   <w:style w:type="character" w:styleId="CommentReference">
-    <w:name w:val="Comment Reference"/>
+    <w:name w:val="annotation reference"/>
     <w:basedOn w:val="DefaultParagraphFont"/>
     <w:uiPriority w:val="99"/>
     <w:semiHidden/>
@@ -14087,7 +14078,7 @@
     </w:rPr>
   </w:style>
   <w:style w:type="paragraph" w:styleId="CommentText">
-    <w:name w:val="Comment Text"/>
+    <w:name w:val="annotation text"/>
     <w:basedOn w:val="Normal"/>
     <w:link w:val="CommentTextChar"/>
     <w:uiPriority w:val="99"/>
@@ -14102,7 +14093,7 @@
       <w:szCs w:val="20"/>
     </w:rPr>
   </w:style>
-  <w:style w:type="character" w:styleId="CommentTextChar" w:customStyle="1">
+  <w:style w:type="character" w:customStyle="1" w:styleId="CommentTextChar">
     <w:name w:val="Comment Text Char"/>
     <w:basedOn w:val="DefaultParagraphFont"/>
     <w:link w:val="CommentText"/>
@@ -14115,7 +14106,7 @@
     </w:rPr>
   </w:style>
   <w:style w:type="paragraph" w:styleId="CommentSubject">
-    <w:name w:val="Comment Subject"/>
+    <w:name w:val="annotation subject"/>
     <w:basedOn w:val="CommentText"/>
     <w:next w:val="CommentText"/>
     <w:link w:val="CommentSubjectChar"/>
@@ -14128,7 +14119,7 @@
       <w:bCs/>
     </w:rPr>
   </w:style>
-  <w:style w:type="character" w:styleId="CommentSubjectChar" w:customStyle="1">
+  <w:style w:type="character" w:customStyle="1" w:styleId="CommentSubjectChar">
     <w:name w:val="Comment Subject Char"/>
     <w:basedOn w:val="CommentTextChar"/>
     <w:link w:val="CommentSubject"/>
@@ -14163,7 +14154,7 @@
       <w:outlineLvl w:val="9"/>
     </w:pPr>
     <w:rPr>
-      <w:rFonts w:asciiTheme="majorHAnsi" w:hAnsiTheme="majorHAnsi" w:eastAsiaTheme="majorEastAsia" w:cstheme="majorBidi"/>
+      <w:rFonts w:asciiTheme="majorHAnsi" w:eastAsiaTheme="majorEastAsia" w:hAnsiTheme="majorHAnsi" w:cstheme="majorBidi"/>
       <w:color w:val="365F91" w:themeColor="accent1" w:themeShade="BF"/>
       <w:sz w:val="28"/>
       <w:szCs w:val="28"/>
@@ -14184,7 +14175,7 @@
       <w:jc w:val="left"/>
     </w:pPr>
     <w:rPr>
-      <w:rFonts w:asciiTheme="minorHAnsi" w:hAnsiTheme="minorHAnsi" w:eastAsiaTheme="minorEastAsia" w:cstheme="minorBidi"/>
+      <w:rFonts w:asciiTheme="minorHAnsi" w:eastAsiaTheme="minorEastAsia" w:hAnsiTheme="minorHAnsi" w:cstheme="minorBidi"/>
       <w:sz w:val="22"/>
       <w:szCs w:val="22"/>
     </w:rPr>
@@ -14204,7 +14195,7 @@
       <w:jc w:val="left"/>
     </w:pPr>
     <w:rPr>
-      <w:rFonts w:asciiTheme="minorHAnsi" w:hAnsiTheme="minorHAnsi" w:eastAsiaTheme="minorEastAsia" w:cstheme="minorBidi"/>
+      <w:rFonts w:asciiTheme="minorHAnsi" w:eastAsiaTheme="minorEastAsia" w:hAnsiTheme="minorHAnsi" w:cstheme="minorBidi"/>
       <w:sz w:val="22"/>
       <w:szCs w:val="22"/>
     </w:rPr>
@@ -14224,7 +14215,7 @@
       <w:jc w:val="left"/>
     </w:pPr>
     <w:rPr>
-      <w:rFonts w:asciiTheme="minorHAnsi" w:hAnsiTheme="minorHAnsi" w:eastAsiaTheme="minorEastAsia" w:cstheme="minorBidi"/>
+      <w:rFonts w:asciiTheme="minorHAnsi" w:eastAsiaTheme="minorEastAsia" w:hAnsiTheme="minorHAnsi" w:cstheme="minorBidi"/>
       <w:sz w:val="22"/>
       <w:szCs w:val="22"/>
     </w:rPr>
@@ -14240,7 +14231,7 @@
       <w:u w:val="single"/>
     </w:rPr>
   </w:style>
-  <w:style w:type="paragraph" w:styleId="Tabletext" w:customStyle="1">
+  <w:style w:type="paragraph" w:customStyle="1" w:styleId="Tabletext">
     <w:name w:val="Tabletext"/>
     <w:basedOn w:val="Normal"/>
     <w:rsid w:val="00A51C88"/>
@@ -14254,12 +14245,12 @@
       <w:ind w:right="0"/>
     </w:pPr>
     <w:rPr>
-      <w:rFonts w:ascii="Arial" w:hAnsi="Arial" w:eastAsia="Times New Roman"/>
+      <w:rFonts w:ascii="Arial" w:eastAsia="Times New Roman" w:hAnsi="Arial"/>
       <w:sz w:val="20"/>
       <w:szCs w:val="20"/>
     </w:rPr>
   </w:style>
-  <w:style w:type="paragraph" w:styleId="StyleNormalsampleBefore6pt" w:customStyle="1">
+  <w:style w:type="paragraph" w:customStyle="1" w:styleId="StyleNormalsampleBefore6pt">
     <w:name w:val="Style Normal sample + Before:  6 pt"/>
     <w:basedOn w:val="Normal"/>
     <w:rsid w:val="00A51C88"/>
@@ -14268,7 +14259,7 @@
       <w:ind w:left="432" w:right="0"/>
     </w:pPr>
     <w:rPr>
-      <w:rFonts w:ascii="Arial" w:hAnsi="Arial" w:eastAsia="MS Mincho"/>
+      <w:rFonts w:ascii="Arial" w:eastAsia="MS Mincho" w:hAnsi="Arial"/>
       <w:i/>
       <w:iCs/>
       <w:kern w:val="32"/>
@@ -14297,7 +14288,7 @@
       <w:szCs w:val="16"/>
     </w:rPr>
   </w:style>
-  <w:style w:type="character" w:styleId="DocumentMapChar" w:customStyle="1">
+  <w:style w:type="character" w:customStyle="1" w:styleId="DocumentMapChar">
     <w:name w:val="Document Map Char"/>
     <w:basedOn w:val="DefaultParagraphFont"/>
     <w:link w:val="DocumentMap"/>
@@ -14311,7 +14302,7 @@
       <w:szCs w:val="16"/>
     </w:rPr>
   </w:style>
-  <w:style w:type="table" w:styleId="LightList-Accent11" w:customStyle="1">
+  <w:style w:type="table" w:customStyle="1" w:styleId="LightList-Accent11">
     <w:name w:val="Light List - Accent 11"/>
     <w:basedOn w:val="TableNormal"/>
     <w:uiPriority w:val="61"/>
@@ -14322,7 +14313,7 @@
       <w:jc w:val="left"/>
     </w:pPr>
     <w:rPr>
-      <w:rFonts w:ascii="Arial" w:hAnsi="Arial" w:eastAsia="Calibri" w:cs="Arial"/>
+      <w:rFonts w:ascii="Arial" w:eastAsia="Calibri" w:hAnsi="Arial" w:cs="Arial"/>
       <w:sz w:val="20"/>
       <w:szCs w:val="22"/>
     </w:rPr>
@@ -14330,12 +14321,12 @@
       <w:tblStyleRowBandSize w:val="1"/>
       <w:tblStyleColBandSize w:val="1"/>
       <w:tblBorders>
-        <w:top w:val="single" w:color="4F81BD" w:sz="8" w:space="0"/>
-        <w:left w:val="single" w:color="4F81BD" w:sz="8" w:space="0"/>
-        <w:bottom w:val="single" w:color="4F81BD" w:sz="8" w:space="0"/>
-        <w:right w:val="single" w:color="4F81BD" w:sz="8" w:space="0"/>
-        <w:insideH w:val="single" w:color="4F81BD" w:sz="8" w:space="0"/>
-        <w:insideV w:val="single" w:color="4F81BD" w:sz="8" w:space="0"/>
+        <w:top w:val="single" w:sz="8" w:space="0" w:color="4F81BD"/>
+        <w:left w:val="single" w:sz="8" w:space="0" w:color="4F81BD"/>
+        <w:bottom w:val="single" w:sz="8" w:space="0" w:color="4F81BD"/>
+        <w:right w:val="single" w:sz="8" w:space="0" w:color="4F81BD"/>
+        <w:insideH w:val="single" w:sz="8" w:space="0" w:color="4F81BD"/>
+        <w:insideV w:val="single" w:sz="8" w:space="0" w:color="4F81BD"/>
       </w:tblBorders>
       <w:tblCellMar>
         <w:top w:w="29" w:type="dxa"/>
@@ -14373,10 +14364,10 @@
       <w:tblPr/>
       <w:tcPr>
         <w:tcBorders>
-          <w:top w:val="single" w:color="4F81BD" w:sz="8" w:space="0"/>
-          <w:left w:val="single" w:color="4F81BD" w:sz="8" w:space="0"/>
-          <w:bottom w:val="single" w:color="4F81BD" w:sz="8" w:space="0"/>
-          <w:right w:val="single" w:color="4F81BD" w:sz="8" w:space="0"/>
+          <w:top w:val="single" w:sz="8" w:space="0" w:color="4F81BD"/>
+          <w:left w:val="single" w:sz="8" w:space="0" w:color="4F81BD"/>
+          <w:bottom w:val="single" w:sz="8" w:space="0" w:color="4F81BD"/>
+          <w:right w:val="single" w:sz="8" w:space="0" w:color="4F81BD"/>
         </w:tcBorders>
       </w:tcPr>
     </w:tblStylePr>
@@ -14400,10 +14391,10 @@
       <w:tblPr/>
       <w:tcPr>
         <w:tcBorders>
-          <w:top w:val="single" w:color="4F81BD" w:sz="8" w:space="0"/>
-          <w:left w:val="single" w:color="4F81BD" w:sz="8" w:space="0"/>
-          <w:bottom w:val="single" w:color="4F81BD" w:sz="8" w:space="0"/>
-          <w:right w:val="single" w:color="4F81BD" w:sz="8" w:space="0"/>
+          <w:top w:val="single" w:sz="8" w:space="0" w:color="4F81BD"/>
+          <w:left w:val="single" w:sz="8" w:space="0" w:color="4F81BD"/>
+          <w:bottom w:val="single" w:sz="8" w:space="0" w:color="4F81BD"/>
+          <w:right w:val="single" w:sz="8" w:space="0" w:color="4F81BD"/>
         </w:tcBorders>
       </w:tcPr>
     </w:tblStylePr>
@@ -14420,10 +14411,10 @@
       <w:tblPr/>
       <w:tcPr>
         <w:tcBorders>
-          <w:top w:val="single" w:color="4F81BD" w:sz="8" w:space="0"/>
-          <w:left w:val="single" w:color="4F81BD" w:sz="8" w:space="0"/>
-          <w:bottom w:val="single" w:color="4F81BD" w:sz="8" w:space="0"/>
-          <w:right w:val="single" w:color="4F81BD" w:sz="8" w:space="0"/>
+          <w:top w:val="single" w:sz="8" w:space="0" w:color="4F81BD"/>
+          <w:left w:val="single" w:sz="8" w:space="0" w:color="4F81BD"/>
+          <w:bottom w:val="single" w:sz="8" w:space="0" w:color="4F81BD"/>
+          <w:right w:val="single" w:sz="8" w:space="0" w:color="4F81BD"/>
         </w:tcBorders>
       </w:tcPr>
     </w:tblStylePr>
@@ -14439,7 +14430,7 @@
       </w:rPr>
     </w:tblStylePr>
   </w:style>
-  <w:style w:type="paragraph" w:styleId="Body0" w:customStyle="1">
+  <w:style w:type="paragraph" w:customStyle="1" w:styleId="Body0">
     <w:name w:val="Body"/>
     <w:basedOn w:val="Normal"/>
     <w:link w:val="BodyChar"/>
@@ -14451,23 +14442,23 @@
       <w:ind w:left="90" w:right="27"/>
     </w:pPr>
     <w:rPr>
-      <w:rFonts w:ascii="Arial" w:hAnsi="Arial" w:eastAsia="Calibri" w:cs="Arial"/>
+      <w:rFonts w:ascii="Arial" w:eastAsia="Calibri" w:hAnsi="Arial" w:cs="Arial"/>
       <w:sz w:val="20"/>
       <w:szCs w:val="22"/>
     </w:rPr>
   </w:style>
-  <w:style w:type="character" w:styleId="BodyChar" w:customStyle="1">
+  <w:style w:type="character" w:customStyle="1" w:styleId="BodyChar">
     <w:name w:val="Body Char"/>
     <w:basedOn w:val="DefaultParagraphFont"/>
     <w:link w:val="Body0"/>
     <w:rsid w:val="001D105C"/>
     <w:rPr>
-      <w:rFonts w:ascii="Arial" w:hAnsi="Arial" w:eastAsia="Calibri" w:cs="Arial"/>
+      <w:rFonts w:ascii="Arial" w:eastAsia="Calibri" w:hAnsi="Arial" w:cs="Arial"/>
       <w:sz w:val="20"/>
       <w:szCs w:val="22"/>
     </w:rPr>
   </w:style>
-  <w:style w:type="character" w:styleId="ListParagraphChar" w:customStyle="1">
+  <w:style w:type="character" w:customStyle="1" w:styleId="ListParagraphChar">
     <w:name w:val="List Paragraph Char"/>
     <w:aliases w:val="a) Char,Thang2 Char,Level 2 Char,List Paragraph1 Char,Paragraph Char,Norm Char,abc Char,Đoạn của Danh sách Char,List Paragraph11 Char,Đoạn c𞹺Danh sách Char,List Paragraph111 Char,Đoạn c���?nh sách Char,Nga 3 Char,bullet Char"/>
     <w:basedOn w:val="DefaultParagraphFont"/>
@@ -14476,7 +14467,7 @@
     <w:qFormat/>
     <w:rsid w:val="00A607D1"/>
   </w:style>
-  <w:style w:type="paragraph" w:styleId="Bang" w:customStyle="1">
+  <w:style w:type="paragraph" w:customStyle="1" w:styleId="Bang">
     <w:name w:val="Bang"/>
     <w:basedOn w:val="Normal"/>
     <w:autoRedefine/>
@@ -14487,7 +14478,7 @@
       <w:jc w:val="left"/>
     </w:pPr>
     <w:rPr>
-      <w:rFonts w:ascii="Tahoma" w:hAnsi="Tahoma" w:eastAsia="MS Mincho" w:cs="Tahoma"/>
+      <w:rFonts w:ascii="Tahoma" w:eastAsia="MS Mincho" w:hAnsi="Tahoma" w:cs="Tahoma"/>
       <w:snapToGrid w:val="0"/>
       <w:sz w:val="18"/>
       <w:szCs w:val="20"/>

--- a/input/srs_report/BC8_PDTD_DTM_SRS_v1.0.docx
+++ b/input/srs_report/BC8_PDTD_DTM_SRS_v1.0.docx
@@ -1,6 +1,6 @@
 
 <file path=word/document.xml><?xml version="1.0" encoding="utf-8"?>
-<w:document xmlns:wpc="http://schemas.microsoft.com/office/word/2010/wordprocessingCanvas" xmlns:cx="http://schemas.microsoft.com/office/drawing/2014/chartex" xmlns:cx1="http://schemas.microsoft.com/office/drawing/2015/9/8/chartex" xmlns:cx2="http://schemas.microsoft.com/office/drawing/2015/10/21/chartex" xmlns:cx3="http://schemas.microsoft.com/office/drawing/2016/5/9/chartex" xmlns:cx4="http://schemas.microsoft.com/office/drawing/2016/5/10/chartex" xmlns:cx5="http://schemas.microsoft.com/office/drawing/2016/5/11/chartex" xmlns:cx6="http://schemas.microsoft.com/office/drawing/2016/5/12/chartex" xmlns:cx7="http://schemas.microsoft.com/office/drawing/2016/5/13/chartex" xmlns:cx8="http://schemas.microsoft.com/office/drawing/2016/5/14/chartex" xmlns:mc="http://schemas.openxmlformats.org/markup-compatibility/2006" xmlns:aink="http://schemas.microsoft.com/office/drawing/2016/ink" xmlns:am3d="http://schemas.microsoft.com/office/drawing/2017/model3d" xmlns:o="urn:schemas-microsoft-com:office:office" xmlns:oel="http://schemas.microsoft.com/office/2019/extlst" xmlns:r="http://schemas.openxmlformats.org/officeDocument/2006/relationships" xmlns:m="http://schemas.openxmlformats.org/officeDocument/2006/math" xmlns:v="urn:schemas-microsoft-com:vml" xmlns:wp14="http://schemas.microsoft.com/office/word/2010/wordprocessingDrawing" xmlns:wp="http://schemas.openxmlformats.org/drawingml/2006/wordprocessingDrawing" xmlns:w10="urn:schemas-microsoft-com:office:word" xmlns:w="http://schemas.openxmlformats.org/wordprocessingml/2006/main" xmlns:w14="http://schemas.microsoft.com/office/word/2010/wordml" xmlns:w15="http://schemas.microsoft.com/office/word/2012/wordml" xmlns:w16cei="http://schemas.microsoft.com/office/word/2026/wordml/cei" xmlns:w16cex="http://schemas.microsoft.com/office/word/2018/wordml/cex" xmlns:w16cid="http://schemas.microsoft.com/office/word/2016/wordml/cid" xmlns:w16="http://schemas.microsoft.com/office/word/2018/wordml" xmlns:w16du="http://schemas.microsoft.com/office/word/2023/wordml/word16du" xmlns:w16sdtdh="http://schemas.microsoft.com/office/word/2020/wordml/sdtdatahash" xmlns:w16sdtfl="http://schemas.microsoft.com/office/word/2024/wordml/sdtformatlock" xmlns:w16se="http://schemas.microsoft.com/office/word/2015/wordml/symex" xmlns:wpg="http://schemas.microsoft.com/office/word/2010/wordprocessingGroup" xmlns:wpi="http://schemas.microsoft.com/office/word/2010/wordprocessingInk" xmlns:wne="http://schemas.microsoft.com/office/word/2006/wordml" xmlns:wps="http://schemas.microsoft.com/office/word/2010/wordprocessingShape" mc:Ignorable="w14 w15 w16se w16cid w16 w16cex w16sdtdh w16sdtfl w16du wp14">
+<w:document xmlns:wpc="http://schemas.microsoft.com/office/word/2010/wordprocessingCanvas" xmlns:cx="http://schemas.microsoft.com/office/drawing/2014/chartex" xmlns:cx1="http://schemas.microsoft.com/office/drawing/2015/9/8/chartex" xmlns:cx2="http://schemas.microsoft.com/office/drawing/2015/10/21/chartex" xmlns:cx3="http://schemas.microsoft.com/office/drawing/2016/5/9/chartex" xmlns:cx4="http://schemas.microsoft.com/office/drawing/2016/5/10/chartex" xmlns:cx5="http://schemas.microsoft.com/office/drawing/2016/5/11/chartex" xmlns:cx6="http://schemas.microsoft.com/office/drawing/2016/5/12/chartex" xmlns:cx7="http://schemas.microsoft.com/office/drawing/2016/5/13/chartex" xmlns:cx8="http://schemas.microsoft.com/office/drawing/2016/5/14/chartex" xmlns:mc="http://schemas.openxmlformats.org/markup-compatibility/2006" xmlns:aink="http://schemas.microsoft.com/office/drawing/2016/ink" xmlns:am3d="http://schemas.microsoft.com/office/drawing/2017/model3d" xmlns:o="urn:schemas-microsoft-com:office:office" xmlns:oel="http://schemas.microsoft.com/office/2019/extlst" xmlns:r="http://schemas.openxmlformats.org/officeDocument/2006/relationships" xmlns:m="http://schemas.openxmlformats.org/officeDocument/2006/math" xmlns:v="urn:schemas-microsoft-com:vml" xmlns:wp14="http://schemas.microsoft.com/office/word/2010/wordprocessingDrawing" xmlns:wp="http://schemas.openxmlformats.org/drawingml/2006/wordprocessingDrawing" xmlns:w10="urn:schemas-microsoft-com:office:word" xmlns:w="http://schemas.openxmlformats.org/wordprocessingml/2006/main" xmlns:w14="http://schemas.microsoft.com/office/word/2010/wordml" xmlns:w15="http://schemas.microsoft.com/office/word/2012/wordml" xmlns:w16cei="http://schemas.microsoft.com/office/word/2026/wordml/cei" xmlns:w16cex="http://schemas.microsoft.com/office/word/2018/wordml/cex" xmlns:w16cid="http://schemas.microsoft.com/office/word/2016/wordml/cid" xmlns:w16="http://schemas.microsoft.com/office/word/2018/wordml" xmlns:w16du="http://schemas.microsoft.com/office/word/2023/wordml/word16du" xmlns:w16sdtdh="http://schemas.microsoft.com/office/word/2020/wordml/sdtdatahash" xmlns:w16sdtfl="http://schemas.microsoft.com/office/word/2024/wordml/sdtformatlock" xmlns:w16se="http://schemas.microsoft.com/office/word/2015/wordml/symex" xmlns:wpg="http://schemas.microsoft.com/office/word/2010/wordprocessingGroup" xmlns:wpi="http://schemas.microsoft.com/office/word/2010/wordprocessingInk" xmlns:wne="http://schemas.microsoft.com/office/word/2006/wordml" xmlns:wps="http://schemas.microsoft.com/office/word/2010/wordprocessingShape" xmlns:a="http://schemas.openxmlformats.org/drawingml/2006/main" xmlns:pic="http://schemas.openxmlformats.org/drawingml/2006/picture" xmlns:a14="http://schemas.microsoft.com/office/drawing/2010/main" mc:Ignorable="w14 w15 w16se w16cid w16 w16cex w16sdtdh w16sdtfl w16du wp14">
   <w:body>
     <w:tbl>
       <w:tblPr>
@@ -8,12 +8,12 @@
         <w:tblpPr w:leftFromText="180" w:rightFromText="180" w:vertAnchor="text" w:horzAnchor="margin" w:tblpXSpec="right" w:tblpYSpec="center"/>
         <w:tblW w:w="1841" w:type="dxa"/>
         <w:tblBorders>
-          <w:top w:val="none" w:sz="0" w:space="0" w:color="auto"/>
-          <w:left w:val="none" w:sz="0" w:space="0" w:color="auto"/>
-          <w:bottom w:val="none" w:sz="0" w:space="0" w:color="auto"/>
-          <w:right w:val="none" w:sz="0" w:space="0" w:color="auto"/>
-          <w:insideH w:val="none" w:sz="0" w:space="0" w:color="auto"/>
-          <w:insideV w:val="none" w:sz="0" w:space="0" w:color="auto"/>
+          <w:top w:val="none" w:color="auto" w:sz="0" w:space="0"/>
+          <w:left w:val="none" w:color="auto" w:sz="0" w:space="0"/>
+          <w:bottom w:val="none" w:color="auto" w:sz="0" w:space="0"/>
+          <w:right w:val="none" w:color="auto" w:sz="0" w:space="0"/>
+          <w:insideH w:val="none" w:color="auto" w:sz="0" w:space="0"/>
+          <w:insideV w:val="none" w:color="auto" w:sz="0" w:space="0"/>
         </w:tblBorders>
         <w:tblLayout w:type="fixed"/>
         <w:tblLook w:val="04A0" w:firstRow="1" w:lastRow="0" w:firstColumn="1" w:lastColumn="0" w:noHBand="0" w:noVBand="1"/>
@@ -29,10 +29,10 @@
           <w:tcPr>
             <w:tcW w:w="1841" w:type="dxa"/>
             <w:tcBorders>
-              <w:top w:val="double" w:sz="4" w:space="0" w:color="auto"/>
-              <w:left w:val="double" w:sz="4" w:space="0" w:color="auto"/>
-              <w:bottom w:val="double" w:sz="4" w:space="0" w:color="auto"/>
-              <w:right w:val="double" w:sz="4" w:space="0" w:color="auto"/>
+              <w:top w:val="double" w:color="auto" w:sz="4" w:space="0"/>
+              <w:left w:val="double" w:color="auto" w:sz="4" w:space="0"/>
+              <w:bottom w:val="double" w:color="auto" w:sz="4" w:space="0"/>
+              <w:right w:val="double" w:color="auto" w:sz="4" w:space="0"/>
             </w:tcBorders>
             <w:vAlign w:val="center"/>
           </w:tcPr>
@@ -627,16 +627,15 @@
           <w:b/>
         </w:rPr>
       </w:pPr>
-      <w:bookmarkStart w:id="0" w:name="_Toc463083793"/>
-      <w:bookmarkStart w:id="1" w:name="_Toc465677963"/>
-      <w:bookmarkStart w:id="2" w:name="_Toc467738735"/>
-      <w:bookmarkStart w:id="3" w:name="_Toc446234547"/>
-      <w:bookmarkStart w:id="4" w:name="_Toc467738720"/>
+      <w:bookmarkStart w:name="_Toc463083793" w:id="0"/>
+      <w:bookmarkStart w:name="_Toc465677963" w:id="1"/>
+      <w:bookmarkStart w:name="_Toc467738735" w:id="2"/>
+      <w:bookmarkStart w:name="_Toc446234547" w:id="3"/>
+      <w:bookmarkStart w:name="_Toc467738720" w:id="4"/>
       <w:r>
         <w:rPr>
           <w:b/>
         </w:rPr>
-        <w:lastRenderedPageBreak/>
         <w:t>BẢNG THEO DÕI HIỆU LỰC VÀ THAY ĐỔI</w:t>
       </w:r>
     </w:p>
@@ -664,12 +663,12 @@
         <w:tblW w:w="9199" w:type="dxa"/>
         <w:jc w:val="center"/>
         <w:tblBorders>
-          <w:top w:val="single" w:sz="4" w:space="0" w:color="auto"/>
-          <w:left w:val="single" w:sz="4" w:space="0" w:color="auto"/>
-          <w:bottom w:val="single" w:sz="4" w:space="0" w:color="auto"/>
-          <w:right w:val="single" w:sz="4" w:space="0" w:color="auto"/>
-          <w:insideH w:val="single" w:sz="4" w:space="0" w:color="auto"/>
-          <w:insideV w:val="single" w:sz="4" w:space="0" w:color="auto"/>
+          <w:top w:val="single" w:color="auto" w:sz="4" w:space="0"/>
+          <w:left w:val="single" w:color="auto" w:sz="4" w:space="0"/>
+          <w:bottom w:val="single" w:color="auto" w:sz="4" w:space="0"/>
+          <w:right w:val="single" w:color="auto" w:sz="4" w:space="0"/>
+          <w:insideH w:val="single" w:color="auto" w:sz="4" w:space="0"/>
+          <w:insideV w:val="single" w:color="auto" w:sz="4" w:space="0"/>
         </w:tblBorders>
         <w:tblLook w:val="01E0" w:firstRow="1" w:lastRow="1" w:firstColumn="1" w:lastColumn="1" w:noHBand="0" w:noVBand="0"/>
       </w:tblPr>
@@ -959,12 +958,12 @@
         <w:tblW w:w="9199" w:type="dxa"/>
         <w:jc w:val="center"/>
         <w:tblBorders>
-          <w:top w:val="single" w:sz="4" w:space="0" w:color="auto"/>
-          <w:left w:val="single" w:sz="4" w:space="0" w:color="auto"/>
-          <w:bottom w:val="single" w:sz="4" w:space="0" w:color="auto"/>
-          <w:right w:val="single" w:sz="4" w:space="0" w:color="auto"/>
-          <w:insideH w:val="single" w:sz="4" w:space="0" w:color="auto"/>
-          <w:insideV w:val="single" w:sz="4" w:space="0" w:color="auto"/>
+          <w:top w:val="single" w:color="auto" w:sz="4" w:space="0"/>
+          <w:left w:val="single" w:color="auto" w:sz="4" w:space="0"/>
+          <w:bottom w:val="single" w:color="auto" w:sz="4" w:space="0"/>
+          <w:right w:val="single" w:color="auto" w:sz="4" w:space="0"/>
+          <w:insideH w:val="single" w:color="auto" w:sz="4" w:space="0"/>
+          <w:insideV w:val="single" w:color="auto" w:sz="4" w:space="0"/>
         </w:tblBorders>
         <w:tblLook w:val="04A0" w:firstRow="1" w:lastRow="0" w:firstColumn="1" w:lastColumn="0" w:noHBand="0" w:noVBand="1"/>
       </w:tblPr>
@@ -1539,12 +1538,12 @@
         <w:tblW w:w="9239" w:type="dxa"/>
         <w:jc w:val="center"/>
         <w:tblBorders>
-          <w:top w:val="single" w:sz="4" w:space="0" w:color="auto"/>
-          <w:left w:val="single" w:sz="4" w:space="0" w:color="auto"/>
-          <w:bottom w:val="single" w:sz="4" w:space="0" w:color="auto"/>
-          <w:right w:val="single" w:sz="4" w:space="0" w:color="auto"/>
-          <w:insideH w:val="single" w:sz="4" w:space="0" w:color="auto"/>
-          <w:insideV w:val="single" w:sz="4" w:space="0" w:color="auto"/>
+          <w:top w:val="single" w:color="auto" w:sz="4" w:space="0"/>
+          <w:left w:val="single" w:color="auto" w:sz="4" w:space="0"/>
+          <w:bottom w:val="single" w:color="auto" w:sz="4" w:space="0"/>
+          <w:right w:val="single" w:color="auto" w:sz="4" w:space="0"/>
+          <w:insideH w:val="single" w:color="auto" w:sz="4" w:space="0"/>
+          <w:insideV w:val="single" w:color="auto" w:sz="4" w:space="0"/>
         </w:tblBorders>
         <w:tblLook w:val="04A0" w:firstRow="1" w:lastRow="0" w:firstColumn="1" w:lastColumn="0" w:noHBand="0" w:noVBand="1"/>
       </w:tblPr>
@@ -1987,21 +1986,30 @@
     </w:p>
     <w:sdt>
       <w:sdtPr>
+        <w:id w:val="31610120"/>
+        <w:docPartObj>
+          <w:docPartGallery w:val="Table of Contents"/>
+          <w:docPartUnique/>
+        </w:docPartObj>
         <w:rPr>
-          <w:rFonts w:ascii="Times New Roman" w:eastAsiaTheme="minorEastAsia" w:hAnsi="Times New Roman" w:cs="Times New Roman"/>
+          <w:rFonts w:ascii="Times New Roman" w:hAnsi="Times New Roman" w:eastAsia="ＭＳ 明朝" w:cs="Times New Roman" w:eastAsiaTheme="minorEastAsia"/>
           <w:b w:val="0"/>
           <w:bCs w:val="0"/>
           <w:color w:val="auto"/>
           <w:sz w:val="24"/>
           <w:szCs w:val="24"/>
         </w:rPr>
-        <w:id w:val="31610120"/>
-        <w:docPartObj>
-          <w:docPartGallery w:val="Table of Contents"/>
-          <w:docPartUnique/>
-        </w:docPartObj>
       </w:sdtPr>
-      <w:sdtEndPr/>
+      <w:sdtEndPr>
+        <w:rPr>
+          <w:rFonts w:ascii="Times New Roman" w:hAnsi="Times New Roman" w:eastAsia="ＭＳ 明朝" w:cs="Times New Roman" w:eastAsiaTheme="minorEastAsia"/>
+          <w:b w:val="0"/>
+          <w:bCs w:val="0"/>
+          <w:color w:val="auto"/>
+          <w:sz w:val="24"/>
+          <w:szCs w:val="24"/>
+        </w:rPr>
+      </w:sdtEndPr>
       <w:sdtContent>
         <w:p>
           <w:pPr>
@@ -2065,11 +2073,11 @@
             </w:rPr>
             <w:fldChar w:fldCharType="separate"/>
           </w:r>
-          <w:hyperlink w:anchor="_Toc236389567" w:history="1">
+          <w:hyperlink w:history="1" w:anchor="_Toc236389567">
             <w:r>
               <w:rPr>
                 <w:rStyle w:val="Hyperlink"/>
-                <w:rFonts w:ascii="Times New Roman" w:eastAsia="Calibri" w:hAnsi="Times New Roman" w:cs="Times New Roman"/>
+                <w:rFonts w:ascii="Times New Roman" w:hAnsi="Times New Roman" w:eastAsia="Calibri" w:cs="Times New Roman"/>
                 <w:b/>
                 <w:noProof/>
                 <w:sz w:val="24"/>
@@ -2091,7 +2099,7 @@
             <w:r>
               <w:rPr>
                 <w:rStyle w:val="Hyperlink"/>
-                <w:rFonts w:ascii="Times New Roman" w:eastAsia="Calibri" w:hAnsi="Times New Roman" w:cs="Times New Roman"/>
+                <w:rFonts w:ascii="Times New Roman" w:hAnsi="Times New Roman" w:eastAsia="Calibri" w:cs="Times New Roman"/>
                 <w:b/>
                 <w:noProof/>
                 <w:sz w:val="24"/>
@@ -2186,11 +2194,11 @@
               <w14:ligatures w14:val="standardContextual"/>
             </w:rPr>
           </w:pPr>
-          <w:hyperlink w:anchor="_Toc236389568" w:history="1">
+          <w:hyperlink w:history="1" w:anchor="_Toc236389568">
             <w:r>
               <w:rPr>
                 <w:rStyle w:val="Hyperlink"/>
-                <w:rFonts w:ascii="Times New Roman" w:eastAsia="Calibri" w:hAnsi="Times New Roman" w:cs="Times New Roman"/>
+                <w:rFonts w:ascii="Times New Roman" w:hAnsi="Times New Roman" w:eastAsia="Calibri" w:cs="Times New Roman"/>
                 <w:b/>
                 <w:noProof/>
                 <w:sz w:val="24"/>
@@ -2212,7 +2220,7 @@
             <w:r>
               <w:rPr>
                 <w:rStyle w:val="Hyperlink"/>
-                <w:rFonts w:ascii="Times New Roman" w:eastAsia="Calibri" w:hAnsi="Times New Roman" w:cs="Times New Roman"/>
+                <w:rFonts w:ascii="Times New Roman" w:hAnsi="Times New Roman" w:eastAsia="Calibri" w:cs="Times New Roman"/>
                 <w:b/>
                 <w:noProof/>
                 <w:sz w:val="24"/>
@@ -2307,11 +2315,11 @@
               <w14:ligatures w14:val="standardContextual"/>
             </w:rPr>
           </w:pPr>
-          <w:hyperlink w:anchor="_Toc236389569" w:history="1">
+          <w:hyperlink w:history="1" w:anchor="_Toc236389569">
             <w:r>
               <w:rPr>
                 <w:rStyle w:val="Hyperlink"/>
-                <w:rFonts w:ascii="Times New Roman" w:eastAsia="Calibri" w:hAnsi="Times New Roman" w:cs="Times New Roman"/>
+                <w:rFonts w:ascii="Times New Roman" w:hAnsi="Times New Roman" w:eastAsia="Calibri" w:cs="Times New Roman"/>
                 <w:b/>
                 <w:noProof/>
                 <w:sz w:val="24"/>
@@ -2333,7 +2341,7 @@
             <w:r>
               <w:rPr>
                 <w:rStyle w:val="Hyperlink"/>
-                <w:rFonts w:ascii="Times New Roman" w:eastAsia="Calibri" w:hAnsi="Times New Roman" w:cs="Times New Roman"/>
+                <w:rFonts w:ascii="Times New Roman" w:hAnsi="Times New Roman" w:eastAsia="Calibri" w:cs="Times New Roman"/>
                 <w:b/>
                 <w:noProof/>
                 <w:sz w:val="24"/>
@@ -2428,11 +2436,11 @@
               <w14:ligatures w14:val="standardContextual"/>
             </w:rPr>
           </w:pPr>
-          <w:hyperlink w:anchor="_Toc236389570" w:history="1">
+          <w:hyperlink w:history="1" w:anchor="_Toc236389570">
             <w:r>
               <w:rPr>
                 <w:rStyle w:val="Hyperlink"/>
-                <w:rFonts w:ascii="Times New Roman" w:eastAsia="Calibri" w:hAnsi="Times New Roman" w:cs="Times New Roman"/>
+                <w:rFonts w:ascii="Times New Roman" w:hAnsi="Times New Roman" w:eastAsia="Calibri" w:cs="Times New Roman"/>
                 <w:b/>
                 <w:noProof/>
                 <w:sz w:val="24"/>
@@ -2454,7 +2462,7 @@
             <w:r>
               <w:rPr>
                 <w:rStyle w:val="Hyperlink"/>
-                <w:rFonts w:ascii="Times New Roman" w:eastAsia="Calibri" w:hAnsi="Times New Roman" w:cs="Times New Roman"/>
+                <w:rFonts w:ascii="Times New Roman" w:hAnsi="Times New Roman" w:eastAsia="Calibri" w:cs="Times New Roman"/>
                 <w:b/>
                 <w:noProof/>
                 <w:sz w:val="24"/>
@@ -2549,11 +2557,11 @@
               <w14:ligatures w14:val="standardContextual"/>
             </w:rPr>
           </w:pPr>
-          <w:hyperlink w:anchor="_Toc236389571" w:history="1">
+          <w:hyperlink w:history="1" w:anchor="_Toc236389571">
             <w:r>
               <w:rPr>
                 <w:rStyle w:val="Hyperlink"/>
-                <w:rFonts w:ascii="Times New Roman" w:eastAsia="Calibri" w:hAnsi="Times New Roman" w:cs="Times New Roman"/>
+                <w:rFonts w:ascii="Times New Roman" w:hAnsi="Times New Roman" w:eastAsia="Calibri" w:cs="Times New Roman"/>
                 <w:b/>
                 <w:noProof/>
                 <w:sz w:val="24"/>
@@ -2575,7 +2583,7 @@
             <w:r>
               <w:rPr>
                 <w:rStyle w:val="Hyperlink"/>
-                <w:rFonts w:ascii="Times New Roman" w:eastAsia="Calibri" w:hAnsi="Times New Roman" w:cs="Times New Roman"/>
+                <w:rFonts w:ascii="Times New Roman" w:hAnsi="Times New Roman" w:eastAsia="Calibri" w:cs="Times New Roman"/>
                 <w:b/>
                 <w:noProof/>
                 <w:sz w:val="24"/>
@@ -2670,11 +2678,11 @@
               <w14:ligatures w14:val="standardContextual"/>
             </w:rPr>
           </w:pPr>
-          <w:hyperlink w:anchor="_Toc236389572" w:history="1">
+          <w:hyperlink w:history="1" w:anchor="_Toc236389572">
             <w:r>
               <w:rPr>
                 <w:rStyle w:val="Hyperlink"/>
-                <w:rFonts w:ascii="Times New Roman" w:eastAsia="Calibri" w:hAnsi="Times New Roman" w:cs="Times New Roman"/>
+                <w:rFonts w:ascii="Times New Roman" w:hAnsi="Times New Roman" w:eastAsia="Calibri" w:cs="Times New Roman"/>
                 <w:b/>
                 <w:noProof/>
                 <w:sz w:val="24"/>
@@ -2696,7 +2704,7 @@
             <w:r>
               <w:rPr>
                 <w:rStyle w:val="Hyperlink"/>
-                <w:rFonts w:ascii="Times New Roman" w:eastAsia="Calibri" w:hAnsi="Times New Roman" w:cs="Times New Roman"/>
+                <w:rFonts w:ascii="Times New Roman" w:hAnsi="Times New Roman" w:eastAsia="Calibri" w:cs="Times New Roman"/>
                 <w:b/>
                 <w:noProof/>
                 <w:sz w:val="24"/>
@@ -2791,11 +2799,11 @@
               <w14:ligatures w14:val="standardContextual"/>
             </w:rPr>
           </w:pPr>
-          <w:hyperlink w:anchor="_Toc236389573" w:history="1">
+          <w:hyperlink w:history="1" w:anchor="_Toc236389573">
             <w:r>
               <w:rPr>
                 <w:rStyle w:val="Hyperlink"/>
-                <w:rFonts w:ascii="Times New Roman" w:eastAsia="Calibri" w:hAnsi="Times New Roman" w:cs="Times New Roman"/>
+                <w:rFonts w:ascii="Times New Roman" w:hAnsi="Times New Roman" w:eastAsia="Calibri" w:cs="Times New Roman"/>
                 <w:b/>
                 <w:noProof/>
                 <w:sz w:val="24"/>
@@ -2817,7 +2825,7 @@
             <w:r>
               <w:rPr>
                 <w:rStyle w:val="Hyperlink"/>
-                <w:rFonts w:ascii="Times New Roman" w:eastAsia="Calibri" w:hAnsi="Times New Roman" w:cs="Times New Roman"/>
+                <w:rFonts w:ascii="Times New Roman" w:hAnsi="Times New Roman" w:eastAsia="Calibri" w:cs="Times New Roman"/>
                 <w:b/>
                 <w:noProof/>
                 <w:sz w:val="24"/>
@@ -2912,11 +2920,11 @@
               <w14:ligatures w14:val="standardContextual"/>
             </w:rPr>
           </w:pPr>
-          <w:hyperlink w:anchor="_Toc236389574" w:history="1">
+          <w:hyperlink w:history="1" w:anchor="_Toc236389574">
             <w:r>
               <w:rPr>
                 <w:rStyle w:val="Hyperlink"/>
-                <w:rFonts w:ascii="Times New Roman" w:eastAsia="Calibri" w:hAnsi="Times New Roman" w:cs="Times New Roman"/>
+                <w:rFonts w:ascii="Times New Roman" w:hAnsi="Times New Roman" w:eastAsia="Calibri" w:cs="Times New Roman"/>
                 <w:b/>
                 <w:noProof/>
                 <w:sz w:val="24"/>
@@ -2938,7 +2946,7 @@
             <w:r>
               <w:rPr>
                 <w:rStyle w:val="Hyperlink"/>
-                <w:rFonts w:ascii="Times New Roman" w:eastAsia="Calibri" w:hAnsi="Times New Roman" w:cs="Times New Roman"/>
+                <w:rFonts w:ascii="Times New Roman" w:hAnsi="Times New Roman" w:eastAsia="Calibri" w:cs="Times New Roman"/>
                 <w:b/>
                 <w:noProof/>
                 <w:sz w:val="24"/>
@@ -3033,11 +3041,11 @@
               <w14:ligatures w14:val="standardContextual"/>
             </w:rPr>
           </w:pPr>
-          <w:hyperlink w:anchor="_Toc236389575" w:history="1">
+          <w:hyperlink w:history="1" w:anchor="_Toc236389575">
             <w:r>
               <w:rPr>
                 <w:rStyle w:val="Hyperlink"/>
-                <w:rFonts w:ascii="Times New Roman" w:eastAsia="Calibri" w:hAnsi="Times New Roman" w:cs="Times New Roman"/>
+                <w:rFonts w:ascii="Times New Roman" w:hAnsi="Times New Roman" w:eastAsia="Calibri" w:cs="Times New Roman"/>
                 <w:b/>
                 <w:noProof/>
                 <w:sz w:val="24"/>
@@ -3059,7 +3067,7 @@
             <w:r>
               <w:rPr>
                 <w:rStyle w:val="Hyperlink"/>
-                <w:rFonts w:ascii="Times New Roman" w:eastAsia="Calibri" w:hAnsi="Times New Roman" w:cs="Times New Roman"/>
+                <w:rFonts w:ascii="Times New Roman" w:hAnsi="Times New Roman" w:eastAsia="Calibri" w:cs="Times New Roman"/>
                 <w:b/>
                 <w:noProof/>
                 <w:sz w:val="24"/>
@@ -3154,11 +3162,11 @@
               <w14:ligatures w14:val="standardContextual"/>
             </w:rPr>
           </w:pPr>
-          <w:hyperlink w:anchor="_Toc236389576" w:history="1">
+          <w:hyperlink w:history="1" w:anchor="_Toc236389576">
             <w:r>
               <w:rPr>
                 <w:rStyle w:val="Hyperlink"/>
-                <w:rFonts w:ascii="Times New Roman" w:eastAsia="Calibri" w:hAnsi="Times New Roman" w:cs="Times New Roman"/>
+                <w:rFonts w:ascii="Times New Roman" w:hAnsi="Times New Roman" w:eastAsia="Calibri" w:cs="Times New Roman"/>
                 <w:b/>
                 <w:noProof/>
                 <w:sz w:val="24"/>
@@ -3180,7 +3188,7 @@
             <w:r>
               <w:rPr>
                 <w:rStyle w:val="Hyperlink"/>
-                <w:rFonts w:ascii="Times New Roman" w:eastAsia="Calibri" w:hAnsi="Times New Roman" w:cs="Times New Roman"/>
+                <w:rFonts w:ascii="Times New Roman" w:hAnsi="Times New Roman" w:eastAsia="Calibri" w:cs="Times New Roman"/>
                 <w:b/>
                 <w:noProof/>
                 <w:sz w:val="24"/>
@@ -3275,11 +3283,11 @@
               <w14:ligatures w14:val="standardContextual"/>
             </w:rPr>
           </w:pPr>
-          <w:hyperlink w:anchor="_Toc236389577" w:history="1">
+          <w:hyperlink w:history="1" w:anchor="_Toc236389577">
             <w:r>
               <w:rPr>
                 <w:rStyle w:val="Hyperlink"/>
-                <w:rFonts w:ascii="Times New Roman" w:eastAsia="Times New Roman" w:hAnsi="Times New Roman" w:cs="Times New Roman"/>
+                <w:rFonts w:ascii="Times New Roman" w:hAnsi="Times New Roman" w:eastAsia="Times New Roman" w:cs="Times New Roman"/>
                 <w:noProof/>
                 <w:sz w:val="24"/>
                 <w:szCs w:val="24"/>
@@ -3300,7 +3308,7 @@
             <w:r>
               <w:rPr>
                 <w:rStyle w:val="Hyperlink"/>
-                <w:rFonts w:ascii="Times New Roman" w:eastAsia="Times New Roman" w:hAnsi="Times New Roman" w:cs="Times New Roman"/>
+                <w:rFonts w:ascii="Times New Roman" w:hAnsi="Times New Roman" w:eastAsia="Times New Roman" w:cs="Times New Roman"/>
                 <w:noProof/>
                 <w:sz w:val="24"/>
                 <w:szCs w:val="24"/>
@@ -3394,11 +3402,11 @@
               <w14:ligatures w14:val="standardContextual"/>
             </w:rPr>
           </w:pPr>
-          <w:hyperlink w:anchor="_Toc236389578" w:history="1">
+          <w:hyperlink w:history="1" w:anchor="_Toc236389578">
             <w:r>
               <w:rPr>
                 <w:rStyle w:val="Hyperlink"/>
-                <w:rFonts w:ascii="Times New Roman" w:eastAsia="Times New Roman" w:hAnsi="Times New Roman" w:cs="Times New Roman"/>
+                <w:rFonts w:ascii="Times New Roman" w:hAnsi="Times New Roman" w:eastAsia="Times New Roman" w:cs="Times New Roman"/>
                 <w:noProof/>
                 <w:sz w:val="24"/>
                 <w:szCs w:val="24"/>
@@ -3419,7 +3427,7 @@
             <w:r>
               <w:rPr>
                 <w:rStyle w:val="Hyperlink"/>
-                <w:rFonts w:ascii="Times New Roman" w:eastAsia="Times New Roman" w:hAnsi="Times New Roman" w:cs="Times New Roman"/>
+                <w:rFonts w:ascii="Times New Roman" w:hAnsi="Times New Roman" w:eastAsia="Times New Roman" w:cs="Times New Roman"/>
                 <w:noProof/>
                 <w:sz w:val="24"/>
                 <w:szCs w:val="24"/>
@@ -3513,11 +3521,11 @@
               <w14:ligatures w14:val="standardContextual"/>
             </w:rPr>
           </w:pPr>
-          <w:hyperlink w:anchor="_Toc236389579" w:history="1">
+          <w:hyperlink w:history="1" w:anchor="_Toc236389579">
             <w:r>
               <w:rPr>
                 <w:rStyle w:val="Hyperlink"/>
-                <w:rFonts w:ascii="Times New Roman" w:eastAsia="Calibri" w:hAnsi="Times New Roman" w:cs="Times New Roman"/>
+                <w:rFonts w:ascii="Times New Roman" w:hAnsi="Times New Roman" w:eastAsia="Calibri" w:cs="Times New Roman"/>
                 <w:b/>
                 <w:noProof/>
                 <w:sz w:val="24"/>
@@ -3539,7 +3547,7 @@
             <w:r>
               <w:rPr>
                 <w:rStyle w:val="Hyperlink"/>
-                <w:rFonts w:ascii="Times New Roman" w:eastAsia="Calibri" w:hAnsi="Times New Roman" w:cs="Times New Roman"/>
+                <w:rFonts w:ascii="Times New Roman" w:hAnsi="Times New Roman" w:eastAsia="Calibri" w:cs="Times New Roman"/>
                 <w:b/>
                 <w:noProof/>
                 <w:sz w:val="24"/>
@@ -3634,11 +3642,11 @@
               <w14:ligatures w14:val="standardContextual"/>
             </w:rPr>
           </w:pPr>
-          <w:hyperlink w:anchor="_Toc236389580" w:history="1">
+          <w:hyperlink w:history="1" w:anchor="_Toc236389580">
             <w:r>
               <w:rPr>
                 <w:rStyle w:val="Hyperlink"/>
-                <w:rFonts w:ascii="Times New Roman" w:eastAsia="Calibri" w:hAnsi="Times New Roman" w:cs="Times New Roman"/>
+                <w:rFonts w:ascii="Times New Roman" w:hAnsi="Times New Roman" w:eastAsia="Calibri" w:cs="Times New Roman"/>
                 <w:b/>
                 <w:noProof/>
                 <w:sz w:val="24"/>
@@ -3660,7 +3668,7 @@
             <w:r>
               <w:rPr>
                 <w:rStyle w:val="Hyperlink"/>
-                <w:rFonts w:ascii="Times New Roman" w:eastAsia="Calibri" w:hAnsi="Times New Roman" w:cs="Times New Roman"/>
+                <w:rFonts w:ascii="Times New Roman" w:hAnsi="Times New Roman" w:eastAsia="Calibri" w:cs="Times New Roman"/>
                 <w:b/>
                 <w:noProof/>
                 <w:sz w:val="24"/>
@@ -3755,11 +3763,11 @@
               <w14:ligatures w14:val="standardContextual"/>
             </w:rPr>
           </w:pPr>
-          <w:hyperlink w:anchor="_Toc236389581" w:history="1">
+          <w:hyperlink w:history="1" w:anchor="_Toc236389581">
             <w:r>
               <w:rPr>
                 <w:rStyle w:val="Hyperlink"/>
-                <w:rFonts w:ascii="Times New Roman" w:eastAsia="Calibri" w:hAnsi="Times New Roman" w:cs="Times New Roman"/>
+                <w:rFonts w:ascii="Times New Roman" w:hAnsi="Times New Roman" w:eastAsia="Calibri" w:cs="Times New Roman"/>
                 <w:b/>
                 <w:noProof/>
                 <w:sz w:val="24"/>
@@ -3781,7 +3789,7 @@
             <w:r>
               <w:rPr>
                 <w:rStyle w:val="Hyperlink"/>
-                <w:rFonts w:ascii="Times New Roman" w:eastAsia="Calibri" w:hAnsi="Times New Roman" w:cs="Times New Roman"/>
+                <w:rFonts w:ascii="Times New Roman" w:hAnsi="Times New Roman" w:eastAsia="Calibri" w:cs="Times New Roman"/>
                 <w:b/>
                 <w:noProof/>
                 <w:sz w:val="24"/>
@@ -3876,11 +3884,11 @@
               <w14:ligatures w14:val="standardContextual"/>
             </w:rPr>
           </w:pPr>
-          <w:hyperlink w:anchor="_Toc236389582" w:history="1">
+          <w:hyperlink w:history="1" w:anchor="_Toc236389582">
             <w:r>
               <w:rPr>
                 <w:rStyle w:val="Hyperlink"/>
-                <w:rFonts w:ascii="Times New Roman" w:eastAsia="Calibri" w:hAnsi="Times New Roman" w:cs="Times New Roman"/>
+                <w:rFonts w:ascii="Times New Roman" w:hAnsi="Times New Roman" w:eastAsia="Calibri" w:cs="Times New Roman"/>
                 <w:b/>
                 <w:noProof/>
                 <w:sz w:val="24"/>
@@ -3902,7 +3910,7 @@
             <w:r>
               <w:rPr>
                 <w:rStyle w:val="Hyperlink"/>
-                <w:rFonts w:ascii="Times New Roman" w:eastAsia="Calibri" w:hAnsi="Times New Roman" w:cs="Times New Roman"/>
+                <w:rFonts w:ascii="Times New Roman" w:hAnsi="Times New Roman" w:eastAsia="Calibri" w:cs="Times New Roman"/>
                 <w:b/>
                 <w:noProof/>
                 <w:sz w:val="24"/>
@@ -4013,13 +4021,12 @@
           <w:b/>
         </w:rPr>
       </w:pPr>
-      <w:bookmarkStart w:id="5" w:name="_Toc384987395"/>
+      <w:bookmarkStart w:name="_Toc384987395" w:id="5"/>
       <w:r>
         <w:rPr>
           <w:rFonts w:eastAsia="Calibri"/>
           <w:b/>
         </w:rPr>
-        <w:lastRenderedPageBreak/>
         <w:t>TÀI LIỆU ĐẶC TẢ YÊU CẦU PHẦN MỀM</w:t>
       </w:r>
     </w:p>
@@ -4042,7 +4049,7 @@
           <w:b/>
         </w:rPr>
       </w:pPr>
-      <w:bookmarkStart w:id="6" w:name="_Toc236389567"/>
+      <w:bookmarkStart w:name="_Toc236389567" w:id="6"/>
       <w:r>
         <w:rPr>
           <w:rFonts w:eastAsia="Calibri"/>
@@ -4072,9 +4079,9 @@
           <w:b/>
         </w:rPr>
       </w:pPr>
-      <w:bookmarkStart w:id="7" w:name="_Toc360108586"/>
-      <w:bookmarkStart w:id="8" w:name="_Toc384987398"/>
-      <w:bookmarkStart w:id="9" w:name="_Toc236389568"/>
+      <w:bookmarkStart w:name="_Toc360108586" w:id="7"/>
+      <w:bookmarkStart w:name="_Toc384987398" w:id="8"/>
+      <w:bookmarkStart w:name="_Toc236389568" w:id="9"/>
       <w:r>
         <w:rPr>
           <w:rFonts w:eastAsia="Calibri"/>
@@ -4091,12 +4098,12 @@
         <w:tblW w:w="8748" w:type="dxa"/>
         <w:tblInd w:w="468" w:type="dxa"/>
         <w:tblBorders>
-          <w:top w:val="dotted" w:sz="4" w:space="0" w:color="auto"/>
-          <w:left w:val="dotted" w:sz="4" w:space="0" w:color="auto"/>
-          <w:bottom w:val="dotted" w:sz="4" w:space="0" w:color="auto"/>
-          <w:right w:val="dotted" w:sz="4" w:space="0" w:color="auto"/>
-          <w:insideH w:val="dotted" w:sz="4" w:space="0" w:color="auto"/>
-          <w:insideV w:val="dotted" w:sz="4" w:space="0" w:color="auto"/>
+          <w:top w:val="dotted" w:color="auto" w:sz="4" w:space="0"/>
+          <w:left w:val="dotted" w:color="auto" w:sz="4" w:space="0"/>
+          <w:bottom w:val="dotted" w:color="auto" w:sz="4" w:space="0"/>
+          <w:right w:val="dotted" w:color="auto" w:sz="4" w:space="0"/>
+          <w:insideH w:val="dotted" w:color="auto" w:sz="4" w:space="0"/>
+          <w:insideV w:val="dotted" w:color="auto" w:sz="4" w:space="0"/>
         </w:tblBorders>
         <w:tblLayout w:type="fixed"/>
         <w:tblLook w:val="0000" w:firstRow="0" w:lastRow="0" w:firstColumn="0" w:lastColumn="0" w:noHBand="0" w:noVBand="0"/>
@@ -4128,8 +4135,8 @@
                 <w:szCs w:val="24"/>
               </w:rPr>
             </w:pPr>
-            <w:bookmarkStart w:id="10" w:name="_Toc360108587"/>
-            <w:bookmarkStart w:id="11" w:name="_Toc384987399"/>
+            <w:bookmarkStart w:name="_Toc360108587" w:id="10"/>
+            <w:bookmarkStart w:name="_Toc384987399" w:id="11"/>
             <w:r>
               <w:rPr>
                 <w:rFonts w:ascii="Times New Roman" w:hAnsi="Times New Roman" w:cs="Times New Roman"/>
@@ -4433,7 +4440,7 @@
           <w:b/>
         </w:rPr>
       </w:pPr>
-      <w:bookmarkStart w:id="12" w:name="_Toc236389569"/>
+      <w:bookmarkStart w:name="_Toc236389569" w:id="12"/>
       <w:r>
         <w:rPr>
           <w:rFonts w:eastAsia="Calibri"/>
@@ -4450,12 +4457,12 @@
         <w:tblW w:w="8748" w:type="dxa"/>
         <w:tblInd w:w="468" w:type="dxa"/>
         <w:tblBorders>
-          <w:top w:val="dotted" w:sz="4" w:space="0" w:color="auto"/>
-          <w:left w:val="dotted" w:sz="4" w:space="0" w:color="auto"/>
-          <w:bottom w:val="dotted" w:sz="4" w:space="0" w:color="auto"/>
-          <w:right w:val="dotted" w:sz="4" w:space="0" w:color="auto"/>
-          <w:insideH w:val="dotted" w:sz="4" w:space="0" w:color="auto"/>
-          <w:insideV w:val="dotted" w:sz="4" w:space="0" w:color="auto"/>
+          <w:top w:val="dotted" w:color="auto" w:sz="4" w:space="0"/>
+          <w:left w:val="dotted" w:color="auto" w:sz="4" w:space="0"/>
+          <w:bottom w:val="dotted" w:color="auto" w:sz="4" w:space="0"/>
+          <w:right w:val="dotted" w:color="auto" w:sz="4" w:space="0"/>
+          <w:insideH w:val="dotted" w:color="auto" w:sz="4" w:space="0"/>
+          <w:insideV w:val="dotted" w:color="auto" w:sz="4" w:space="0"/>
         </w:tblBorders>
         <w:tblLayout w:type="fixed"/>
         <w:tblLook w:val="0000" w:firstRow="0" w:lastRow="0" w:firstColumn="0" w:lastColumn="0" w:noHBand="0" w:noVBand="0"/>
@@ -4487,7 +4494,7 @@
                 <w:szCs w:val="24"/>
               </w:rPr>
             </w:pPr>
-            <w:bookmarkStart w:id="13" w:name="_Toc360108588"/>
+            <w:bookmarkStart w:name="_Toc360108588" w:id="13"/>
             <w:r>
               <w:rPr>
                 <w:rFonts w:ascii="Times New Roman" w:hAnsi="Times New Roman" w:cs="Times New Roman"/>
@@ -4641,8 +4648,8 @@
         </w:rPr>
         <w:t xml:space="preserve"> </w:t>
       </w:r>
-      <w:bookmarkStart w:id="14" w:name="_Toc384987400"/>
-      <w:bookmarkStart w:id="15" w:name="_Toc236389570"/>
+      <w:bookmarkStart w:name="_Toc384987400" w:id="14"/>
+      <w:bookmarkStart w:name="_Toc236389570" w:id="15"/>
       <w:bookmarkEnd w:id="13"/>
       <w:r>
         <w:rPr>
@@ -4673,9 +4680,9 @@
           <w:b/>
         </w:rPr>
       </w:pPr>
-      <w:bookmarkStart w:id="16" w:name="_Toc360108591"/>
-      <w:bookmarkStart w:id="17" w:name="_Toc384987405"/>
-      <w:bookmarkStart w:id="18" w:name="_Toc236389571"/>
+      <w:bookmarkStart w:name="_Toc360108591" w:id="16"/>
+      <w:bookmarkStart w:name="_Toc384987405" w:id="17"/>
+      <w:bookmarkStart w:name="_Toc236389571" w:id="18"/>
       <w:r>
         <w:rPr>
           <w:rFonts w:eastAsia="Calibri"/>
@@ -4721,14 +4728,14 @@
           <w:b/>
         </w:rPr>
       </w:pPr>
-      <w:bookmarkStart w:id="19" w:name="_Toc360108596"/>
-      <w:bookmarkStart w:id="20" w:name="_Toc384987410"/>
-      <w:bookmarkStart w:id="21" w:name="_Toc236389572"/>
-      <w:bookmarkStart w:id="22" w:name="_Toc155610000"/>
-      <w:bookmarkStart w:id="23" w:name="_Ref255054510"/>
-      <w:bookmarkStart w:id="24" w:name="_Ref255054514"/>
-      <w:bookmarkStart w:id="25" w:name="_Ref255291176"/>
-      <w:bookmarkStart w:id="26" w:name="_Toc322091323"/>
+      <w:bookmarkStart w:name="_Toc360108596" w:id="19"/>
+      <w:bookmarkStart w:name="_Toc384987410" w:id="20"/>
+      <w:bookmarkStart w:name="_Toc236389572" w:id="21"/>
+      <w:bookmarkStart w:name="_Toc155610000" w:id="22"/>
+      <w:bookmarkStart w:name="_Ref255054510" w:id="23"/>
+      <w:bookmarkStart w:name="_Ref255054514" w:id="24"/>
+      <w:bookmarkStart w:name="_Ref255291176" w:id="25"/>
+      <w:bookmarkStart w:name="_Toc322091323" w:id="26"/>
       <w:r>
         <w:rPr>
           <w:rFonts w:eastAsia="Calibri"/>
@@ -4774,9 +4781,9 @@
           <w:b/>
         </w:rPr>
       </w:pPr>
-      <w:bookmarkStart w:id="27" w:name="_Toc360108597"/>
-      <w:bookmarkStart w:id="28" w:name="_Toc384987411"/>
-      <w:bookmarkStart w:id="29" w:name="_Toc236389573"/>
+      <w:bookmarkStart w:name="_Toc360108597" w:id="27"/>
+      <w:bookmarkStart w:name="_Toc384987411" w:id="28"/>
+      <w:bookmarkStart w:name="_Toc236389573" w:id="29"/>
       <w:r>
         <w:rPr>
           <w:rFonts w:eastAsia="Calibri"/>
@@ -4793,7 +4800,7 @@
         <w:spacing w:line="360" w:lineRule="auto"/>
         <w:ind w:left="630"/>
       </w:pPr>
-      <w:bookmarkStart w:id="30" w:name="_Toc360108598"/>
+      <w:bookmarkStart w:name="_Toc360108598" w:id="30"/>
       <w:r>
         <w:t>[</w:t>
       </w:r>
@@ -4823,8 +4830,8 @@
           <w:b/>
         </w:rPr>
       </w:pPr>
-      <w:bookmarkStart w:id="31" w:name="_Toc384987412"/>
-      <w:bookmarkStart w:id="32" w:name="_Toc236389574"/>
+      <w:bookmarkStart w:name="_Toc384987412" w:id="31"/>
+      <w:bookmarkStart w:name="_Toc236389574" w:id="32"/>
       <w:r>
         <w:rPr>
           <w:rFonts w:eastAsia="Calibri"/>
@@ -4870,8 +4877,8 @@
           <w:b/>
         </w:rPr>
       </w:pPr>
-      <w:bookmarkStart w:id="33" w:name="_Toc384987413"/>
-      <w:bookmarkStart w:id="34" w:name="_Toc236389575"/>
+      <w:bookmarkStart w:name="_Toc384987413" w:id="33"/>
+      <w:bookmarkStart w:name="_Toc236389575" w:id="34"/>
       <w:bookmarkEnd w:id="22"/>
       <w:bookmarkEnd w:id="23"/>
       <w:bookmarkEnd w:id="24"/>
@@ -4906,13 +4913,13 @@
           <w:b/>
         </w:rPr>
       </w:pPr>
-      <w:bookmarkStart w:id="35" w:name="_Use_case_AHR-004a_–_UC01:_Manage_St"/>
-      <w:bookmarkStart w:id="36" w:name="_Use_case_AHR-004a_–_UC01:_Manage_St_1"/>
-      <w:bookmarkStart w:id="37" w:name="_Toc360108600"/>
-      <w:bookmarkStart w:id="38" w:name="_Toc384987414"/>
-      <w:bookmarkStart w:id="39" w:name="_Toc236389576"/>
-      <w:bookmarkStart w:id="40" w:name="_Ref255057459"/>
-      <w:bookmarkStart w:id="41" w:name="_Toc155610002"/>
+      <w:bookmarkStart w:name="_Use_case_AHR-004a_–_UC01:_Manage_St" w:id="35"/>
+      <w:bookmarkStart w:name="_Use_case_AHR-004a_–_UC01:_Manage_St_1" w:id="36"/>
+      <w:bookmarkStart w:name="_Toc360108600" w:id="37"/>
+      <w:bookmarkStart w:name="_Toc384987414" w:id="38"/>
+      <w:bookmarkStart w:name="_Toc236389576" w:id="39"/>
+      <w:bookmarkStart w:name="_Ref255057459" w:id="40"/>
+      <w:bookmarkStart w:name="_Toc155610002" w:id="41"/>
       <w:bookmarkEnd w:id="35"/>
       <w:bookmarkEnd w:id="36"/>
       <w:r>
@@ -4938,40 +4945,40 @@
         <w:ind w:left="907" w:right="0" w:hanging="547"/>
         <w:jc w:val="left"/>
         <w:rPr>
-          <w:rFonts w:ascii="Times New Roman" w:eastAsia="Times New Roman" w:hAnsi="Times New Roman" w:cs="Times New Roman"/>
+          <w:rFonts w:ascii="Times New Roman" w:hAnsi="Times New Roman" w:eastAsia="Times New Roman" w:cs="Times New Roman"/>
         </w:rPr>
       </w:pPr>
-      <w:bookmarkStart w:id="42" w:name="_Toc384987415"/>
-      <w:bookmarkStart w:id="43" w:name="_Toc236389577"/>
-      <w:bookmarkStart w:id="44" w:name="_Toc360108732"/>
+      <w:bookmarkStart w:name="_Toc384987415" w:id="42"/>
+      <w:bookmarkStart w:name="_Toc236389577" w:id="43"/>
+      <w:bookmarkStart w:name="_Toc360108732" w:id="44"/>
       <w:r>
         <w:rPr>
-          <w:rFonts w:ascii="Times New Roman" w:eastAsia="Times New Roman" w:hAnsi="Times New Roman" w:cs="Times New Roman"/>
+          <w:rFonts w:ascii="Times New Roman" w:hAnsi="Times New Roman" w:eastAsia="Times New Roman" w:cs="Times New Roman"/>
         </w:rPr>
         <w:t>Use case 1</w:t>
       </w:r>
       <w:bookmarkEnd w:id="42"/>
       <w:r>
         <w:rPr>
-          <w:rFonts w:ascii="Times New Roman" w:eastAsia="Times New Roman" w:hAnsi="Times New Roman" w:cs="Times New Roman"/>
+          <w:rFonts w:ascii="Times New Roman" w:hAnsi="Times New Roman" w:eastAsia="Times New Roman" w:cs="Times New Roman"/>
         </w:rPr>
         <w:t xml:space="preserve"> &lt;</w:t>
       </w:r>
       <w:r>
         <w:rPr>
-          <w:rFonts w:ascii="Times New Roman" w:eastAsia="Times New Roman" w:hAnsi="Times New Roman" w:cs="Times New Roman"/>
+          <w:rFonts w:ascii="Times New Roman" w:hAnsi="Times New Roman" w:eastAsia="Times New Roman" w:cs="Times New Roman"/>
         </w:rPr>
         <w:t xml:space="preserve">Báo cáo </w:t>
       </w:r>
       <w:r>
         <w:rPr>
-          <w:rFonts w:ascii="Times New Roman" w:eastAsia="Times New Roman" w:hAnsi="Times New Roman" w:cs="Times New Roman"/>
+          <w:rFonts w:ascii="Times New Roman" w:hAnsi="Times New Roman" w:eastAsia="Times New Roman" w:cs="Times New Roman"/>
         </w:rPr>
         <w:t xml:space="preserve">RETURN </w:t>
       </w:r>
       <w:r>
         <w:rPr>
-          <w:rFonts w:ascii="Times New Roman" w:eastAsia="Times New Roman" w:hAnsi="Times New Roman" w:cs="Times New Roman"/>
+          <w:rFonts w:ascii="Times New Roman" w:hAnsi="Times New Roman" w:eastAsia="Times New Roman" w:cs="Times New Roman"/>
         </w:rPr>
         <w:t>&gt;</w:t>
       </w:r>
@@ -4982,12 +4989,12 @@
         <w:tblW w:w="4743" w:type="pct"/>
         <w:tblInd w:w="475" w:type="dxa"/>
         <w:tblBorders>
-          <w:top w:val="single" w:sz="4" w:space="0" w:color="000000" w:themeColor="text1"/>
-          <w:left w:val="single" w:sz="4" w:space="0" w:color="000000" w:themeColor="text1"/>
-          <w:bottom w:val="single" w:sz="4" w:space="0" w:color="000000" w:themeColor="text1"/>
-          <w:right w:val="single" w:sz="4" w:space="0" w:color="000000" w:themeColor="text1"/>
-          <w:insideH w:val="single" w:sz="4" w:space="0" w:color="000000" w:themeColor="text1"/>
-          <w:insideV w:val="single" w:sz="4" w:space="0" w:color="000000" w:themeColor="text1"/>
+          <w:top w:val="single" w:color="000000" w:themeColor="text1" w:sz="4" w:space="0"/>
+          <w:left w:val="single" w:color="000000" w:themeColor="text1" w:sz="4" w:space="0"/>
+          <w:bottom w:val="single" w:color="000000" w:themeColor="text1" w:sz="4" w:space="0"/>
+          <w:right w:val="single" w:color="000000" w:themeColor="text1" w:sz="4" w:space="0"/>
+          <w:insideH w:val="single" w:color="000000" w:themeColor="text1" w:sz="4" w:space="0"/>
+          <w:insideV w:val="single" w:color="000000" w:themeColor="text1" w:sz="4" w:space="0"/>
         </w:tblBorders>
         <w:tblCellMar>
           <w:top w:w="29" w:type="dxa"/>
@@ -5336,12 +5343,12 @@
         <w:tblW w:w="9180" w:type="dxa"/>
         <w:tblInd w:w="475" w:type="dxa"/>
         <w:tblBorders>
-          <w:top w:val="single" w:sz="8" w:space="0" w:color="000000" w:themeColor="text1"/>
-          <w:left w:val="single" w:sz="8" w:space="0" w:color="000000" w:themeColor="text1"/>
-          <w:bottom w:val="single" w:sz="8" w:space="0" w:color="000000" w:themeColor="text1"/>
-          <w:right w:val="single" w:sz="8" w:space="0" w:color="000000" w:themeColor="text1"/>
-          <w:insideH w:val="single" w:sz="8" w:space="0" w:color="000000" w:themeColor="text1"/>
-          <w:insideV w:val="single" w:sz="8" w:space="0" w:color="000000" w:themeColor="text1"/>
+          <w:top w:val="single" w:color="000000" w:themeColor="text1" w:sz="8" w:space="0"/>
+          <w:left w:val="single" w:color="000000" w:themeColor="text1" w:sz="8" w:space="0"/>
+          <w:bottom w:val="single" w:color="000000" w:themeColor="text1" w:sz="8" w:space="0"/>
+          <w:right w:val="single" w:color="000000" w:themeColor="text1" w:sz="8" w:space="0"/>
+          <w:insideH w:val="single" w:color="000000" w:themeColor="text1" w:sz="8" w:space="0"/>
+          <w:insideV w:val="single" w:color="000000" w:themeColor="text1" w:sz="8" w:space="0"/>
         </w:tblBorders>
         <w:tblLayout w:type="fixed"/>
         <w:tblLook w:val="01E0" w:firstRow="1" w:lastRow="1" w:firstColumn="1" w:lastColumn="1" w:noHBand="0" w:noVBand="0"/>
@@ -5359,13 +5366,14 @@
           <w:tcPr>
             <w:cnfStyle w:val="001000000000" w:firstRow="0" w:lastRow="0" w:firstColumn="1" w:lastColumn="0" w:oddVBand="0" w:evenVBand="0" w:oddHBand="0" w:evenHBand="0" w:firstRowFirstColumn="0" w:firstRowLastColumn="0" w:lastRowFirstColumn="0" w:lastRowLastColumn="0"/>
             <w:tcW w:w="1216" w:type="dxa"/>
+            <w:tcMar/>
           </w:tcPr>
           <w:p>
             <w:pPr>
               <w:ind w:left="-144" w:right="-144"/>
               <w:jc w:val="center"/>
               <w:rPr>
-                <w:rFonts w:ascii="Times New Roman" w:eastAsia="Times New Roman" w:hAnsi="Times New Roman" w:cs="Times New Roman"/>
+                <w:rFonts w:ascii="Times New Roman" w:hAnsi="Times New Roman" w:eastAsia="Times New Roman" w:cs="Times New Roman"/>
                 <w:sz w:val="24"/>
                 <w:szCs w:val="24"/>
                 <w:lang w:val="en-GB"/>
@@ -5373,12 +5381,11 @@
             </w:pPr>
             <w:r>
               <w:rPr>
-                <w:rFonts w:ascii="Times New Roman" w:eastAsia="Times New Roman" w:hAnsi="Times New Roman" w:cs="Times New Roman"/>
+                <w:rFonts w:ascii="Times New Roman" w:hAnsi="Times New Roman" w:eastAsia="Times New Roman" w:cs="Times New Roman"/>
                 <w:sz w:val="24"/>
                 <w:szCs w:val="24"/>
                 <w:lang w:val="en-GB"/>
               </w:rPr>
-              <w:lastRenderedPageBreak/>
               <w:t>Hoạt động</w:t>
             </w:r>
           </w:p>
@@ -5388,17 +5395,18 @@
             <w:cnfStyle w:val="000010000000" w:firstRow="0" w:lastRow="0" w:firstColumn="0" w:lastColumn="0" w:oddVBand="1" w:evenVBand="0" w:oddHBand="0" w:evenHBand="0" w:firstRowFirstColumn="0" w:firstRowLastColumn="0" w:lastRowFirstColumn="0" w:lastRowLastColumn="0"/>
             <w:tcW w:w="851" w:type="dxa"/>
             <w:tcBorders>
-              <w:top w:val="none" w:sz="0" w:space="0" w:color="auto"/>
-              <w:left w:val="none" w:sz="0" w:space="0" w:color="auto"/>
-              <w:right w:val="none" w:sz="0" w:space="0" w:color="auto"/>
+              <w:top w:val="none" w:color="auto" w:sz="0" w:space="0"/>
+              <w:left w:val="none" w:color="auto" w:sz="0" w:space="0"/>
+              <w:right w:val="none" w:color="auto" w:sz="0" w:space="0"/>
             </w:tcBorders>
+            <w:tcMar/>
           </w:tcPr>
           <w:p>
             <w:pPr>
               <w:ind w:left="-142" w:right="-320"/>
               <w:jc w:val="both"/>
               <w:rPr>
-                <w:rFonts w:ascii="Times New Roman" w:eastAsia="Times New Roman" w:hAnsi="Times New Roman" w:cs="Times New Roman"/>
+                <w:rFonts w:ascii="Times New Roman" w:hAnsi="Times New Roman" w:eastAsia="Times New Roman" w:cs="Times New Roman"/>
                 <w:sz w:val="24"/>
                 <w:szCs w:val="24"/>
                 <w:lang w:val="en-GB"/>
@@ -5406,7 +5414,7 @@
             </w:pPr>
             <w:r>
               <w:rPr>
-                <w:rFonts w:ascii="Times New Roman" w:eastAsia="Times New Roman" w:hAnsi="Times New Roman" w:cs="Times New Roman"/>
+                <w:rFonts w:ascii="Times New Roman" w:hAnsi="Times New Roman" w:eastAsia="Times New Roman" w:cs="Times New Roman"/>
                 <w:sz w:val="24"/>
                 <w:szCs w:val="24"/>
                 <w:lang w:val="en-GB"/>
@@ -5415,7 +5423,7 @@
             </w:r>
             <w:r>
               <w:rPr>
-                <w:rFonts w:ascii="Times New Roman" w:eastAsia="Times New Roman" w:hAnsi="Times New Roman" w:cs="Times New Roman"/>
+                <w:rFonts w:ascii="Times New Roman" w:hAnsi="Times New Roman" w:eastAsia="Times New Roman" w:cs="Times New Roman"/>
                 <w:sz w:val="24"/>
                 <w:szCs w:val="24"/>
                 <w:lang w:val="en-GB"/>
@@ -5428,13 +5436,14 @@
           <w:tcPr>
             <w:cnfStyle w:val="000100000000" w:firstRow="0" w:lastRow="0" w:firstColumn="0" w:lastColumn="1" w:oddVBand="0" w:evenVBand="0" w:oddHBand="0" w:evenHBand="0" w:firstRowFirstColumn="0" w:firstRowLastColumn="0" w:lastRowFirstColumn="0" w:lastRowLastColumn="0"/>
             <w:tcW w:w="7113" w:type="dxa"/>
+            <w:tcMar/>
           </w:tcPr>
           <w:p>
             <w:pPr>
               <w:ind w:left="-142" w:right="-320"/>
               <w:jc w:val="center"/>
               <w:rPr>
-                <w:rFonts w:ascii="Times New Roman" w:eastAsia="Times New Roman" w:hAnsi="Times New Roman" w:cs="Times New Roman"/>
+                <w:rFonts w:ascii="Times New Roman" w:hAnsi="Times New Roman" w:eastAsia="Times New Roman" w:cs="Times New Roman"/>
                 <w:sz w:val="24"/>
                 <w:szCs w:val="24"/>
                 <w:lang w:val="en-GB"/>
@@ -5442,7 +5451,7 @@
             </w:pPr>
             <w:r>
               <w:rPr>
-                <w:rFonts w:ascii="Times New Roman" w:eastAsia="Times New Roman" w:hAnsi="Times New Roman" w:cs="Times New Roman"/>
+                <w:rFonts w:ascii="Times New Roman" w:hAnsi="Times New Roman" w:eastAsia="Times New Roman" w:cs="Times New Roman"/>
                 <w:sz w:val="24"/>
                 <w:szCs w:val="24"/>
                 <w:lang w:val="en-GB"/>
@@ -5461,17 +5470,18 @@
             <w:cnfStyle w:val="001000000000" w:firstRow="0" w:lastRow="0" w:firstColumn="1" w:lastColumn="0" w:oddVBand="0" w:evenVBand="0" w:oddHBand="0" w:evenHBand="0" w:firstRowFirstColumn="0" w:firstRowLastColumn="0" w:lastRowFirstColumn="0" w:lastRowLastColumn="0"/>
             <w:tcW w:w="1216" w:type="dxa"/>
             <w:tcBorders>
-              <w:top w:val="none" w:sz="0" w:space="0" w:color="auto"/>
-              <w:left w:val="none" w:sz="0" w:space="0" w:color="auto"/>
-              <w:bottom w:val="none" w:sz="0" w:space="0" w:color="auto"/>
+              <w:top w:val="none" w:color="auto" w:sz="0" w:space="0"/>
+              <w:left w:val="none" w:color="auto" w:sz="0" w:space="0"/>
+              <w:bottom w:val="none" w:color="auto" w:sz="0" w:space="0"/>
             </w:tcBorders>
+            <w:tcMar/>
           </w:tcPr>
           <w:p>
             <w:pPr>
               <w:ind w:left="-144" w:right="-144"/>
               <w:jc w:val="center"/>
               <w:rPr>
-                <w:rFonts w:ascii="Times New Roman" w:eastAsia="Times New Roman" w:hAnsi="Times New Roman" w:cs="Times New Roman"/>
+                <w:rFonts w:ascii="Times New Roman" w:hAnsi="Times New Roman" w:eastAsia="Times New Roman" w:cs="Times New Roman"/>
                 <w:sz w:val="24"/>
                 <w:szCs w:val="24"/>
                 <w:lang w:val="en-GB"/>
@@ -5484,18 +5494,19 @@
             <w:cnfStyle w:val="000010000000" w:firstRow="0" w:lastRow="0" w:firstColumn="0" w:lastColumn="0" w:oddVBand="1" w:evenVBand="0" w:oddHBand="0" w:evenHBand="0" w:firstRowFirstColumn="0" w:firstRowLastColumn="0" w:lastRowFirstColumn="0" w:lastRowLastColumn="0"/>
             <w:tcW w:w="851" w:type="dxa"/>
             <w:tcBorders>
-              <w:top w:val="none" w:sz="0" w:space="0" w:color="auto"/>
-              <w:left w:val="none" w:sz="0" w:space="0" w:color="auto"/>
-              <w:bottom w:val="none" w:sz="0" w:space="0" w:color="auto"/>
-              <w:right w:val="none" w:sz="0" w:space="0" w:color="auto"/>
+              <w:top w:val="none" w:color="auto" w:sz="0" w:space="0"/>
+              <w:left w:val="none" w:color="auto" w:sz="0" w:space="0"/>
+              <w:bottom w:val="none" w:color="auto" w:sz="0" w:space="0"/>
+              <w:right w:val="none" w:color="auto" w:sz="0" w:space="0"/>
             </w:tcBorders>
+            <w:tcMar/>
           </w:tcPr>
           <w:p>
             <w:pPr>
               <w:ind w:left="-144" w:right="-144"/>
               <w:jc w:val="center"/>
               <w:rPr>
-                <w:rFonts w:ascii="Times New Roman" w:eastAsia="Times New Roman" w:hAnsi="Times New Roman" w:cs="Times New Roman"/>
+                <w:rFonts w:ascii="Times New Roman" w:hAnsi="Times New Roman" w:eastAsia="Times New Roman" w:cs="Times New Roman"/>
                 <w:sz w:val="24"/>
                 <w:szCs w:val="24"/>
                 <w:lang w:val="en-GB"/>
@@ -5503,7 +5514,7 @@
             </w:pPr>
             <w:r>
               <w:rPr>
-                <w:rFonts w:ascii="Times New Roman" w:eastAsia="Times New Roman" w:hAnsi="Times New Roman" w:cs="Times New Roman"/>
+                <w:rFonts w:ascii="Times New Roman" w:hAnsi="Times New Roman" w:eastAsia="Times New Roman" w:cs="Times New Roman"/>
                 <w:sz w:val="24"/>
                 <w:szCs w:val="24"/>
                 <w:lang w:val="en-GB"/>
@@ -5517,16 +5528,17 @@
             <w:cnfStyle w:val="000100000000" w:firstRow="0" w:lastRow="0" w:firstColumn="0" w:lastColumn="1" w:oddVBand="0" w:evenVBand="0" w:oddHBand="0" w:evenHBand="0" w:firstRowFirstColumn="0" w:firstRowLastColumn="0" w:lastRowFirstColumn="0" w:lastRowLastColumn="0"/>
             <w:tcW w:w="7113" w:type="dxa"/>
             <w:tcBorders>
-              <w:top w:val="none" w:sz="0" w:space="0" w:color="auto"/>
-              <w:bottom w:val="none" w:sz="0" w:space="0" w:color="auto"/>
-              <w:right w:val="none" w:sz="0" w:space="0" w:color="auto"/>
+              <w:top w:val="none" w:color="auto" w:sz="0" w:space="0"/>
+              <w:bottom w:val="none" w:color="auto" w:sz="0" w:space="0"/>
+              <w:right w:val="none" w:color="auto" w:sz="0" w:space="0"/>
             </w:tcBorders>
+            <w:tcMar/>
           </w:tcPr>
           <w:p>
             <w:pPr>
               <w:ind w:right="-320"/>
               <w:rPr>
-                <w:rFonts w:ascii="Times New Roman" w:eastAsia="Times New Roman" w:hAnsi="Times New Roman" w:cs="Times New Roman"/>
+                <w:rFonts w:ascii="Times New Roman" w:hAnsi="Times New Roman" w:eastAsia="Times New Roman" w:cs="Times New Roman"/>
                 <w:sz w:val="24"/>
                 <w:szCs w:val="24"/>
                 <w:lang w:val="en-GB"/>
@@ -5534,7 +5546,7 @@
             </w:pPr>
             <w:r>
               <w:rPr>
-                <w:rFonts w:ascii="Times New Roman" w:eastAsia="Times New Roman" w:hAnsi="Times New Roman" w:cs="Times New Roman"/>
+                <w:rFonts w:ascii="Times New Roman" w:hAnsi="Times New Roman" w:eastAsia="Times New Roman" w:cs="Times New Roman"/>
                 <w:b/>
                 <w:sz w:val="24"/>
                 <w:szCs w:val="24"/>
@@ -5545,7 +5557,7 @@
             </w:r>
             <w:r>
               <w:rPr>
-                <w:rFonts w:ascii="Times New Roman" w:eastAsia="Times New Roman" w:hAnsi="Times New Roman" w:cs="Times New Roman"/>
+                <w:rFonts w:ascii="Times New Roman" w:hAnsi="Times New Roman" w:eastAsia="Times New Roman" w:cs="Times New Roman"/>
                 <w:sz w:val="24"/>
                 <w:szCs w:val="24"/>
                 <w:lang w:val="en-GB"/>
@@ -5686,13 +5698,14 @@
           <w:tcPr>
             <w:cnfStyle w:val="001000000000" w:firstRow="0" w:lastRow="0" w:firstColumn="1" w:lastColumn="0" w:oddVBand="0" w:evenVBand="0" w:oddHBand="0" w:evenHBand="0" w:firstRowFirstColumn="0" w:firstRowLastColumn="0" w:lastRowFirstColumn="0" w:lastRowLastColumn="0"/>
             <w:tcW w:w="1216" w:type="dxa"/>
+            <w:tcMar/>
           </w:tcPr>
           <w:p>
             <w:pPr>
               <w:ind w:left="-144" w:right="-144"/>
               <w:jc w:val="center"/>
               <w:rPr>
-                <w:rFonts w:ascii="Times New Roman" w:eastAsia="Times New Roman" w:hAnsi="Times New Roman" w:cs="Times New Roman"/>
+                <w:rFonts w:ascii="Times New Roman" w:hAnsi="Times New Roman" w:eastAsia="Times New Roman" w:cs="Times New Roman"/>
                 <w:sz w:val="24"/>
                 <w:szCs w:val="24"/>
                 <w:lang w:val="en-GB"/>
@@ -5705,16 +5718,17 @@
             <w:cnfStyle w:val="000010000000" w:firstRow="0" w:lastRow="0" w:firstColumn="0" w:lastColumn="0" w:oddVBand="1" w:evenVBand="0" w:oddHBand="0" w:evenHBand="0" w:firstRowFirstColumn="0" w:firstRowLastColumn="0" w:lastRowFirstColumn="0" w:lastRowLastColumn="0"/>
             <w:tcW w:w="851" w:type="dxa"/>
             <w:tcBorders>
-              <w:left w:val="none" w:sz="0" w:space="0" w:color="auto"/>
-              <w:right w:val="none" w:sz="0" w:space="0" w:color="auto"/>
+              <w:left w:val="none" w:color="auto" w:sz="0" w:space="0"/>
+              <w:right w:val="none" w:color="auto" w:sz="0" w:space="0"/>
             </w:tcBorders>
+            <w:tcMar/>
           </w:tcPr>
           <w:p>
             <w:pPr>
               <w:ind w:left="-144" w:right="-144"/>
               <w:jc w:val="center"/>
               <w:rPr>
-                <w:rFonts w:ascii="Times New Roman" w:eastAsia="Times New Roman" w:hAnsi="Times New Roman" w:cs="Times New Roman"/>
+                <w:rFonts w:ascii="Times New Roman" w:hAnsi="Times New Roman" w:eastAsia="Times New Roman" w:cs="Times New Roman"/>
                 <w:sz w:val="24"/>
                 <w:szCs w:val="24"/>
                 <w:lang w:val="en-GB"/>
@@ -5722,7 +5736,7 @@
             </w:pPr>
             <w:r>
               <w:rPr>
-                <w:rFonts w:ascii="Times New Roman" w:eastAsia="Times New Roman" w:hAnsi="Times New Roman" w:cs="Times New Roman"/>
+                <w:rFonts w:ascii="Times New Roman" w:hAnsi="Times New Roman" w:eastAsia="Times New Roman" w:cs="Times New Roman"/>
                 <w:sz w:val="24"/>
                 <w:szCs w:val="24"/>
                 <w:lang w:val="en-GB"/>
@@ -5735,6 +5749,7 @@
           <w:tcPr>
             <w:cnfStyle w:val="000100000000" w:firstRow="0" w:lastRow="0" w:firstColumn="0" w:lastColumn="1" w:oddVBand="0" w:evenVBand="0" w:oddHBand="0" w:evenHBand="0" w:firstRowFirstColumn="0" w:firstRowLastColumn="0" w:lastRowFirstColumn="0" w:lastRowLastColumn="0"/>
             <w:tcW w:w="7113" w:type="dxa"/>
+            <w:tcMar/>
           </w:tcPr>
           <w:p>
             <w:pPr>
@@ -5786,6 +5801,7 @@
               <w:tc>
                 <w:tcPr>
                   <w:tcW w:w="2853" w:type="dxa"/>
+                  <w:tcMar/>
                 </w:tcPr>
                 <w:p>
                   <w:pPr>
@@ -5811,6 +5827,7 @@
               <w:tc>
                 <w:tcPr>
                   <w:tcW w:w="3795" w:type="dxa"/>
+                  <w:tcMar/>
                 </w:tcPr>
                 <w:p>
                   <w:pPr>
@@ -5850,6 +5867,7 @@
                 <w:tcPr>
                   <w:tcW w:w="6648" w:type="dxa"/>
                   <w:gridSpan w:val="2"/>
+                  <w:tcMar/>
                 </w:tcPr>
                 <w:p>
                   <w:pPr>
@@ -5882,6 +5900,7 @@
               <w:tc>
                 <w:tcPr>
                   <w:tcW w:w="2853" w:type="dxa"/>
+                  <w:tcMar/>
                 </w:tcPr>
                 <w:p>
                   <w:pPr>
@@ -5916,6 +5935,7 @@
               <w:tc>
                 <w:tcPr>
                   <w:tcW w:w="3795" w:type="dxa"/>
+                  <w:tcMar/>
                 </w:tcPr>
                 <w:p>
                   <w:pPr>
@@ -6241,6 +6261,7 @@
               <w:tc>
                 <w:tcPr>
                   <w:tcW w:w="2853" w:type="dxa"/>
+                  <w:tcMar/>
                 </w:tcPr>
                 <w:p>
                   <w:pPr>
@@ -6268,6 +6289,7 @@
               <w:tc>
                 <w:tcPr>
                   <w:tcW w:w="3795" w:type="dxa"/>
+                  <w:tcMar/>
                 </w:tcPr>
                 <w:p>
                   <w:pPr>
@@ -6328,6 +6350,7 @@
                 <w:tcPr>
                   <w:tcW w:w="6648" w:type="dxa"/>
                   <w:gridSpan w:val="2"/>
+                  <w:tcMar/>
                 </w:tcPr>
                 <w:p>
                   <w:pPr>
@@ -6372,6 +6395,7 @@
               <w:tc>
                 <w:tcPr>
                   <w:tcW w:w="2853" w:type="dxa"/>
+                  <w:tcMar/>
                 </w:tcPr>
                 <w:p>
                   <w:pPr>
@@ -6405,6 +6429,7 @@
               <w:tc>
                 <w:tcPr>
                   <w:tcW w:w="3795" w:type="dxa"/>
+                  <w:tcMar/>
                 </w:tcPr>
                 <w:p>
                   <w:pPr>
@@ -6425,7 +6450,6 @@
                     <w:rPr>
                       <w:rFonts w:eastAsia="Times New Roman"/>
                     </w:rPr>
-                    <w:lastRenderedPageBreak/>
                     <w:t>'CreditApproval', 'CreditCommittee')</w:t>
                   </w:r>
                 </w:p>
@@ -6737,6 +6761,7 @@
               <w:tc>
                 <w:tcPr>
                   <w:tcW w:w="2853" w:type="dxa"/>
+                  <w:tcMar/>
                 </w:tcPr>
                 <w:p>
                   <w:pPr>
@@ -6751,20 +6776,32 @@
                     <w:rPr>
                       <w:rFonts w:eastAsia="Times New Roman"/>
                     </w:rPr>
-                    <w:lastRenderedPageBreak/>
                     <w:t>SBLOS2.</w:t>
                   </w:r>
                   <w:r>
                     <w:rPr>
-                      <w:color w:val="000000"/>
-                    </w:rPr>
-                    <w:t>NG_SB_CLOS_EXCEPTION (b)</w:t>
+                      <w:color w:val="000000" w:themeColor="text1" w:themeTint="FF" w:themeShade="FF"/>
+                    </w:rPr>
+                    <w:t>NG_SB_</w:t>
+                  </w:r>
+                  <w:r>
+                    <w:rPr>
+                      <w:color w:val="000000" w:themeColor="text1" w:themeTint="FF" w:themeShade="FF"/>
+                    </w:rPr>
+                    <w:t>R</w:t>
+                  </w:r>
+                  <w:r>
+                    <w:rPr>
+                      <w:color w:val="000000" w:themeColor="text1" w:themeTint="FF" w:themeShade="FF"/>
+                    </w:rPr>
+                    <w:t>LOS_EXCEPTION (b)</w:t>
                   </w:r>
                 </w:p>
               </w:tc>
               <w:tc>
                 <w:tcPr>
                   <w:tcW w:w="3795" w:type="dxa"/>
+                  <w:tcMar/>
                 </w:tcPr>
                 <w:p>
                   <w:pPr>
@@ -6822,7 +6859,7 @@
             <w:pPr>
               <w:spacing w:line="360" w:lineRule="auto"/>
               <w:rPr>
-                <w:rFonts w:ascii="Times New Roman" w:eastAsia="Times New Roman" w:hAnsi="Times New Roman" w:cs="Times New Roman"/>
+                <w:rFonts w:ascii="Times New Roman" w:hAnsi="Times New Roman" w:eastAsia="Times New Roman" w:cs="Times New Roman"/>
                 <w:sz w:val="24"/>
                 <w:szCs w:val="24"/>
                 <w:lang w:val="en-GB"/>
@@ -6840,17 +6877,18 @@
             <w:cnfStyle w:val="001000000000" w:firstRow="0" w:lastRow="0" w:firstColumn="1" w:lastColumn="0" w:oddVBand="0" w:evenVBand="0" w:oddHBand="0" w:evenHBand="0" w:firstRowFirstColumn="0" w:firstRowLastColumn="0" w:lastRowFirstColumn="0" w:lastRowLastColumn="0"/>
             <w:tcW w:w="1216" w:type="dxa"/>
             <w:tcBorders>
-              <w:top w:val="none" w:sz="0" w:space="0" w:color="auto"/>
-              <w:left w:val="none" w:sz="0" w:space="0" w:color="auto"/>
-              <w:bottom w:val="none" w:sz="0" w:space="0" w:color="auto"/>
+              <w:top w:val="none" w:color="auto" w:sz="0" w:space="0"/>
+              <w:left w:val="none" w:color="auto" w:sz="0" w:space="0"/>
+              <w:bottom w:val="none" w:color="auto" w:sz="0" w:space="0"/>
             </w:tcBorders>
+            <w:tcMar/>
           </w:tcPr>
           <w:p>
             <w:pPr>
               <w:ind w:left="-144" w:right="-144"/>
               <w:jc w:val="center"/>
               <w:rPr>
-                <w:rFonts w:ascii="Times New Roman" w:eastAsia="Times New Roman" w:hAnsi="Times New Roman" w:cs="Times New Roman"/>
+                <w:rFonts w:ascii="Times New Roman" w:hAnsi="Times New Roman" w:eastAsia="Times New Roman" w:cs="Times New Roman"/>
                 <w:sz w:val="24"/>
                 <w:szCs w:val="24"/>
                 <w:lang w:val="en-GB"/>
@@ -6863,18 +6901,19 @@
             <w:cnfStyle w:val="000010000000" w:firstRow="0" w:lastRow="0" w:firstColumn="0" w:lastColumn="0" w:oddVBand="1" w:evenVBand="0" w:oddHBand="0" w:evenHBand="0" w:firstRowFirstColumn="0" w:firstRowLastColumn="0" w:lastRowFirstColumn="0" w:lastRowLastColumn="0"/>
             <w:tcW w:w="851" w:type="dxa"/>
             <w:tcBorders>
-              <w:top w:val="none" w:sz="0" w:space="0" w:color="auto"/>
-              <w:left w:val="none" w:sz="0" w:space="0" w:color="auto"/>
-              <w:bottom w:val="none" w:sz="0" w:space="0" w:color="auto"/>
-              <w:right w:val="none" w:sz="0" w:space="0" w:color="auto"/>
+              <w:top w:val="none" w:color="auto" w:sz="0" w:space="0"/>
+              <w:left w:val="none" w:color="auto" w:sz="0" w:space="0"/>
+              <w:bottom w:val="none" w:color="auto" w:sz="0" w:space="0"/>
+              <w:right w:val="none" w:color="auto" w:sz="0" w:space="0"/>
             </w:tcBorders>
+            <w:tcMar/>
           </w:tcPr>
           <w:p>
             <w:pPr>
               <w:ind w:left="-144" w:right="-144"/>
               <w:jc w:val="center"/>
               <w:rPr>
-                <w:rFonts w:ascii="Times New Roman" w:eastAsia="Times New Roman" w:hAnsi="Times New Roman" w:cs="Times New Roman"/>
+                <w:rFonts w:ascii="Times New Roman" w:hAnsi="Times New Roman" w:eastAsia="Times New Roman" w:cs="Times New Roman"/>
                 <w:sz w:val="24"/>
                 <w:szCs w:val="24"/>
                 <w:lang w:val="en-GB"/>
@@ -6882,7 +6921,7 @@
             </w:pPr>
             <w:r>
               <w:rPr>
-                <w:rFonts w:ascii="Times New Roman" w:eastAsia="Times New Roman" w:hAnsi="Times New Roman" w:cs="Times New Roman"/>
+                <w:rFonts w:ascii="Times New Roman" w:hAnsi="Times New Roman" w:eastAsia="Times New Roman" w:cs="Times New Roman"/>
                 <w:sz w:val="24"/>
                 <w:szCs w:val="24"/>
                 <w:lang w:val="en-GB"/>
@@ -6896,10 +6935,11 @@
             <w:cnfStyle w:val="000100000000" w:firstRow="0" w:lastRow="0" w:firstColumn="0" w:lastColumn="1" w:oddVBand="0" w:evenVBand="0" w:oddHBand="0" w:evenHBand="0" w:firstRowFirstColumn="0" w:firstRowLastColumn="0" w:lastRowFirstColumn="0" w:lastRowLastColumn="0"/>
             <w:tcW w:w="7113" w:type="dxa"/>
             <w:tcBorders>
-              <w:top w:val="none" w:sz="0" w:space="0" w:color="auto"/>
-              <w:bottom w:val="none" w:sz="0" w:space="0" w:color="auto"/>
-              <w:right w:val="none" w:sz="0" w:space="0" w:color="auto"/>
+              <w:top w:val="none" w:color="auto" w:sz="0" w:space="0"/>
+              <w:bottom w:val="none" w:color="auto" w:sz="0" w:space="0"/>
+              <w:right w:val="none" w:color="auto" w:sz="0" w:space="0"/>
             </w:tcBorders>
+            <w:tcMar/>
           </w:tcPr>
           <w:p>
             <w:pPr>
@@ -6954,8 +6994,8 @@
           <w:b/>
         </w:rPr>
       </w:pPr>
-      <w:bookmarkStart w:id="45" w:name="_Toc384987416"/>
-      <w:bookmarkStart w:id="46" w:name="_Toc360108733"/>
+      <w:bookmarkStart w:name="_Toc384987416" w:id="45"/>
+      <w:bookmarkStart w:name="_Toc360108733" w:id="46"/>
       <w:bookmarkEnd w:id="40"/>
       <w:bookmarkEnd w:id="41"/>
       <w:bookmarkEnd w:id="44"/>
@@ -6978,6 +7018,7 @@
         <w:tc>
           <w:tcPr>
             <w:tcW w:w="838" w:type="dxa"/>
+            <w:tcMar/>
           </w:tcPr>
           <w:p>
             <w:pPr>
@@ -7002,6 +7043,7 @@
         <w:tc>
           <w:tcPr>
             <w:tcW w:w="1559" w:type="dxa"/>
+            <w:tcMar/>
           </w:tcPr>
           <w:p>
             <w:pPr>
@@ -7026,6 +7068,7 @@
         <w:tc>
           <w:tcPr>
             <w:tcW w:w="2551" w:type="dxa"/>
+            <w:tcMar/>
           </w:tcPr>
           <w:p>
             <w:pPr>
@@ -7050,6 +7093,7 @@
         <w:tc>
           <w:tcPr>
             <w:tcW w:w="4536" w:type="dxa"/>
+            <w:tcMar/>
           </w:tcPr>
           <w:p>
             <w:pPr>
@@ -7077,6 +7121,7 @@
           <w:tcPr>
             <w:tcW w:w="9484" w:type="dxa"/>
             <w:gridSpan w:val="4"/>
+            <w:tcMar/>
           </w:tcPr>
           <w:p>
             <w:pPr>
@@ -7103,6 +7148,7 @@
         <w:tc>
           <w:tcPr>
             <w:tcW w:w="838" w:type="dxa"/>
+            <w:tcMar/>
           </w:tcPr>
           <w:p>
             <w:pPr>
@@ -7119,6 +7165,7 @@
         <w:tc>
           <w:tcPr>
             <w:tcW w:w="1559" w:type="dxa"/>
+            <w:tcMar/>
           </w:tcPr>
           <w:p>
             <w:pPr>
@@ -7140,6 +7187,7 @@
         <w:tc>
           <w:tcPr>
             <w:tcW w:w="2551" w:type="dxa"/>
+            <w:tcMar/>
           </w:tcPr>
           <w:p>
             <w:pPr>
@@ -7157,6 +7205,7 @@
         <w:tc>
           <w:tcPr>
             <w:tcW w:w="4536" w:type="dxa"/>
+            <w:tcMar/>
           </w:tcPr>
           <w:p>
             <w:pPr>
@@ -7200,6 +7249,7 @@
         <w:tc>
           <w:tcPr>
             <w:tcW w:w="838" w:type="dxa"/>
+            <w:tcMar/>
           </w:tcPr>
           <w:p>
             <w:pPr>
@@ -7219,6 +7269,7 @@
         <w:tc>
           <w:tcPr>
             <w:tcW w:w="1559" w:type="dxa"/>
+            <w:tcMar/>
           </w:tcPr>
           <w:p>
             <w:pPr>
@@ -7240,6 +7291,7 @@
         <w:tc>
           <w:tcPr>
             <w:tcW w:w="2551" w:type="dxa"/>
+            <w:tcMar/>
           </w:tcPr>
           <w:p>
             <w:pPr>
@@ -7260,6 +7312,7 @@
         <w:tc>
           <w:tcPr>
             <w:tcW w:w="4536" w:type="dxa"/>
+            <w:tcMar/>
           </w:tcPr>
           <w:p>
             <w:pPr>
@@ -7288,6 +7341,7 @@
         <w:tc>
           <w:tcPr>
             <w:tcW w:w="838" w:type="dxa"/>
+            <w:tcMar/>
           </w:tcPr>
           <w:p>
             <w:pPr>
@@ -7307,6 +7361,7 @@
         <w:tc>
           <w:tcPr>
             <w:tcW w:w="1559" w:type="dxa"/>
+            <w:tcMar/>
           </w:tcPr>
           <w:p>
             <w:pPr>
@@ -7328,6 +7383,7 @@
         <w:tc>
           <w:tcPr>
             <w:tcW w:w="2551" w:type="dxa"/>
+            <w:tcMar/>
           </w:tcPr>
           <w:p>
             <w:pPr>
@@ -7345,6 +7401,7 @@
         <w:tc>
           <w:tcPr>
             <w:tcW w:w="4536" w:type="dxa"/>
+            <w:tcMar/>
           </w:tcPr>
           <w:p>
             <w:pPr>
@@ -7373,6 +7430,7 @@
         <w:tc>
           <w:tcPr>
             <w:tcW w:w="838" w:type="dxa"/>
+            <w:tcMar/>
           </w:tcPr>
           <w:p>
             <w:pPr>
@@ -7392,6 +7450,7 @@
         <w:tc>
           <w:tcPr>
             <w:tcW w:w="1559" w:type="dxa"/>
+            <w:tcMar/>
           </w:tcPr>
           <w:p>
             <w:pPr>
@@ -7413,6 +7472,7 @@
         <w:tc>
           <w:tcPr>
             <w:tcW w:w="2551" w:type="dxa"/>
+            <w:tcMar/>
           </w:tcPr>
           <w:p>
             <w:pPr>
@@ -7433,6 +7493,7 @@
         <w:tc>
           <w:tcPr>
             <w:tcW w:w="4536" w:type="dxa"/>
+            <w:tcMar/>
           </w:tcPr>
           <w:p>
             <w:pPr>
@@ -7461,6 +7522,7 @@
         <w:tc>
           <w:tcPr>
             <w:tcW w:w="838" w:type="dxa"/>
+            <w:tcMar/>
           </w:tcPr>
           <w:p>
             <w:pPr>
@@ -7480,6 +7542,7 @@
         <w:tc>
           <w:tcPr>
             <w:tcW w:w="1559" w:type="dxa"/>
+            <w:tcMar/>
           </w:tcPr>
           <w:p>
             <w:pPr>
@@ -7501,6 +7564,7 @@
         <w:tc>
           <w:tcPr>
             <w:tcW w:w="2551" w:type="dxa"/>
+            <w:tcMar/>
           </w:tcPr>
           <w:p>
             <w:pPr>
@@ -7521,6 +7585,7 @@
         <w:tc>
           <w:tcPr>
             <w:tcW w:w="4536" w:type="dxa"/>
+            <w:tcMar/>
           </w:tcPr>
           <w:p>
             <w:pPr>
@@ -7549,6 +7614,7 @@
         <w:tc>
           <w:tcPr>
             <w:tcW w:w="838" w:type="dxa"/>
+            <w:tcMar/>
           </w:tcPr>
           <w:p>
             <w:pPr>
@@ -7569,6 +7635,7 @@
         <w:tc>
           <w:tcPr>
             <w:tcW w:w="1559" w:type="dxa"/>
+            <w:tcMar/>
           </w:tcPr>
           <w:p>
             <w:pPr>
@@ -7590,6 +7657,7 @@
         <w:tc>
           <w:tcPr>
             <w:tcW w:w="2551" w:type="dxa"/>
+            <w:tcMar/>
           </w:tcPr>
           <w:p>
             <w:pPr>
@@ -7623,7 +7691,6 @@
               <w:rPr>
                 <w:color w:val="000000"/>
               </w:rPr>
-              <w:lastRenderedPageBreak/>
               <w:t>= Additional Doc Required tại bước Data Inputer Checker</w:t>
             </w:r>
           </w:p>
@@ -7631,6 +7698,7 @@
         <w:tc>
           <w:tcPr>
             <w:tcW w:w="4536" w:type="dxa"/>
+            <w:tcMar/>
           </w:tcPr>
           <w:p>
             <w:pPr>
@@ -7644,7 +7712,6 @@
               <w:rPr>
                 <w:rFonts w:eastAsia="Times New Roman"/>
               </w:rPr>
-              <w:lastRenderedPageBreak/>
               <w:t>NG_SB_CLOS_ENTRY_EXIT</w:t>
             </w:r>
             <w:r>
@@ -7735,7 +7802,6 @@
               <w:rPr>
                 <w:rFonts w:eastAsia="Calibri"/>
               </w:rPr>
-              <w:lastRenderedPageBreak/>
               <w:t>WHEN (</w:t>
             </w:r>
             <w:proofErr w:type="gramStart"/>
@@ -7827,6 +7893,7 @@
         <w:tc>
           <w:tcPr>
             <w:tcW w:w="838" w:type="dxa"/>
+            <w:tcMar/>
           </w:tcPr>
           <w:p>
             <w:pPr>
@@ -7847,6 +7914,7 @@
         <w:tc>
           <w:tcPr>
             <w:tcW w:w="1559" w:type="dxa"/>
+            <w:tcMar/>
           </w:tcPr>
           <w:p>
             <w:pPr>
@@ -7868,6 +7936,7 @@
         <w:tc>
           <w:tcPr>
             <w:tcW w:w="2551" w:type="dxa"/>
+            <w:tcMar/>
           </w:tcPr>
           <w:p>
             <w:pPr>
@@ -7885,6 +7954,7 @@
         <w:tc>
           <w:tcPr>
             <w:tcW w:w="4536" w:type="dxa"/>
+            <w:tcMar/>
           </w:tcPr>
           <w:p>
             <w:pPr>
@@ -8194,6 +8264,7 @@
         <w:tc>
           <w:tcPr>
             <w:tcW w:w="838" w:type="dxa"/>
+            <w:tcMar/>
           </w:tcPr>
           <w:p>
             <w:pPr>
@@ -8214,6 +8285,7 @@
         <w:tc>
           <w:tcPr>
             <w:tcW w:w="1559" w:type="dxa"/>
+            <w:tcMar/>
           </w:tcPr>
           <w:p>
             <w:pPr>
@@ -8235,6 +8307,7 @@
         <w:tc>
           <w:tcPr>
             <w:tcW w:w="2551" w:type="dxa"/>
+            <w:tcMar/>
           </w:tcPr>
           <w:p>
             <w:pPr>
@@ -8255,6 +8328,7 @@
         <w:tc>
           <w:tcPr>
             <w:tcW w:w="4536" w:type="dxa"/>
+            <w:tcMar/>
           </w:tcPr>
           <w:p>
             <w:pPr>
@@ -8383,6 +8457,7 @@
           <w:tcPr>
             <w:tcW w:w="9484" w:type="dxa"/>
             <w:gridSpan w:val="4"/>
+            <w:tcMar/>
           </w:tcPr>
           <w:p>
             <w:pPr>
@@ -8409,6 +8484,7 @@
         <w:tc>
           <w:tcPr>
             <w:tcW w:w="838" w:type="dxa"/>
+            <w:tcMar/>
           </w:tcPr>
           <w:p>
             <w:pPr>
@@ -8429,6 +8505,7 @@
         <w:tc>
           <w:tcPr>
             <w:tcW w:w="1559" w:type="dxa"/>
+            <w:tcMar/>
           </w:tcPr>
           <w:p>
             <w:pPr>
@@ -8451,6 +8528,7 @@
         <w:tc>
           <w:tcPr>
             <w:tcW w:w="2551" w:type="dxa"/>
+            <w:tcMar/>
           </w:tcPr>
           <w:p>
             <w:pPr>
@@ -8471,6 +8549,7 @@
         <w:tc>
           <w:tcPr>
             <w:tcW w:w="4536" w:type="dxa"/>
+            <w:tcMar/>
           </w:tcPr>
           <w:p>
             <w:pPr>
@@ -8505,6 +8584,7 @@
         <w:tc>
           <w:tcPr>
             <w:tcW w:w="838" w:type="dxa"/>
+            <w:tcMar/>
           </w:tcPr>
           <w:p>
             <w:pPr>
@@ -8525,6 +8605,7 @@
         <w:tc>
           <w:tcPr>
             <w:tcW w:w="1559" w:type="dxa"/>
+            <w:tcMar/>
           </w:tcPr>
           <w:p>
             <w:pPr>
@@ -8547,6 +8628,7 @@
         <w:tc>
           <w:tcPr>
             <w:tcW w:w="2551" w:type="dxa"/>
+            <w:tcMar/>
           </w:tcPr>
           <w:p>
             <w:pPr>
@@ -8567,6 +8649,7 @@
         <w:tc>
           <w:tcPr>
             <w:tcW w:w="4536" w:type="dxa"/>
+            <w:tcMar/>
           </w:tcPr>
           <w:p>
             <w:pPr>
@@ -8595,6 +8678,7 @@
         <w:tc>
           <w:tcPr>
             <w:tcW w:w="838" w:type="dxa"/>
+            <w:tcMar/>
           </w:tcPr>
           <w:p>
             <w:pPr>
@@ -8615,6 +8699,7 @@
         <w:tc>
           <w:tcPr>
             <w:tcW w:w="1559" w:type="dxa"/>
+            <w:tcMar/>
           </w:tcPr>
           <w:p>
             <w:pPr>
@@ -8637,6 +8722,7 @@
         <w:tc>
           <w:tcPr>
             <w:tcW w:w="2551" w:type="dxa"/>
+            <w:tcMar/>
           </w:tcPr>
           <w:p>
             <w:pPr>
@@ -8655,6 +8741,7 @@
         <w:tc>
           <w:tcPr>
             <w:tcW w:w="4536" w:type="dxa"/>
+            <w:tcMar/>
           </w:tcPr>
           <w:p>
             <w:pPr>
@@ -8683,6 +8770,7 @@
         <w:tc>
           <w:tcPr>
             <w:tcW w:w="838" w:type="dxa"/>
+            <w:tcMar/>
           </w:tcPr>
           <w:p>
             <w:pPr>
@@ -8703,6 +8791,7 @@
         <w:tc>
           <w:tcPr>
             <w:tcW w:w="1559" w:type="dxa"/>
+            <w:tcMar/>
           </w:tcPr>
           <w:p>
             <w:pPr>
@@ -8725,6 +8814,7 @@
         <w:tc>
           <w:tcPr>
             <w:tcW w:w="2551" w:type="dxa"/>
+            <w:tcMar/>
           </w:tcPr>
           <w:p>
             <w:pPr>
@@ -8746,6 +8836,7 @@
         <w:tc>
           <w:tcPr>
             <w:tcW w:w="4536" w:type="dxa"/>
+            <w:tcMar/>
           </w:tcPr>
           <w:p>
             <w:pPr>
@@ -8774,6 +8865,7 @@
         <w:tc>
           <w:tcPr>
             <w:tcW w:w="838" w:type="dxa"/>
+            <w:tcMar/>
           </w:tcPr>
           <w:p>
             <w:pPr>
@@ -8794,6 +8886,7 @@
         <w:tc>
           <w:tcPr>
             <w:tcW w:w="1559" w:type="dxa"/>
+            <w:tcMar/>
           </w:tcPr>
           <w:p>
             <w:pPr>
@@ -8816,6 +8909,7 @@
         <w:tc>
           <w:tcPr>
             <w:tcW w:w="2551" w:type="dxa"/>
+            <w:tcMar/>
           </w:tcPr>
           <w:p>
             <w:pPr>
@@ -8836,6 +8930,7 @@
         <w:tc>
           <w:tcPr>
             <w:tcW w:w="4536" w:type="dxa"/>
+            <w:tcMar/>
           </w:tcPr>
           <w:p>
             <w:pPr>
@@ -8864,6 +8959,7 @@
         <w:tc>
           <w:tcPr>
             <w:tcW w:w="838" w:type="dxa"/>
+            <w:tcMar/>
           </w:tcPr>
           <w:p>
             <w:pPr>
@@ -8884,6 +8980,7 @@
         <w:tc>
           <w:tcPr>
             <w:tcW w:w="1559" w:type="dxa"/>
+            <w:tcMar/>
           </w:tcPr>
           <w:p>
             <w:pPr>
@@ -8906,6 +9003,7 @@
         <w:tc>
           <w:tcPr>
             <w:tcW w:w="2551" w:type="dxa"/>
+            <w:tcMar/>
           </w:tcPr>
           <w:p>
             <w:pPr>
@@ -8940,6 +9038,7 @@
         <w:tc>
           <w:tcPr>
             <w:tcW w:w="4536" w:type="dxa"/>
+            <w:tcMar/>
           </w:tcPr>
           <w:p>
             <w:pPr>
@@ -9104,6 +9203,7 @@
         <w:tc>
           <w:tcPr>
             <w:tcW w:w="838" w:type="dxa"/>
+            <w:tcMar/>
           </w:tcPr>
           <w:p>
             <w:pPr>
@@ -9124,6 +9224,7 @@
         <w:tc>
           <w:tcPr>
             <w:tcW w:w="1559" w:type="dxa"/>
+            <w:tcMar/>
           </w:tcPr>
           <w:p>
             <w:pPr>
@@ -9146,6 +9247,7 @@
         <w:tc>
           <w:tcPr>
             <w:tcW w:w="2551" w:type="dxa"/>
+            <w:tcMar/>
           </w:tcPr>
           <w:p>
             <w:pPr>
@@ -9163,6 +9265,7 @@
         <w:tc>
           <w:tcPr>
             <w:tcW w:w="4536" w:type="dxa"/>
+            <w:tcMar/>
           </w:tcPr>
           <w:p>
             <w:pPr>
@@ -9201,9 +9304,21 @@
             </w:pPr>
             <w:r>
               <w:rPr>
-                <w:color w:val="000000"/>
-              </w:rPr>
-              <w:t>NG_SB_CLOS_EXCEPTION b&gt;</w:t>
+                <w:color w:val="000000" w:themeColor="text1" w:themeTint="FF" w:themeShade="FF"/>
+              </w:rPr>
+              <w:t>NG_SB_</w:t>
+            </w:r>
+            <w:r>
+              <w:rPr>
+                <w:color w:val="000000" w:themeColor="text1" w:themeTint="FF" w:themeShade="FF"/>
+              </w:rPr>
+              <w:t>R</w:t>
+            </w:r>
+            <w:r>
+              <w:rPr>
+                <w:color w:val="000000" w:themeColor="text1" w:themeTint="FF" w:themeShade="FF"/>
+              </w:rPr>
+              <w:t>LOS_EXCEPTION b&gt;</w:t>
             </w:r>
           </w:p>
           <w:p>
@@ -9420,7 +9535,6 @@
               <w:rPr>
                 <w:rFonts w:eastAsia="Times New Roman"/>
               </w:rPr>
-              <w:lastRenderedPageBreak/>
               <w:t xml:space="preserve">THEN </w:t>
             </w:r>
             <w:proofErr w:type="gramStart"/>
@@ -9723,6 +9837,7 @@
         <w:tc>
           <w:tcPr>
             <w:tcW w:w="838" w:type="dxa"/>
+            <w:tcMar/>
           </w:tcPr>
           <w:p>
             <w:pPr>
@@ -9743,6 +9858,7 @@
         <w:tc>
           <w:tcPr>
             <w:tcW w:w="1559" w:type="dxa"/>
+            <w:tcMar/>
           </w:tcPr>
           <w:p>
             <w:pPr>
@@ -9765,6 +9881,7 @@
         <w:tc>
           <w:tcPr>
             <w:tcW w:w="2551" w:type="dxa"/>
+            <w:tcMar/>
           </w:tcPr>
           <w:p>
             <w:pPr>
@@ -9785,6 +9902,7 @@
         <w:tc>
           <w:tcPr>
             <w:tcW w:w="4536" w:type="dxa"/>
+            <w:tcMar/>
           </w:tcPr>
           <w:p>
             <w:pPr>
@@ -9923,8 +10041,8 @@
           <w:b/>
         </w:rPr>
       </w:pPr>
-      <w:bookmarkStart w:id="47" w:name="_Toc384987417"/>
-      <w:bookmarkStart w:id="48" w:name="_Toc236389579"/>
+      <w:bookmarkStart w:name="_Toc384987417" w:id="47"/>
+      <w:bookmarkStart w:name="_Toc236389579" w:id="48"/>
       <w:bookmarkEnd w:id="45"/>
       <w:r>
         <w:rPr>
@@ -9971,9 +10089,9 @@
           <w:b/>
         </w:rPr>
       </w:pPr>
-      <w:bookmarkStart w:id="49" w:name="_Toc236389580"/>
-      <w:bookmarkStart w:id="50" w:name="_Toc360108734"/>
-      <w:bookmarkStart w:id="51" w:name="_Toc384987418"/>
+      <w:bookmarkStart w:name="_Toc236389580" w:id="49"/>
+      <w:bookmarkStart w:name="_Toc360108734" w:id="50"/>
+      <w:bookmarkStart w:name="_Toc384987418" w:id="51"/>
       <w:r>
         <w:rPr>
           <w:rFonts w:eastAsia="Calibri"/>
@@ -10002,7 +10120,7 @@
           <w:b/>
         </w:rPr>
       </w:pPr>
-      <w:bookmarkStart w:id="52" w:name="_Toc236389581"/>
+      <w:bookmarkStart w:name="_Toc236389581" w:id="52"/>
       <w:r>
         <w:rPr>
           <w:rFonts w:eastAsia="Calibri"/>
@@ -10045,14 +10163,13 @@
           <w:b/>
         </w:rPr>
       </w:pPr>
-      <w:bookmarkStart w:id="53" w:name="_Toc384987419"/>
-      <w:bookmarkStart w:id="54" w:name="_Toc236389582"/>
+      <w:bookmarkStart w:name="_Toc384987419" w:id="53"/>
+      <w:bookmarkStart w:name="_Toc236389582" w:id="54"/>
       <w:r>
         <w:rPr>
           <w:rFonts w:eastAsia="Calibri"/>
           <w:b/>
         </w:rPr>
-        <w:lastRenderedPageBreak/>
         <w:t>PHỤ LỤC</w:t>
       </w:r>
       <w:bookmarkEnd w:id="0"/>
@@ -10066,7 +10183,7 @@
     <w:sectPr>
       <w:headerReference w:type="default" r:id="rId9"/>
       <w:footerReference w:type="default" r:id="rId10"/>
-      <w:pgSz w:w="11907" w:h="16839" w:code="9"/>
+      <w:pgSz w:w="11907" w:h="16839" w:orient="portrait" w:code="9"/>
       <w:pgMar w:top="1134" w:right="1134" w:bottom="1134" w:left="1418" w:header="567" w:footer="454" w:gutter="0"/>
       <w:cols w:space="720"/>
       <w:titlePg/>
@@ -10156,12 +10273,12 @@
               <w:tblW w:w="9923" w:type="dxa"/>
               <w:jc w:val="center"/>
               <w:tblBorders>
-                <w:top w:val="none" w:sz="0" w:space="0" w:color="auto"/>
-                <w:left w:val="none" w:sz="0" w:space="0" w:color="auto"/>
-                <w:bottom w:val="none" w:sz="0" w:space="0" w:color="auto"/>
-                <w:right w:val="none" w:sz="0" w:space="0" w:color="auto"/>
-                <w:insideH w:val="none" w:sz="0" w:space="0" w:color="auto"/>
-                <w:insideV w:val="none" w:sz="0" w:space="0" w:color="auto"/>
+                <w:top w:val="none" w:color="auto" w:sz="0" w:space="0"/>
+                <w:left w:val="none" w:color="auto" w:sz="0" w:space="0"/>
+                <w:bottom w:val="none" w:color="auto" w:sz="0" w:space="0"/>
+                <w:right w:val="none" w:color="auto" w:sz="0" w:space="0"/>
+                <w:insideH w:val="none" w:color="auto" w:sz="0" w:space="0"/>
+                <w:insideV w:val="none" w:color="auto" w:sz="0" w:space="0"/>
               </w:tblBorders>
               <w:tblLook w:val="04A0" w:firstRow="1" w:lastRow="0" w:firstColumn="1" w:lastColumn="0" w:noHBand="0" w:noVBand="1"/>
             </w:tblPr>
@@ -10183,7 +10300,7 @@
                   <w:pPr>
                     <w:pStyle w:val="Footer"/>
                     <w:pBdr>
-                      <w:bottom w:val="single" w:sz="6" w:space="1" w:color="auto"/>
+                      <w:bottom w:val="single" w:color="auto" w:sz="6" w:space="1"/>
                     </w:pBdr>
                     <w:tabs>
                       <w:tab w:val="clear" w:pos="4680"/>
@@ -10406,16 +10523,26 @@
               </w:rPr>
               <w:t>/</w:t>
             </w:r>
-            <w:fldSimple w:instr="NUMPAGES   \* MERGEFORMAT">
-              <w:r>
-                <w:rPr>
-                  <w:noProof/>
-                  <w:sz w:val="22"/>
-                  <w:szCs w:val="22"/>
-                </w:rPr>
-                <w:t>12</w:t>
-              </w:r>
-            </w:fldSimple>
+            <w:r>
+              <w:fldChar w:fldCharType="begin"/>
+            </w:r>
+            <w:r>
+              <w:instrText>NUMPAGES   \* MERGEFORMAT</w:instrText>
+            </w:r>
+            <w:r>
+              <w:fldChar w:fldCharType="separate"/>
+            </w:r>
+            <w:r>
+              <w:rPr>
+                <w:noProof/>
+                <w:sz w:val="22"/>
+                <w:szCs w:val="22"/>
+              </w:rPr>
+              <w:t>12</w:t>
+            </w:r>
+            <w:r>
+              <w:fldChar w:fldCharType="end"/>
+            </w:r>
           </w:p>
         </w:sdtContent>
       </w:sdt>
@@ -10450,19 +10577,19 @@
 </file>
 
 <file path=word/header1.xml><?xml version="1.0" encoding="utf-8"?>
-<w:hdr xmlns:wpc="http://schemas.microsoft.com/office/word/2010/wordprocessingCanvas" xmlns:cx="http://schemas.microsoft.com/office/drawing/2014/chartex" xmlns:cx1="http://schemas.microsoft.com/office/drawing/2015/9/8/chartex" xmlns:cx2="http://schemas.microsoft.com/office/drawing/2015/10/21/chartex" xmlns:cx3="http://schemas.microsoft.com/office/drawing/2016/5/9/chartex" xmlns:cx4="http://schemas.microsoft.com/office/drawing/2016/5/10/chartex" xmlns:cx5="http://schemas.microsoft.com/office/drawing/2016/5/11/chartex" xmlns:cx6="http://schemas.microsoft.com/office/drawing/2016/5/12/chartex" xmlns:cx7="http://schemas.microsoft.com/office/drawing/2016/5/13/chartex" xmlns:cx8="http://schemas.microsoft.com/office/drawing/2016/5/14/chartex" xmlns:mc="http://schemas.openxmlformats.org/markup-compatibility/2006" xmlns:aink="http://schemas.microsoft.com/office/drawing/2016/ink" xmlns:am3d="http://schemas.microsoft.com/office/drawing/2017/model3d" xmlns:o="urn:schemas-microsoft-com:office:office" xmlns:oel="http://schemas.microsoft.com/office/2019/extlst" xmlns:r="http://schemas.openxmlformats.org/officeDocument/2006/relationships" xmlns:m="http://schemas.openxmlformats.org/officeDocument/2006/math" xmlns:v="urn:schemas-microsoft-com:vml" xmlns:wp14="http://schemas.microsoft.com/office/word/2010/wordprocessingDrawing" xmlns:wp="http://schemas.openxmlformats.org/drawingml/2006/wordprocessingDrawing" xmlns:w10="urn:schemas-microsoft-com:office:word" xmlns:w="http://schemas.openxmlformats.org/wordprocessingml/2006/main" xmlns:w14="http://schemas.microsoft.com/office/word/2010/wordml" xmlns:w15="http://schemas.microsoft.com/office/word/2012/wordml" xmlns:w16cei="http://schemas.microsoft.com/office/word/2026/wordml/cei" xmlns:w16cex="http://schemas.microsoft.com/office/word/2018/wordml/cex" xmlns:w16cid="http://schemas.microsoft.com/office/word/2016/wordml/cid" xmlns:w16="http://schemas.microsoft.com/office/word/2018/wordml" xmlns:w16du="http://schemas.microsoft.com/office/word/2023/wordml/word16du" xmlns:w16sdtdh="http://schemas.microsoft.com/office/word/2020/wordml/sdtdatahash" xmlns:w16sdtfl="http://schemas.microsoft.com/office/word/2024/wordml/sdtformatlock" xmlns:w16se="http://schemas.microsoft.com/office/word/2015/wordml/symex" xmlns:wpg="http://schemas.microsoft.com/office/word/2010/wordprocessingGroup" xmlns:wpi="http://schemas.microsoft.com/office/word/2010/wordprocessingInk" xmlns:wne="http://schemas.microsoft.com/office/word/2006/wordml" xmlns:wps="http://schemas.microsoft.com/office/word/2010/wordprocessingShape" mc:Ignorable="w14 w15 w16se w16cid w16 w16cex w16sdtdh w16sdtfl w16du wp14">
+<w:hdr xmlns:wpc="http://schemas.microsoft.com/office/word/2010/wordprocessingCanvas" xmlns:cx="http://schemas.microsoft.com/office/drawing/2014/chartex" xmlns:cx1="http://schemas.microsoft.com/office/drawing/2015/9/8/chartex" xmlns:cx2="http://schemas.microsoft.com/office/drawing/2015/10/21/chartex" xmlns:cx3="http://schemas.microsoft.com/office/drawing/2016/5/9/chartex" xmlns:cx4="http://schemas.microsoft.com/office/drawing/2016/5/10/chartex" xmlns:cx5="http://schemas.microsoft.com/office/drawing/2016/5/11/chartex" xmlns:cx6="http://schemas.microsoft.com/office/drawing/2016/5/12/chartex" xmlns:cx7="http://schemas.microsoft.com/office/drawing/2016/5/13/chartex" xmlns:cx8="http://schemas.microsoft.com/office/drawing/2016/5/14/chartex" xmlns:mc="http://schemas.openxmlformats.org/markup-compatibility/2006" xmlns:aink="http://schemas.microsoft.com/office/drawing/2016/ink" xmlns:am3d="http://schemas.microsoft.com/office/drawing/2017/model3d" xmlns:o="urn:schemas-microsoft-com:office:office" xmlns:oel="http://schemas.microsoft.com/office/2019/extlst" xmlns:r="http://schemas.openxmlformats.org/officeDocument/2006/relationships" xmlns:m="http://schemas.openxmlformats.org/officeDocument/2006/math" xmlns:v="urn:schemas-microsoft-com:vml" xmlns:wp14="http://schemas.microsoft.com/office/word/2010/wordprocessingDrawing" xmlns:wp="http://schemas.openxmlformats.org/drawingml/2006/wordprocessingDrawing" xmlns:w10="urn:schemas-microsoft-com:office:word" xmlns:w="http://schemas.openxmlformats.org/wordprocessingml/2006/main" xmlns:w14="http://schemas.microsoft.com/office/word/2010/wordml" xmlns:w15="http://schemas.microsoft.com/office/word/2012/wordml" xmlns:w16cei="http://schemas.microsoft.com/office/word/2026/wordml/cei" xmlns:w16cex="http://schemas.microsoft.com/office/word/2018/wordml/cex" xmlns:w16cid="http://schemas.microsoft.com/office/word/2016/wordml/cid" xmlns:w16="http://schemas.microsoft.com/office/word/2018/wordml" xmlns:w16du="http://schemas.microsoft.com/office/word/2023/wordml/word16du" xmlns:w16sdtdh="http://schemas.microsoft.com/office/word/2020/wordml/sdtdatahash" xmlns:w16sdtfl="http://schemas.microsoft.com/office/word/2024/wordml/sdtformatlock" xmlns:w16se="http://schemas.microsoft.com/office/word/2015/wordml/symex" xmlns:wpg="http://schemas.microsoft.com/office/word/2010/wordprocessingGroup" xmlns:wpi="http://schemas.microsoft.com/office/word/2010/wordprocessingInk" xmlns:wne="http://schemas.microsoft.com/office/word/2006/wordml" xmlns:wps="http://schemas.microsoft.com/office/word/2010/wordprocessingShape" xmlns:a="http://schemas.openxmlformats.org/drawingml/2006/main" xmlns:pic="http://schemas.openxmlformats.org/drawingml/2006/picture" mc:Ignorable="w14 w15 w16se w16cid w16 w16cex w16sdtdh w16sdtfl w16du wp14">
   <w:tbl>
     <w:tblPr>
       <w:tblStyle w:val="TableGrid"/>
       <w:tblW w:w="9209" w:type="dxa"/>
       <w:jc w:val="center"/>
       <w:tblBorders>
-        <w:top w:val="none" w:sz="0" w:space="0" w:color="auto"/>
-        <w:left w:val="none" w:sz="0" w:space="0" w:color="auto"/>
-        <w:bottom w:val="none" w:sz="0" w:space="0" w:color="auto"/>
-        <w:right w:val="none" w:sz="0" w:space="0" w:color="auto"/>
-        <w:insideH w:val="none" w:sz="0" w:space="0" w:color="auto"/>
-        <w:insideV w:val="none" w:sz="0" w:space="0" w:color="auto"/>
+        <w:top w:val="none" w:color="auto" w:sz="0" w:space="0"/>
+        <w:left w:val="none" w:color="auto" w:sz="0" w:space="0"/>
+        <w:bottom w:val="none" w:color="auto" w:sz="0" w:space="0"/>
+        <w:right w:val="none" w:color="auto" w:sz="0" w:space="0"/>
+        <w:insideH w:val="none" w:color="auto" w:sz="0" w:space="0"/>
+        <w:insideV w:val="none" w:color="auto" w:sz="0" w:space="0"/>
       </w:tblBorders>
       <w:tblLayout w:type="fixed"/>
       <w:tblLook w:val="04A0" w:firstRow="1" w:lastRow="0" w:firstColumn="1" w:lastColumn="0" w:noHBand="0" w:noVBand="1"/>
@@ -10564,7 +10691,7 @@
           <w:gridSpan w:val="2"/>
           <w:vMerge w:val="restart"/>
           <w:tcBorders>
-            <w:right w:val="double" w:sz="4" w:space="0" w:color="auto"/>
+            <w:right w:val="double" w:color="auto" w:sz="4" w:space="0"/>
           </w:tcBorders>
           <w:vAlign w:val="bottom"/>
         </w:tcPr>
@@ -10614,10 +10741,10 @@
         <w:tcPr>
           <w:tcW w:w="1701" w:type="dxa"/>
           <w:tcBorders>
-            <w:top w:val="double" w:sz="4" w:space="0" w:color="auto"/>
-            <w:left w:val="double" w:sz="4" w:space="0" w:color="auto"/>
-            <w:bottom w:val="double" w:sz="4" w:space="0" w:color="auto"/>
-            <w:right w:val="double" w:sz="4" w:space="0" w:color="auto"/>
+            <w:top w:val="double" w:color="auto" w:sz="4" w:space="0"/>
+            <w:left w:val="double" w:color="auto" w:sz="4" w:space="0"/>
+            <w:bottom w:val="double" w:color="auto" w:sz="4" w:space="0"/>
+            <w:right w:val="double" w:color="auto" w:sz="4" w:space="0"/>
           </w:tcBorders>
           <w:vAlign w:val="center"/>
         </w:tcPr>
@@ -10691,7 +10818,7 @@
         <w:tcPr>
           <w:tcW w:w="1701" w:type="dxa"/>
           <w:tcBorders>
-            <w:top w:val="double" w:sz="4" w:space="0" w:color="auto"/>
+            <w:top w:val="double" w:color="auto" w:sz="4" w:space="0"/>
           </w:tcBorders>
           <w:vAlign w:val="center"/>
         </w:tcPr>
@@ -10927,7 +11054,7 @@
         <w:p>
           <w:pPr>
             <w:pBdr>
-              <w:bottom w:val="single" w:sz="6" w:space="1" w:color="auto"/>
+              <w:bottom w:val="single" w:color="auto" w:sz="6" w:space="1"/>
             </w:pBdr>
             <w:ind w:right="0"/>
             <w:contextualSpacing/>
@@ -10980,7 +11107,7 @@
         <w:ind w:left="720" w:hanging="360"/>
       </w:pPr>
       <w:rPr>
-        <w:rFonts w:ascii="Arial" w:eastAsia="Times New Roman" w:hAnsi="Arial" w:cs="Arial" w:hint="default"/>
+        <w:rFonts w:hint="default" w:ascii="Arial" w:hAnsi="Arial" w:eastAsia="Times New Roman" w:cs="Arial"/>
       </w:rPr>
     </w:lvl>
     <w:lvl w:ilvl="1" w:tplc="04090003" w:tentative="1">
@@ -10992,7 +11119,7 @@
         <w:ind w:left="1440" w:hanging="360"/>
       </w:pPr>
       <w:rPr>
-        <w:rFonts w:ascii="Courier New" w:hAnsi="Courier New" w:cs="Courier New" w:hint="default"/>
+        <w:rFonts w:hint="default" w:ascii="Courier New" w:hAnsi="Courier New" w:cs="Courier New"/>
       </w:rPr>
     </w:lvl>
     <w:lvl w:ilvl="2" w:tplc="04090005" w:tentative="1">
@@ -11004,7 +11131,7 @@
         <w:ind w:left="2160" w:hanging="360"/>
       </w:pPr>
       <w:rPr>
-        <w:rFonts w:ascii="Wingdings" w:hAnsi="Wingdings" w:hint="default"/>
+        <w:rFonts w:hint="default" w:ascii="Wingdings" w:hAnsi="Wingdings"/>
       </w:rPr>
     </w:lvl>
     <w:lvl w:ilvl="3" w:tplc="04090001" w:tentative="1">
@@ -11016,7 +11143,7 @@
         <w:ind w:left="2880" w:hanging="360"/>
       </w:pPr>
       <w:rPr>
-        <w:rFonts w:ascii="Symbol" w:hAnsi="Symbol" w:hint="default"/>
+        <w:rFonts w:hint="default" w:ascii="Symbol" w:hAnsi="Symbol"/>
       </w:rPr>
     </w:lvl>
     <w:lvl w:ilvl="4" w:tplc="04090003" w:tentative="1">
@@ -11028,7 +11155,7 @@
         <w:ind w:left="3600" w:hanging="360"/>
       </w:pPr>
       <w:rPr>
-        <w:rFonts w:ascii="Courier New" w:hAnsi="Courier New" w:cs="Courier New" w:hint="default"/>
+        <w:rFonts w:hint="default" w:ascii="Courier New" w:hAnsi="Courier New" w:cs="Courier New"/>
       </w:rPr>
     </w:lvl>
     <w:lvl w:ilvl="5" w:tplc="04090005" w:tentative="1">
@@ -11040,7 +11167,7 @@
         <w:ind w:left="4320" w:hanging="360"/>
       </w:pPr>
       <w:rPr>
-        <w:rFonts w:ascii="Wingdings" w:hAnsi="Wingdings" w:hint="default"/>
+        <w:rFonts w:hint="default" w:ascii="Wingdings" w:hAnsi="Wingdings"/>
       </w:rPr>
     </w:lvl>
     <w:lvl w:ilvl="6" w:tplc="04090001" w:tentative="1">
@@ -11052,7 +11179,7 @@
         <w:ind w:left="5040" w:hanging="360"/>
       </w:pPr>
       <w:rPr>
-        <w:rFonts w:ascii="Symbol" w:hAnsi="Symbol" w:hint="default"/>
+        <w:rFonts w:hint="default" w:ascii="Symbol" w:hAnsi="Symbol"/>
       </w:rPr>
     </w:lvl>
     <w:lvl w:ilvl="7" w:tplc="04090003" w:tentative="1">
@@ -11064,7 +11191,7 @@
         <w:ind w:left="5760" w:hanging="360"/>
       </w:pPr>
       <w:rPr>
-        <w:rFonts w:ascii="Courier New" w:hAnsi="Courier New" w:cs="Courier New" w:hint="default"/>
+        <w:rFonts w:hint="default" w:ascii="Courier New" w:hAnsi="Courier New" w:cs="Courier New"/>
       </w:rPr>
     </w:lvl>
     <w:lvl w:ilvl="8" w:tplc="04090005" w:tentative="1">
@@ -11076,7 +11203,7 @@
         <w:ind w:left="6480" w:hanging="360"/>
       </w:pPr>
       <w:rPr>
-        <w:rFonts w:ascii="Wingdings" w:hAnsi="Wingdings" w:hint="default"/>
+        <w:rFonts w:hint="default" w:ascii="Wingdings" w:hAnsi="Wingdings"/>
       </w:rPr>
     </w:lvl>
   </w:abstractNum>
@@ -11446,7 +11573,7 @@
         <w:ind w:left="720" w:hanging="360"/>
       </w:pPr>
       <w:rPr>
-        <w:rFonts w:ascii="Wingdings" w:hAnsi="Wingdings" w:hint="default"/>
+        <w:rFonts w:hint="default" w:ascii="Wingdings" w:hAnsi="Wingdings"/>
       </w:rPr>
     </w:lvl>
     <w:lvl w:ilvl="1" w:tplc="04090003" w:tentative="1">
@@ -11458,7 +11585,7 @@
         <w:ind w:left="1440" w:hanging="360"/>
       </w:pPr>
       <w:rPr>
-        <w:rFonts w:ascii="Courier New" w:hAnsi="Courier New" w:cs="Courier New" w:hint="default"/>
+        <w:rFonts w:hint="default" w:ascii="Courier New" w:hAnsi="Courier New" w:cs="Courier New"/>
       </w:rPr>
     </w:lvl>
     <w:lvl w:ilvl="2" w:tplc="04090005" w:tentative="1">
@@ -11470,7 +11597,7 @@
         <w:ind w:left="2160" w:hanging="360"/>
       </w:pPr>
       <w:rPr>
-        <w:rFonts w:ascii="Wingdings" w:hAnsi="Wingdings" w:hint="default"/>
+        <w:rFonts w:hint="default" w:ascii="Wingdings" w:hAnsi="Wingdings"/>
       </w:rPr>
     </w:lvl>
     <w:lvl w:ilvl="3" w:tplc="04090001" w:tentative="1">
@@ -11482,7 +11609,7 @@
         <w:ind w:left="2880" w:hanging="360"/>
       </w:pPr>
       <w:rPr>
-        <w:rFonts w:ascii="Symbol" w:hAnsi="Symbol" w:hint="default"/>
+        <w:rFonts w:hint="default" w:ascii="Symbol" w:hAnsi="Symbol"/>
       </w:rPr>
     </w:lvl>
     <w:lvl w:ilvl="4" w:tplc="04090003" w:tentative="1">
@@ -11494,7 +11621,7 @@
         <w:ind w:left="3600" w:hanging="360"/>
       </w:pPr>
       <w:rPr>
-        <w:rFonts w:ascii="Courier New" w:hAnsi="Courier New" w:cs="Courier New" w:hint="default"/>
+        <w:rFonts w:hint="default" w:ascii="Courier New" w:hAnsi="Courier New" w:cs="Courier New"/>
       </w:rPr>
     </w:lvl>
     <w:lvl w:ilvl="5" w:tplc="04090005" w:tentative="1">
@@ -11506,7 +11633,7 @@
         <w:ind w:left="4320" w:hanging="360"/>
       </w:pPr>
       <w:rPr>
-        <w:rFonts w:ascii="Wingdings" w:hAnsi="Wingdings" w:hint="default"/>
+        <w:rFonts w:hint="default" w:ascii="Wingdings" w:hAnsi="Wingdings"/>
       </w:rPr>
     </w:lvl>
     <w:lvl w:ilvl="6" w:tplc="04090001" w:tentative="1">
@@ -11518,7 +11645,7 @@
         <w:ind w:left="5040" w:hanging="360"/>
       </w:pPr>
       <w:rPr>
-        <w:rFonts w:ascii="Symbol" w:hAnsi="Symbol" w:hint="default"/>
+        <w:rFonts w:hint="default" w:ascii="Symbol" w:hAnsi="Symbol"/>
       </w:rPr>
     </w:lvl>
     <w:lvl w:ilvl="7" w:tplc="04090003" w:tentative="1">
@@ -11530,7 +11657,7 @@
         <w:ind w:left="5760" w:hanging="360"/>
       </w:pPr>
       <w:rPr>
-        <w:rFonts w:ascii="Courier New" w:hAnsi="Courier New" w:cs="Courier New" w:hint="default"/>
+        <w:rFonts w:hint="default" w:ascii="Courier New" w:hAnsi="Courier New" w:cs="Courier New"/>
       </w:rPr>
     </w:lvl>
     <w:lvl w:ilvl="8" w:tplc="04090005" w:tentative="1">
@@ -11542,7 +11669,7 @@
         <w:ind w:left="6480" w:hanging="360"/>
       </w:pPr>
       <w:rPr>
-        <w:rFonts w:ascii="Wingdings" w:hAnsi="Wingdings" w:hint="default"/>
+        <w:rFonts w:hint="default" w:ascii="Wingdings" w:hAnsi="Wingdings"/>
       </w:rPr>
     </w:lvl>
   </w:abstractNum>
@@ -11648,7 +11775,7 @@
         <w:ind w:left="720" w:hanging="360"/>
       </w:pPr>
       <w:rPr>
-        <w:rFonts w:ascii="Century Gothic" w:eastAsia="Times New Roman" w:hAnsi="Century Gothic" w:cs="Tahoma" w:hint="default"/>
+        <w:rFonts w:hint="default" w:ascii="Century Gothic" w:hAnsi="Century Gothic" w:eastAsia="Times New Roman" w:cs="Tahoma"/>
       </w:rPr>
     </w:lvl>
     <w:lvl w:ilvl="1" w:tplc="04090003" w:tentative="1">
@@ -11660,7 +11787,7 @@
         <w:ind w:left="1440" w:hanging="360"/>
       </w:pPr>
       <w:rPr>
-        <w:rFonts w:ascii="Courier New" w:hAnsi="Courier New" w:cs="Courier New" w:hint="default"/>
+        <w:rFonts w:hint="default" w:ascii="Courier New" w:hAnsi="Courier New" w:cs="Courier New"/>
       </w:rPr>
     </w:lvl>
     <w:lvl w:ilvl="2" w:tplc="04090005" w:tentative="1">
@@ -11672,7 +11799,7 @@
         <w:ind w:left="2160" w:hanging="360"/>
       </w:pPr>
       <w:rPr>
-        <w:rFonts w:ascii="Wingdings" w:hAnsi="Wingdings" w:hint="default"/>
+        <w:rFonts w:hint="default" w:ascii="Wingdings" w:hAnsi="Wingdings"/>
       </w:rPr>
     </w:lvl>
     <w:lvl w:ilvl="3" w:tplc="04090001" w:tentative="1">
@@ -11684,7 +11811,7 @@
         <w:ind w:left="2880" w:hanging="360"/>
       </w:pPr>
       <w:rPr>
-        <w:rFonts w:ascii="Symbol" w:hAnsi="Symbol" w:hint="default"/>
+        <w:rFonts w:hint="default" w:ascii="Symbol" w:hAnsi="Symbol"/>
       </w:rPr>
     </w:lvl>
     <w:lvl w:ilvl="4" w:tplc="04090003" w:tentative="1">
@@ -11696,7 +11823,7 @@
         <w:ind w:left="3600" w:hanging="360"/>
       </w:pPr>
       <w:rPr>
-        <w:rFonts w:ascii="Courier New" w:hAnsi="Courier New" w:cs="Courier New" w:hint="default"/>
+        <w:rFonts w:hint="default" w:ascii="Courier New" w:hAnsi="Courier New" w:cs="Courier New"/>
       </w:rPr>
     </w:lvl>
     <w:lvl w:ilvl="5" w:tplc="04090005" w:tentative="1">
@@ -11708,7 +11835,7 @@
         <w:ind w:left="4320" w:hanging="360"/>
       </w:pPr>
       <w:rPr>
-        <w:rFonts w:ascii="Wingdings" w:hAnsi="Wingdings" w:hint="default"/>
+        <w:rFonts w:hint="default" w:ascii="Wingdings" w:hAnsi="Wingdings"/>
       </w:rPr>
     </w:lvl>
     <w:lvl w:ilvl="6" w:tplc="04090001" w:tentative="1">
@@ -11720,7 +11847,7 @@
         <w:ind w:left="5040" w:hanging="360"/>
       </w:pPr>
       <w:rPr>
-        <w:rFonts w:ascii="Symbol" w:hAnsi="Symbol" w:hint="default"/>
+        <w:rFonts w:hint="default" w:ascii="Symbol" w:hAnsi="Symbol"/>
       </w:rPr>
     </w:lvl>
     <w:lvl w:ilvl="7" w:tplc="04090003" w:tentative="1">
@@ -11732,7 +11859,7 @@
         <w:ind w:left="5760" w:hanging="360"/>
       </w:pPr>
       <w:rPr>
-        <w:rFonts w:ascii="Courier New" w:hAnsi="Courier New" w:cs="Courier New" w:hint="default"/>
+        <w:rFonts w:hint="default" w:ascii="Courier New" w:hAnsi="Courier New" w:cs="Courier New"/>
       </w:rPr>
     </w:lvl>
     <w:lvl w:ilvl="8" w:tplc="04090005" w:tentative="1">
@@ -11744,7 +11871,7 @@
         <w:ind w:left="6480" w:hanging="360"/>
       </w:pPr>
       <w:rPr>
-        <w:rFonts w:ascii="Wingdings" w:hAnsi="Wingdings" w:hint="default"/>
+        <w:rFonts w:hint="default" w:ascii="Wingdings" w:hAnsi="Wingdings"/>
       </w:rPr>
     </w:lvl>
   </w:abstractNum>
@@ -11761,7 +11888,7 @@
         <w:ind w:left="720" w:hanging="360"/>
       </w:pPr>
       <w:rPr>
-        <w:rFonts w:ascii="Wingdings" w:hAnsi="Wingdings" w:hint="default"/>
+        <w:rFonts w:hint="default" w:ascii="Wingdings" w:hAnsi="Wingdings"/>
       </w:rPr>
     </w:lvl>
     <w:lvl w:ilvl="1" w:tplc="04090003" w:tentative="1">
@@ -11773,7 +11900,7 @@
         <w:ind w:left="1440" w:hanging="360"/>
       </w:pPr>
       <w:rPr>
-        <w:rFonts w:ascii="Courier New" w:hAnsi="Courier New" w:cs="Courier New" w:hint="default"/>
+        <w:rFonts w:hint="default" w:ascii="Courier New" w:hAnsi="Courier New" w:cs="Courier New"/>
       </w:rPr>
     </w:lvl>
     <w:lvl w:ilvl="2" w:tplc="04090005" w:tentative="1">
@@ -11785,7 +11912,7 @@
         <w:ind w:left="2160" w:hanging="360"/>
       </w:pPr>
       <w:rPr>
-        <w:rFonts w:ascii="Wingdings" w:hAnsi="Wingdings" w:hint="default"/>
+        <w:rFonts w:hint="default" w:ascii="Wingdings" w:hAnsi="Wingdings"/>
       </w:rPr>
     </w:lvl>
     <w:lvl w:ilvl="3" w:tplc="04090001" w:tentative="1">
@@ -11797,7 +11924,7 @@
         <w:ind w:left="2880" w:hanging="360"/>
       </w:pPr>
       <w:rPr>
-        <w:rFonts w:ascii="Symbol" w:hAnsi="Symbol" w:hint="default"/>
+        <w:rFonts w:hint="default" w:ascii="Symbol" w:hAnsi="Symbol"/>
       </w:rPr>
     </w:lvl>
     <w:lvl w:ilvl="4" w:tplc="04090003" w:tentative="1">
@@ -11809,7 +11936,7 @@
         <w:ind w:left="3600" w:hanging="360"/>
       </w:pPr>
       <w:rPr>
-        <w:rFonts w:ascii="Courier New" w:hAnsi="Courier New" w:cs="Courier New" w:hint="default"/>
+        <w:rFonts w:hint="default" w:ascii="Courier New" w:hAnsi="Courier New" w:cs="Courier New"/>
       </w:rPr>
     </w:lvl>
     <w:lvl w:ilvl="5" w:tplc="04090005" w:tentative="1">
@@ -11821,7 +11948,7 @@
         <w:ind w:left="4320" w:hanging="360"/>
       </w:pPr>
       <w:rPr>
-        <w:rFonts w:ascii="Wingdings" w:hAnsi="Wingdings" w:hint="default"/>
+        <w:rFonts w:hint="default" w:ascii="Wingdings" w:hAnsi="Wingdings"/>
       </w:rPr>
     </w:lvl>
     <w:lvl w:ilvl="6" w:tplc="04090001" w:tentative="1">
@@ -11833,7 +11960,7 @@
         <w:ind w:left="5040" w:hanging="360"/>
       </w:pPr>
       <w:rPr>
-        <w:rFonts w:ascii="Symbol" w:hAnsi="Symbol" w:hint="default"/>
+        <w:rFonts w:hint="default" w:ascii="Symbol" w:hAnsi="Symbol"/>
       </w:rPr>
     </w:lvl>
     <w:lvl w:ilvl="7" w:tplc="04090003" w:tentative="1">
@@ -11845,7 +11972,7 @@
         <w:ind w:left="5760" w:hanging="360"/>
       </w:pPr>
       <w:rPr>
-        <w:rFonts w:ascii="Courier New" w:hAnsi="Courier New" w:cs="Courier New" w:hint="default"/>
+        <w:rFonts w:hint="default" w:ascii="Courier New" w:hAnsi="Courier New" w:cs="Courier New"/>
       </w:rPr>
     </w:lvl>
     <w:lvl w:ilvl="8" w:tplc="04090005" w:tentative="1">
@@ -11857,7 +11984,7 @@
         <w:ind w:left="6480" w:hanging="360"/>
       </w:pPr>
       <w:rPr>
-        <w:rFonts w:ascii="Wingdings" w:hAnsi="Wingdings" w:hint="default"/>
+        <w:rFonts w:hint="default" w:ascii="Wingdings" w:hAnsi="Wingdings"/>
       </w:rPr>
     </w:lvl>
   </w:abstractNum>
@@ -11963,7 +12090,7 @@
         <w:ind w:left="2461" w:hanging="360"/>
       </w:pPr>
       <w:rPr>
-        <w:rFonts w:ascii="Symbol" w:hAnsi="Symbol" w:hint="default"/>
+        <w:rFonts w:hint="default" w:ascii="Symbol" w:hAnsi="Symbol"/>
       </w:rPr>
     </w:lvl>
     <w:lvl w:ilvl="1" w:tplc="04090003" w:tentative="1">
@@ -11975,7 +12102,7 @@
         <w:ind w:left="3181" w:hanging="360"/>
       </w:pPr>
       <w:rPr>
-        <w:rFonts w:ascii="Courier New" w:hAnsi="Courier New" w:cs="Courier New" w:hint="default"/>
+        <w:rFonts w:hint="default" w:ascii="Courier New" w:hAnsi="Courier New" w:cs="Courier New"/>
       </w:rPr>
     </w:lvl>
     <w:lvl w:ilvl="2" w:tplc="04090005" w:tentative="1">
@@ -11987,7 +12114,7 @@
         <w:ind w:left="3901" w:hanging="360"/>
       </w:pPr>
       <w:rPr>
-        <w:rFonts w:ascii="Wingdings" w:hAnsi="Wingdings" w:hint="default"/>
+        <w:rFonts w:hint="default" w:ascii="Wingdings" w:hAnsi="Wingdings"/>
       </w:rPr>
     </w:lvl>
     <w:lvl w:ilvl="3" w:tplc="04090001" w:tentative="1">
@@ -11999,7 +12126,7 @@
         <w:ind w:left="4621" w:hanging="360"/>
       </w:pPr>
       <w:rPr>
-        <w:rFonts w:ascii="Symbol" w:hAnsi="Symbol" w:hint="default"/>
+        <w:rFonts w:hint="default" w:ascii="Symbol" w:hAnsi="Symbol"/>
       </w:rPr>
     </w:lvl>
     <w:lvl w:ilvl="4" w:tplc="04090003" w:tentative="1">
@@ -12011,7 +12138,7 @@
         <w:ind w:left="5341" w:hanging="360"/>
       </w:pPr>
       <w:rPr>
-        <w:rFonts w:ascii="Courier New" w:hAnsi="Courier New" w:cs="Courier New" w:hint="default"/>
+        <w:rFonts w:hint="default" w:ascii="Courier New" w:hAnsi="Courier New" w:cs="Courier New"/>
       </w:rPr>
     </w:lvl>
     <w:lvl w:ilvl="5" w:tplc="04090005" w:tentative="1">
@@ -12023,7 +12150,7 @@
         <w:ind w:left="6061" w:hanging="360"/>
       </w:pPr>
       <w:rPr>
-        <w:rFonts w:ascii="Wingdings" w:hAnsi="Wingdings" w:hint="default"/>
+        <w:rFonts w:hint="default" w:ascii="Wingdings" w:hAnsi="Wingdings"/>
       </w:rPr>
     </w:lvl>
     <w:lvl w:ilvl="6" w:tplc="04090001" w:tentative="1">
@@ -12035,7 +12162,7 @@
         <w:ind w:left="6781" w:hanging="360"/>
       </w:pPr>
       <w:rPr>
-        <w:rFonts w:ascii="Symbol" w:hAnsi="Symbol" w:hint="default"/>
+        <w:rFonts w:hint="default" w:ascii="Symbol" w:hAnsi="Symbol"/>
       </w:rPr>
     </w:lvl>
     <w:lvl w:ilvl="7" w:tplc="04090003" w:tentative="1">
@@ -12047,7 +12174,7 @@
         <w:ind w:left="7501" w:hanging="360"/>
       </w:pPr>
       <w:rPr>
-        <w:rFonts w:ascii="Courier New" w:hAnsi="Courier New" w:cs="Courier New" w:hint="default"/>
+        <w:rFonts w:hint="default" w:ascii="Courier New" w:hAnsi="Courier New" w:cs="Courier New"/>
       </w:rPr>
     </w:lvl>
     <w:lvl w:ilvl="8" w:tplc="04090005" w:tentative="1">
@@ -12059,7 +12186,7 @@
         <w:ind w:left="8221" w:hanging="360"/>
       </w:pPr>
       <w:rPr>
-        <w:rFonts w:ascii="Wingdings" w:hAnsi="Wingdings" w:hint="default"/>
+        <w:rFonts w:hint="default" w:ascii="Wingdings" w:hAnsi="Wingdings"/>
       </w:rPr>
     </w:lvl>
   </w:abstractNum>
@@ -12076,7 +12203,7 @@
         <w:ind w:left="1741" w:hanging="360"/>
       </w:pPr>
       <w:rPr>
-        <w:rFonts w:ascii="Wingdings" w:hAnsi="Wingdings" w:hint="default"/>
+        <w:rFonts w:hint="default" w:ascii="Wingdings" w:hAnsi="Wingdings"/>
       </w:rPr>
     </w:lvl>
     <w:lvl w:ilvl="1" w:tplc="04090003" w:tentative="1">
@@ -12088,7 +12215,7 @@
         <w:ind w:left="2461" w:hanging="360"/>
       </w:pPr>
       <w:rPr>
-        <w:rFonts w:ascii="Courier New" w:hAnsi="Courier New" w:cs="Courier New" w:hint="default"/>
+        <w:rFonts w:hint="default" w:ascii="Courier New" w:hAnsi="Courier New" w:cs="Courier New"/>
       </w:rPr>
     </w:lvl>
     <w:lvl w:ilvl="2" w:tplc="04090005" w:tentative="1">
@@ -12100,7 +12227,7 @@
         <w:ind w:left="3181" w:hanging="360"/>
       </w:pPr>
       <w:rPr>
-        <w:rFonts w:ascii="Wingdings" w:hAnsi="Wingdings" w:hint="default"/>
+        <w:rFonts w:hint="default" w:ascii="Wingdings" w:hAnsi="Wingdings"/>
       </w:rPr>
     </w:lvl>
     <w:lvl w:ilvl="3" w:tplc="04090001" w:tentative="1">
@@ -12112,7 +12239,7 @@
         <w:ind w:left="3901" w:hanging="360"/>
       </w:pPr>
       <w:rPr>
-        <w:rFonts w:ascii="Symbol" w:hAnsi="Symbol" w:hint="default"/>
+        <w:rFonts w:hint="default" w:ascii="Symbol" w:hAnsi="Symbol"/>
       </w:rPr>
     </w:lvl>
     <w:lvl w:ilvl="4" w:tplc="04090003" w:tentative="1">
@@ -12124,7 +12251,7 @@
         <w:ind w:left="4621" w:hanging="360"/>
       </w:pPr>
       <w:rPr>
-        <w:rFonts w:ascii="Courier New" w:hAnsi="Courier New" w:cs="Courier New" w:hint="default"/>
+        <w:rFonts w:hint="default" w:ascii="Courier New" w:hAnsi="Courier New" w:cs="Courier New"/>
       </w:rPr>
     </w:lvl>
     <w:lvl w:ilvl="5" w:tplc="04090005" w:tentative="1">
@@ -12136,7 +12263,7 @@
         <w:ind w:left="5341" w:hanging="360"/>
       </w:pPr>
       <w:rPr>
-        <w:rFonts w:ascii="Wingdings" w:hAnsi="Wingdings" w:hint="default"/>
+        <w:rFonts w:hint="default" w:ascii="Wingdings" w:hAnsi="Wingdings"/>
       </w:rPr>
     </w:lvl>
     <w:lvl w:ilvl="6" w:tplc="04090001" w:tentative="1">
@@ -12148,7 +12275,7 @@
         <w:ind w:left="6061" w:hanging="360"/>
       </w:pPr>
       <w:rPr>
-        <w:rFonts w:ascii="Symbol" w:hAnsi="Symbol" w:hint="default"/>
+        <w:rFonts w:hint="default" w:ascii="Symbol" w:hAnsi="Symbol"/>
       </w:rPr>
     </w:lvl>
     <w:lvl w:ilvl="7" w:tplc="04090003" w:tentative="1">
@@ -12160,7 +12287,7 @@
         <w:ind w:left="6781" w:hanging="360"/>
       </w:pPr>
       <w:rPr>
-        <w:rFonts w:ascii="Courier New" w:hAnsi="Courier New" w:cs="Courier New" w:hint="default"/>
+        <w:rFonts w:hint="default" w:ascii="Courier New" w:hAnsi="Courier New" w:cs="Courier New"/>
       </w:rPr>
     </w:lvl>
     <w:lvl w:ilvl="8" w:tplc="04090005" w:tentative="1">
@@ -12172,7 +12299,7 @@
         <w:ind w:left="7501" w:hanging="360"/>
       </w:pPr>
       <w:rPr>
-        <w:rFonts w:ascii="Wingdings" w:hAnsi="Wingdings" w:hint="default"/>
+        <w:rFonts w:hint="default" w:ascii="Wingdings" w:hAnsi="Wingdings"/>
       </w:rPr>
     </w:lvl>
   </w:abstractNum>
@@ -12581,7 +12708,7 @@
         <w:ind w:left="1440" w:hanging="360"/>
       </w:pPr>
       <w:rPr>
-        <w:rFonts w:ascii="Symbol" w:hAnsi="Symbol" w:hint="default"/>
+        <w:rFonts w:hint="default" w:ascii="Symbol" w:hAnsi="Symbol"/>
       </w:rPr>
     </w:lvl>
     <w:lvl w:ilvl="1" w:tplc="04090003" w:tentative="1">
@@ -12593,7 +12720,7 @@
         <w:ind w:left="2160" w:hanging="360"/>
       </w:pPr>
       <w:rPr>
-        <w:rFonts w:ascii="Courier New" w:hAnsi="Courier New" w:cs="Courier New" w:hint="default"/>
+        <w:rFonts w:hint="default" w:ascii="Courier New" w:hAnsi="Courier New" w:cs="Courier New"/>
       </w:rPr>
     </w:lvl>
     <w:lvl w:ilvl="2" w:tplc="04090005" w:tentative="1">
@@ -12605,7 +12732,7 @@
         <w:ind w:left="2880" w:hanging="360"/>
       </w:pPr>
       <w:rPr>
-        <w:rFonts w:ascii="Wingdings" w:hAnsi="Wingdings" w:hint="default"/>
+        <w:rFonts w:hint="default" w:ascii="Wingdings" w:hAnsi="Wingdings"/>
       </w:rPr>
     </w:lvl>
     <w:lvl w:ilvl="3" w:tplc="04090001" w:tentative="1">
@@ -12617,7 +12744,7 @@
         <w:ind w:left="3600" w:hanging="360"/>
       </w:pPr>
       <w:rPr>
-        <w:rFonts w:ascii="Symbol" w:hAnsi="Symbol" w:hint="default"/>
+        <w:rFonts w:hint="default" w:ascii="Symbol" w:hAnsi="Symbol"/>
       </w:rPr>
     </w:lvl>
     <w:lvl w:ilvl="4" w:tplc="04090003" w:tentative="1">
@@ -12629,7 +12756,7 @@
         <w:ind w:left="4320" w:hanging="360"/>
       </w:pPr>
       <w:rPr>
-        <w:rFonts w:ascii="Courier New" w:hAnsi="Courier New" w:cs="Courier New" w:hint="default"/>
+        <w:rFonts w:hint="default" w:ascii="Courier New" w:hAnsi="Courier New" w:cs="Courier New"/>
       </w:rPr>
     </w:lvl>
     <w:lvl w:ilvl="5" w:tplc="04090005" w:tentative="1">
@@ -12641,7 +12768,7 @@
         <w:ind w:left="5040" w:hanging="360"/>
       </w:pPr>
       <w:rPr>
-        <w:rFonts w:ascii="Wingdings" w:hAnsi="Wingdings" w:hint="default"/>
+        <w:rFonts w:hint="default" w:ascii="Wingdings" w:hAnsi="Wingdings"/>
       </w:rPr>
     </w:lvl>
     <w:lvl w:ilvl="6" w:tplc="04090001" w:tentative="1">
@@ -12653,7 +12780,7 @@
         <w:ind w:left="5760" w:hanging="360"/>
       </w:pPr>
       <w:rPr>
-        <w:rFonts w:ascii="Symbol" w:hAnsi="Symbol" w:hint="default"/>
+        <w:rFonts w:hint="default" w:ascii="Symbol" w:hAnsi="Symbol"/>
       </w:rPr>
     </w:lvl>
     <w:lvl w:ilvl="7" w:tplc="04090003" w:tentative="1">
@@ -12665,7 +12792,7 @@
         <w:ind w:left="6480" w:hanging="360"/>
       </w:pPr>
       <w:rPr>
-        <w:rFonts w:ascii="Courier New" w:hAnsi="Courier New" w:cs="Courier New" w:hint="default"/>
+        <w:rFonts w:hint="default" w:ascii="Courier New" w:hAnsi="Courier New" w:cs="Courier New"/>
       </w:rPr>
     </w:lvl>
     <w:lvl w:ilvl="8" w:tplc="04090005" w:tentative="1">
@@ -12677,7 +12804,7 @@
         <w:ind w:left="7200" w:hanging="360"/>
       </w:pPr>
       <w:rPr>
-        <w:rFonts w:ascii="Wingdings" w:hAnsi="Wingdings" w:hint="default"/>
+        <w:rFonts w:hint="default" w:ascii="Wingdings" w:hAnsi="Wingdings"/>
       </w:rPr>
     </w:lvl>
   </w:abstractNum>
@@ -12897,7 +13024,7 @@
         <w:ind w:left="720" w:hanging="360"/>
       </w:pPr>
       <w:rPr>
-        <w:rFonts w:ascii="Wingdings" w:eastAsia="Times New Roman" w:hAnsi="Wingdings" w:cs="Times New Roman" w:hint="default"/>
+        <w:rFonts w:hint="default" w:ascii="Wingdings" w:hAnsi="Wingdings" w:eastAsia="Times New Roman" w:cs="Times New Roman"/>
       </w:rPr>
     </w:lvl>
     <w:lvl w:ilvl="1" w:tplc="04090003" w:tentative="1">
@@ -12909,7 +13036,7 @@
         <w:ind w:left="1440" w:hanging="360"/>
       </w:pPr>
       <w:rPr>
-        <w:rFonts w:ascii="Courier New" w:hAnsi="Courier New" w:cs="Courier New" w:hint="default"/>
+        <w:rFonts w:hint="default" w:ascii="Courier New" w:hAnsi="Courier New" w:cs="Courier New"/>
       </w:rPr>
     </w:lvl>
     <w:lvl w:ilvl="2" w:tplc="04090005" w:tentative="1">
@@ -12921,7 +13048,7 @@
         <w:ind w:left="2160" w:hanging="360"/>
       </w:pPr>
       <w:rPr>
-        <w:rFonts w:ascii="Wingdings" w:hAnsi="Wingdings" w:hint="default"/>
+        <w:rFonts w:hint="default" w:ascii="Wingdings" w:hAnsi="Wingdings"/>
       </w:rPr>
     </w:lvl>
     <w:lvl w:ilvl="3" w:tplc="04090001" w:tentative="1">
@@ -12933,7 +13060,7 @@
         <w:ind w:left="2880" w:hanging="360"/>
       </w:pPr>
       <w:rPr>
-        <w:rFonts w:ascii="Symbol" w:hAnsi="Symbol" w:hint="default"/>
+        <w:rFonts w:hint="default" w:ascii="Symbol" w:hAnsi="Symbol"/>
       </w:rPr>
     </w:lvl>
     <w:lvl w:ilvl="4" w:tplc="04090003" w:tentative="1">
@@ -12945,7 +13072,7 @@
         <w:ind w:left="3600" w:hanging="360"/>
       </w:pPr>
       <w:rPr>
-        <w:rFonts w:ascii="Courier New" w:hAnsi="Courier New" w:cs="Courier New" w:hint="default"/>
+        <w:rFonts w:hint="default" w:ascii="Courier New" w:hAnsi="Courier New" w:cs="Courier New"/>
       </w:rPr>
     </w:lvl>
     <w:lvl w:ilvl="5" w:tplc="04090005" w:tentative="1">
@@ -12957,7 +13084,7 @@
         <w:ind w:left="4320" w:hanging="360"/>
       </w:pPr>
       <w:rPr>
-        <w:rFonts w:ascii="Wingdings" w:hAnsi="Wingdings" w:hint="default"/>
+        <w:rFonts w:hint="default" w:ascii="Wingdings" w:hAnsi="Wingdings"/>
       </w:rPr>
     </w:lvl>
     <w:lvl w:ilvl="6" w:tplc="04090001" w:tentative="1">
@@ -12969,7 +13096,7 @@
         <w:ind w:left="5040" w:hanging="360"/>
       </w:pPr>
       <w:rPr>
-        <w:rFonts w:ascii="Symbol" w:hAnsi="Symbol" w:hint="default"/>
+        <w:rFonts w:hint="default" w:ascii="Symbol" w:hAnsi="Symbol"/>
       </w:rPr>
     </w:lvl>
     <w:lvl w:ilvl="7" w:tplc="04090003" w:tentative="1">
@@ -12981,7 +13108,7 @@
         <w:ind w:left="5760" w:hanging="360"/>
       </w:pPr>
       <w:rPr>
-        <w:rFonts w:ascii="Courier New" w:hAnsi="Courier New" w:cs="Courier New" w:hint="default"/>
+        <w:rFonts w:hint="default" w:ascii="Courier New" w:hAnsi="Courier New" w:cs="Courier New"/>
       </w:rPr>
     </w:lvl>
     <w:lvl w:ilvl="8" w:tplc="04090005" w:tentative="1">
@@ -12993,7 +13120,7 @@
         <w:ind w:left="6480" w:hanging="360"/>
       </w:pPr>
       <w:rPr>
-        <w:rFonts w:ascii="Wingdings" w:hAnsi="Wingdings" w:hint="default"/>
+        <w:rFonts w:hint="default" w:ascii="Wingdings" w:hAnsi="Wingdings"/>
       </w:rPr>
     </w:lvl>
   </w:abstractNum>
@@ -13010,7 +13137,7 @@
         <w:ind w:left="450" w:hanging="360"/>
       </w:pPr>
       <w:rPr>
-        <w:rFonts w:ascii="Arial" w:eastAsia="Calibri" w:hAnsi="Arial" w:cs="Arial" w:hint="default"/>
+        <w:rFonts w:hint="default" w:ascii="Arial" w:hAnsi="Arial" w:eastAsia="Calibri" w:cs="Arial"/>
       </w:rPr>
     </w:lvl>
     <w:lvl w:ilvl="1" w:tplc="04090003" w:tentative="1">
@@ -13022,7 +13149,7 @@
         <w:ind w:left="1170" w:hanging="360"/>
       </w:pPr>
       <w:rPr>
-        <w:rFonts w:ascii="Courier New" w:hAnsi="Courier New" w:cs="Courier New" w:hint="default"/>
+        <w:rFonts w:hint="default" w:ascii="Courier New" w:hAnsi="Courier New" w:cs="Courier New"/>
       </w:rPr>
     </w:lvl>
     <w:lvl w:ilvl="2" w:tplc="04090005" w:tentative="1">
@@ -13034,7 +13161,7 @@
         <w:ind w:left="1890" w:hanging="360"/>
       </w:pPr>
       <w:rPr>
-        <w:rFonts w:ascii="Wingdings" w:hAnsi="Wingdings" w:hint="default"/>
+        <w:rFonts w:hint="default" w:ascii="Wingdings" w:hAnsi="Wingdings"/>
       </w:rPr>
     </w:lvl>
     <w:lvl w:ilvl="3" w:tplc="04090001" w:tentative="1">
@@ -13046,7 +13173,7 @@
         <w:ind w:left="2610" w:hanging="360"/>
       </w:pPr>
       <w:rPr>
-        <w:rFonts w:ascii="Symbol" w:hAnsi="Symbol" w:hint="default"/>
+        <w:rFonts w:hint="default" w:ascii="Symbol" w:hAnsi="Symbol"/>
       </w:rPr>
     </w:lvl>
     <w:lvl w:ilvl="4" w:tplc="04090003" w:tentative="1">
@@ -13058,7 +13185,7 @@
         <w:ind w:left="3330" w:hanging="360"/>
       </w:pPr>
       <w:rPr>
-        <w:rFonts w:ascii="Courier New" w:hAnsi="Courier New" w:cs="Courier New" w:hint="default"/>
+        <w:rFonts w:hint="default" w:ascii="Courier New" w:hAnsi="Courier New" w:cs="Courier New"/>
       </w:rPr>
     </w:lvl>
     <w:lvl w:ilvl="5" w:tplc="04090005" w:tentative="1">
@@ -13070,7 +13197,7 @@
         <w:ind w:left="4050" w:hanging="360"/>
       </w:pPr>
       <w:rPr>
-        <w:rFonts w:ascii="Wingdings" w:hAnsi="Wingdings" w:hint="default"/>
+        <w:rFonts w:hint="default" w:ascii="Wingdings" w:hAnsi="Wingdings"/>
       </w:rPr>
     </w:lvl>
     <w:lvl w:ilvl="6" w:tplc="04090001" w:tentative="1">
@@ -13082,7 +13209,7 @@
         <w:ind w:left="4770" w:hanging="360"/>
       </w:pPr>
       <w:rPr>
-        <w:rFonts w:ascii="Symbol" w:hAnsi="Symbol" w:hint="default"/>
+        <w:rFonts w:hint="default" w:ascii="Symbol" w:hAnsi="Symbol"/>
       </w:rPr>
     </w:lvl>
     <w:lvl w:ilvl="7" w:tplc="04090003" w:tentative="1">
@@ -13094,7 +13221,7 @@
         <w:ind w:left="5490" w:hanging="360"/>
       </w:pPr>
       <w:rPr>
-        <w:rFonts w:ascii="Courier New" w:hAnsi="Courier New" w:cs="Courier New" w:hint="default"/>
+        <w:rFonts w:hint="default" w:ascii="Courier New" w:hAnsi="Courier New" w:cs="Courier New"/>
       </w:rPr>
     </w:lvl>
     <w:lvl w:ilvl="8" w:tplc="04090005" w:tentative="1">
@@ -13106,7 +13233,7 @@
         <w:ind w:left="6210" w:hanging="360"/>
       </w:pPr>
       <w:rPr>
-        <w:rFonts w:ascii="Wingdings" w:hAnsi="Wingdings" w:hint="default"/>
+        <w:rFonts w:hint="default" w:ascii="Wingdings" w:hAnsi="Wingdings"/>
       </w:rPr>
     </w:lvl>
   </w:abstractNum>
@@ -13353,11 +13480,11 @@
 </file>
 
 <file path=word/styles.xml><?xml version="1.0" encoding="utf-8"?>
-<w:styles xmlns:mc="http://schemas.openxmlformats.org/markup-compatibility/2006" xmlns:r="http://schemas.openxmlformats.org/officeDocument/2006/relationships" xmlns:w="http://schemas.openxmlformats.org/wordprocessingml/2006/main" xmlns:w14="http://schemas.microsoft.com/office/word/2010/wordml" xmlns:w15="http://schemas.microsoft.com/office/word/2012/wordml" xmlns:w16cex="http://schemas.microsoft.com/office/word/2018/wordml/cex" xmlns:w16cid="http://schemas.microsoft.com/office/word/2016/wordml/cid" xmlns:w16="http://schemas.microsoft.com/office/word/2018/wordml" xmlns:w16du="http://schemas.microsoft.com/office/word/2023/wordml/word16du" xmlns:w16sdtdh="http://schemas.microsoft.com/office/word/2020/wordml/sdtdatahash" xmlns:w16sdtfl="http://schemas.microsoft.com/office/word/2024/wordml/sdtformatlock" xmlns:w16se="http://schemas.microsoft.com/office/word/2015/wordml/symex" mc:Ignorable="w14 w15 w16se w16cid w16 w16cex w16sdtdh w16sdtfl w16du">
+<w:styles xmlns:wp14="http://schemas.microsoft.com/office/word/2010/wordprocessingDrawing" xmlns:mc="http://schemas.openxmlformats.org/markup-compatibility/2006" xmlns:r="http://schemas.openxmlformats.org/officeDocument/2006/relationships" xmlns:w="http://schemas.openxmlformats.org/wordprocessingml/2006/main" xmlns:w14="http://schemas.microsoft.com/office/word/2010/wordml" xmlns:w15="http://schemas.microsoft.com/office/word/2012/wordml" xmlns:w16cex="http://schemas.microsoft.com/office/word/2018/wordml/cex" xmlns:w16cid="http://schemas.microsoft.com/office/word/2016/wordml/cid" xmlns:w16="http://schemas.microsoft.com/office/word/2018/wordml" xmlns:w16du="http://schemas.microsoft.com/office/word/2023/wordml/word16du" xmlns:w16sdtdh="http://schemas.microsoft.com/office/word/2020/wordml/sdtdatahash" xmlns:w16sdtfl="http://schemas.microsoft.com/office/word/2024/wordml/sdtformatlock" xmlns:w16se="http://schemas.microsoft.com/office/word/2015/wordml/symex" mc:Ignorable="w14 w15 w16se w16cid w16 w16cex w16sdtdh w16sdtfl w16du wp14">
   <w:docDefaults>
     <w:rPrDefault>
       <w:rPr>
-        <w:rFonts w:ascii="Times New Roman" w:eastAsiaTheme="minorHAnsi" w:hAnsi="Times New Roman" w:cs="Times New Roman"/>
+        <w:rFonts w:ascii="Times New Roman" w:hAnsi="Times New Roman" w:cs="Times New Roman" w:eastAsiaTheme="minorHAnsi"/>
         <w:sz w:val="24"/>
         <w:szCs w:val="24"/>
         <w:lang w:val="en-US" w:eastAsia="en-US" w:bidi="ar-SA"/>
@@ -13374,14 +13501,14 @@
   <w:latentStyles w:defLockedState="0" w:defUIPriority="99" w:defSemiHidden="0" w:defUnhideWhenUsed="0" w:defQFormat="0" w:count="376">
     <w:lsdException w:name="Normal" w:uiPriority="0" w:qFormat="1"/>
     <w:lsdException w:name="heading 1" w:uiPriority="0" w:qFormat="1"/>
-    <w:lsdException w:name="heading 2" w:semiHidden="1" w:uiPriority="9" w:unhideWhenUsed="1" w:qFormat="1"/>
-    <w:lsdException w:name="heading 3" w:semiHidden="1" w:uiPriority="9" w:unhideWhenUsed="1" w:qFormat="1"/>
-    <w:lsdException w:name="heading 4" w:semiHidden="1" w:uiPriority="9" w:unhideWhenUsed="1" w:qFormat="1"/>
-    <w:lsdException w:name="heading 5" w:semiHidden="1" w:uiPriority="9" w:unhideWhenUsed="1" w:qFormat="1"/>
-    <w:lsdException w:name="heading 6" w:semiHidden="1" w:uiPriority="9" w:unhideWhenUsed="1" w:qFormat="1"/>
-    <w:lsdException w:name="heading 7" w:semiHidden="1" w:uiPriority="9" w:unhideWhenUsed="1" w:qFormat="1"/>
-    <w:lsdException w:name="heading 8" w:semiHidden="1" w:uiPriority="9" w:unhideWhenUsed="1" w:qFormat="1"/>
-    <w:lsdException w:name="heading 9" w:semiHidden="1" w:uiPriority="9" w:unhideWhenUsed="1" w:qFormat="1"/>
+    <w:lsdException w:name="heading 2" w:uiPriority="9" w:semiHidden="1" w:unhideWhenUsed="1" w:qFormat="1"/>
+    <w:lsdException w:name="heading 3" w:uiPriority="9" w:semiHidden="1" w:unhideWhenUsed="1" w:qFormat="1"/>
+    <w:lsdException w:name="heading 4" w:uiPriority="9" w:semiHidden="1" w:unhideWhenUsed="1" w:qFormat="1"/>
+    <w:lsdException w:name="heading 5" w:uiPriority="9" w:semiHidden="1" w:unhideWhenUsed="1" w:qFormat="1"/>
+    <w:lsdException w:name="heading 6" w:uiPriority="9" w:semiHidden="1" w:unhideWhenUsed="1" w:qFormat="1"/>
+    <w:lsdException w:name="heading 7" w:uiPriority="9" w:semiHidden="1" w:unhideWhenUsed="1" w:qFormat="1"/>
+    <w:lsdException w:name="heading 8" w:uiPriority="9" w:semiHidden="1" w:unhideWhenUsed="1" w:qFormat="1"/>
+    <w:lsdException w:name="heading 9" w:uiPriority="9" w:semiHidden="1" w:unhideWhenUsed="1" w:qFormat="1"/>
     <w:lsdException w:name="index 1" w:semiHidden="1" w:unhideWhenUsed="1"/>
     <w:lsdException w:name="index 2" w:semiHidden="1" w:unhideWhenUsed="1"/>
     <w:lsdException w:name="index 3" w:semiHidden="1" w:unhideWhenUsed="1"/>
@@ -13391,22 +13518,22 @@
     <w:lsdException w:name="index 7" w:semiHidden="1" w:unhideWhenUsed="1"/>
     <w:lsdException w:name="index 8" w:semiHidden="1" w:unhideWhenUsed="1"/>
     <w:lsdException w:name="index 9" w:semiHidden="1" w:unhideWhenUsed="1"/>
-    <w:lsdException w:name="toc 1" w:semiHidden="1" w:uiPriority="39" w:unhideWhenUsed="1" w:qFormat="1"/>
-    <w:lsdException w:name="toc 2" w:semiHidden="1" w:uiPriority="39" w:unhideWhenUsed="1" w:qFormat="1"/>
-    <w:lsdException w:name="toc 3" w:semiHidden="1" w:uiPriority="39" w:unhideWhenUsed="1" w:qFormat="1"/>
-    <w:lsdException w:name="toc 4" w:semiHidden="1" w:uiPriority="39" w:unhideWhenUsed="1"/>
-    <w:lsdException w:name="toc 5" w:semiHidden="1" w:uiPriority="39" w:unhideWhenUsed="1"/>
-    <w:lsdException w:name="toc 6" w:semiHidden="1" w:uiPriority="39" w:unhideWhenUsed="1"/>
-    <w:lsdException w:name="toc 7" w:semiHidden="1" w:uiPriority="39" w:unhideWhenUsed="1"/>
-    <w:lsdException w:name="toc 8" w:semiHidden="1" w:uiPriority="39" w:unhideWhenUsed="1"/>
-    <w:lsdException w:name="toc 9" w:semiHidden="1" w:uiPriority="39" w:unhideWhenUsed="1"/>
+    <w:lsdException w:name="toc 1" w:uiPriority="39" w:semiHidden="1" w:unhideWhenUsed="1" w:qFormat="1"/>
+    <w:lsdException w:name="toc 2" w:uiPriority="39" w:semiHidden="1" w:unhideWhenUsed="1" w:qFormat="1"/>
+    <w:lsdException w:name="toc 3" w:uiPriority="39" w:semiHidden="1" w:unhideWhenUsed="1" w:qFormat="1"/>
+    <w:lsdException w:name="toc 4" w:uiPriority="39" w:semiHidden="1" w:unhideWhenUsed="1"/>
+    <w:lsdException w:name="toc 5" w:uiPriority="39" w:semiHidden="1" w:unhideWhenUsed="1"/>
+    <w:lsdException w:name="toc 6" w:uiPriority="39" w:semiHidden="1" w:unhideWhenUsed="1"/>
+    <w:lsdException w:name="toc 7" w:uiPriority="39" w:semiHidden="1" w:unhideWhenUsed="1"/>
+    <w:lsdException w:name="toc 8" w:uiPriority="39" w:semiHidden="1" w:unhideWhenUsed="1"/>
+    <w:lsdException w:name="toc 9" w:uiPriority="39" w:semiHidden="1" w:unhideWhenUsed="1"/>
     <w:lsdException w:name="Normal Indent" w:semiHidden="1" w:unhideWhenUsed="1"/>
     <w:lsdException w:name="footnote text" w:semiHidden="1" w:unhideWhenUsed="1"/>
     <w:lsdException w:name="annotation text" w:semiHidden="1" w:unhideWhenUsed="1"/>
     <w:lsdException w:name="header" w:semiHidden="1" w:unhideWhenUsed="1"/>
     <w:lsdException w:name="footer" w:semiHidden="1" w:unhideWhenUsed="1"/>
     <w:lsdException w:name="index heading" w:semiHidden="1" w:unhideWhenUsed="1"/>
-    <w:lsdException w:name="caption" w:semiHidden="1" w:uiPriority="35" w:unhideWhenUsed="1" w:qFormat="1"/>
+    <w:lsdException w:name="caption" w:uiPriority="35" w:semiHidden="1" w:unhideWhenUsed="1" w:qFormat="1"/>
     <w:lsdException w:name="table of figures" w:semiHidden="1" w:unhideWhenUsed="1"/>
     <w:lsdException w:name="envelope address" w:semiHidden="1" w:unhideWhenUsed="1"/>
     <w:lsdException w:name="envelope return" w:semiHidden="1" w:unhideWhenUsed="1"/>
@@ -13437,7 +13564,7 @@
     <w:lsdException w:name="Title" w:uiPriority="10" w:qFormat="1"/>
     <w:lsdException w:name="Closing" w:semiHidden="1" w:unhideWhenUsed="1"/>
     <w:lsdException w:name="Signature" w:semiHidden="1" w:unhideWhenUsed="1"/>
-    <w:lsdException w:name="Default Paragraph Font" w:semiHidden="1" w:uiPriority="1" w:unhideWhenUsed="1"/>
+    <w:lsdException w:name="Default Paragraph Font" w:uiPriority="1" w:semiHidden="1" w:unhideWhenUsed="1"/>
     <w:lsdException w:name="Body Text" w:semiHidden="1" w:unhideWhenUsed="1"/>
     <w:lsdException w:name="Body Text Indent" w:semiHidden="1" w:unhideWhenUsed="1"/>
     <w:lsdException w:name="List Continue" w:semiHidden="1" w:unhideWhenUsed="1"/>
@@ -13462,7 +13589,7 @@
     <w:lsdException w:name="Strong" w:uiPriority="22" w:qFormat="1"/>
     <w:lsdException w:name="Emphasis" w:uiPriority="20" w:qFormat="1"/>
     <w:lsdException w:name="Document Map" w:semiHidden="1" w:unhideWhenUsed="1"/>
-    <w:lsdException w:name="Plain Text" w:semiHidden="1" w:uiPriority="0" w:unhideWhenUsed="1"/>
+    <w:lsdException w:name="Plain Text" w:uiPriority="0" w:semiHidden="1" w:unhideWhenUsed="1"/>
     <w:lsdException w:name="E-mail Signature" w:semiHidden="1" w:unhideWhenUsed="1"/>
     <w:lsdException w:name="HTML Top of Form" w:semiHidden="1" w:unhideWhenUsed="1"/>
     <w:lsdException w:name="HTML Bottom of Form" w:semiHidden="1" w:unhideWhenUsed="1"/>
@@ -13637,8 +13764,8 @@
     <w:lsdException w:name="Subtle Reference" w:uiPriority="31" w:qFormat="1"/>
     <w:lsdException w:name="Intense Reference" w:uiPriority="32" w:qFormat="1"/>
     <w:lsdException w:name="Book Title" w:uiPriority="33" w:qFormat="1"/>
-    <w:lsdException w:name="Bibliography" w:semiHidden="1" w:uiPriority="37" w:unhideWhenUsed="1"/>
-    <w:lsdException w:name="TOC Heading" w:semiHidden="1" w:uiPriority="39" w:unhideWhenUsed="1" w:qFormat="1"/>
+    <w:lsdException w:name="Bibliography" w:uiPriority="37" w:semiHidden="1" w:unhideWhenUsed="1"/>
+    <w:lsdException w:name="TOC Heading" w:uiPriority="39" w:semiHidden="1" w:unhideWhenUsed="1" w:qFormat="1"/>
     <w:lsdException w:name="Plain Table 1" w:uiPriority="41"/>
     <w:lsdException w:name="Plain Table 2" w:uiPriority="42"/>
     <w:lsdException w:name="Plain Table 3" w:uiPriority="43"/>
@@ -13749,7 +13876,7 @@
     <w:lsdException w:name="Unresolved Mention" w:semiHidden="1" w:unhideWhenUsed="1"/>
     <w:lsdException w:name="Smart Link" w:semiHidden="1" w:unhideWhenUsed="1"/>
   </w:latentStyles>
-  <w:style w:type="paragraph" w:default="1" w:styleId="Normal">
+  <w:style w:type="paragraph" w:styleId="Normal" w:default="1">
     <w:name w:val="Normal"/>
     <w:qFormat/>
     <w:rsid w:val="007C2C43"/>
@@ -13776,7 +13903,7 @@
       <w:outlineLvl w:val="0"/>
     </w:pPr>
     <w:rPr>
-      <w:rFonts w:ascii="Arial" w:eastAsia="Times New Roman" w:hAnsi="Arial" w:cs="Arial"/>
+      <w:rFonts w:ascii="Arial" w:hAnsi="Arial" w:eastAsia="Times New Roman" w:cs="Arial"/>
       <w:b/>
       <w:bCs/>
     </w:rPr>
@@ -13798,7 +13925,7 @@
       <w:outlineLvl w:val="2"/>
     </w:pPr>
     <w:rPr>
-      <w:rFonts w:asciiTheme="majorHAnsi" w:eastAsiaTheme="majorEastAsia" w:hAnsiTheme="majorHAnsi" w:cstheme="majorBidi"/>
+      <w:rFonts w:asciiTheme="majorHAnsi" w:hAnsiTheme="majorHAnsi" w:eastAsiaTheme="majorEastAsia" w:cstheme="majorBidi"/>
       <w:b/>
       <w:bCs/>
       <w:color w:val="4F81BD" w:themeColor="accent1"/>
@@ -13821,7 +13948,7 @@
       <w:outlineLvl w:val="3"/>
     </w:pPr>
     <w:rPr>
-      <w:rFonts w:asciiTheme="majorHAnsi" w:eastAsiaTheme="majorEastAsia" w:hAnsiTheme="majorHAnsi" w:cstheme="majorBidi"/>
+      <w:rFonts w:asciiTheme="majorHAnsi" w:hAnsiTheme="majorHAnsi" w:eastAsiaTheme="majorEastAsia" w:cstheme="majorBidi"/>
       <w:b/>
       <w:bCs/>
       <w:i/>
@@ -13829,13 +13956,13 @@
       <w:color w:val="4F81BD" w:themeColor="accent1"/>
     </w:rPr>
   </w:style>
-  <w:style w:type="character" w:default="1" w:styleId="DefaultParagraphFont">
+  <w:style w:type="character" w:styleId="DefaultParagraphFont" w:default="1">
     <w:name w:val="Default Paragraph Font"/>
     <w:uiPriority w:val="1"/>
     <w:semiHidden/>
     <w:unhideWhenUsed/>
   </w:style>
-  <w:style w:type="table" w:default="1" w:styleId="TableNormal">
+  <w:style w:type="table" w:styleId="TableNormal" w:default="1">
     <w:name w:val="Normal Table"/>
     <w:uiPriority w:val="99"/>
     <w:semiHidden/>
@@ -13850,7 +13977,7 @@
       </w:tblCellMar>
     </w:tblPr>
   </w:style>
-  <w:style w:type="numbering" w:default="1" w:styleId="NoList">
+  <w:style w:type="numbering" w:styleId="NoList" w:default="1">
     <w:name w:val="No List"/>
     <w:uiPriority w:val="99"/>
     <w:semiHidden/>
@@ -13871,7 +13998,7 @@
       <w:spacing w:line="240" w:lineRule="auto"/>
     </w:pPr>
   </w:style>
-  <w:style w:type="character" w:customStyle="1" w:styleId="HeaderChar">
+  <w:style w:type="character" w:styleId="HeaderChar" w:customStyle="1">
     <w:name w:val="Header Char"/>
     <w:basedOn w:val="DefaultParagraphFont"/>
     <w:link w:val="Header"/>
@@ -13893,7 +14020,7 @@
       <w:spacing w:line="240" w:lineRule="auto"/>
     </w:pPr>
   </w:style>
-  <w:style w:type="character" w:customStyle="1" w:styleId="FooterChar">
+  <w:style w:type="character" w:styleId="FooterChar" w:customStyle="1">
     <w:name w:val="Footer Char"/>
     <w:basedOn w:val="DefaultParagraphFont"/>
     <w:link w:val="Footer"/>
@@ -13911,27 +14038,27 @@
     </w:pPr>
     <w:tblPr>
       <w:tblBorders>
-        <w:top w:val="single" w:sz="4" w:space="0" w:color="auto"/>
-        <w:left w:val="single" w:sz="4" w:space="0" w:color="auto"/>
-        <w:bottom w:val="single" w:sz="4" w:space="0" w:color="auto"/>
-        <w:right w:val="single" w:sz="4" w:space="0" w:color="auto"/>
-        <w:insideH w:val="single" w:sz="4" w:space="0" w:color="auto"/>
-        <w:insideV w:val="single" w:sz="4" w:space="0" w:color="auto"/>
+        <w:top w:val="single" w:color="auto" w:sz="4" w:space="0"/>
+        <w:left w:val="single" w:color="auto" w:sz="4" w:space="0"/>
+        <w:bottom w:val="single" w:color="auto" w:sz="4" w:space="0"/>
+        <w:right w:val="single" w:color="auto" w:sz="4" w:space="0"/>
+        <w:insideH w:val="single" w:color="auto" w:sz="4" w:space="0"/>
+        <w:insideV w:val="single" w:color="auto" w:sz="4" w:space="0"/>
       </w:tblBorders>
     </w:tblPr>
   </w:style>
-  <w:style w:type="character" w:customStyle="1" w:styleId="Heading1Char">
+  <w:style w:type="character" w:styleId="Heading1Char" w:customStyle="1">
     <w:name w:val="Heading 1 Char"/>
     <w:basedOn w:val="DefaultParagraphFont"/>
     <w:link w:val="Heading1"/>
     <w:rsid w:val="006A6309"/>
     <w:rPr>
-      <w:rFonts w:ascii="Arial" w:eastAsia="Times New Roman" w:hAnsi="Arial" w:cs="Arial"/>
+      <w:rFonts w:ascii="Arial" w:hAnsi="Arial" w:eastAsia="Times New Roman" w:cs="Arial"/>
       <w:b/>
       <w:bCs/>
     </w:rPr>
   </w:style>
-  <w:style w:type="character" w:customStyle="1" w:styleId="Heading3Char">
+  <w:style w:type="character" w:styleId="Heading3Char" w:customStyle="1">
     <w:name w:val="Heading 3 Char"/>
     <w:basedOn w:val="DefaultParagraphFont"/>
     <w:link w:val="Heading3"/>
@@ -13939,13 +14066,13 @@
     <w:semiHidden/>
     <w:rsid w:val="006A6309"/>
     <w:rPr>
-      <w:rFonts w:asciiTheme="majorHAnsi" w:eastAsiaTheme="majorEastAsia" w:hAnsiTheme="majorHAnsi" w:cstheme="majorBidi"/>
+      <w:rFonts w:asciiTheme="majorHAnsi" w:hAnsiTheme="majorHAnsi" w:eastAsiaTheme="majorEastAsia" w:cstheme="majorBidi"/>
       <w:b/>
       <w:bCs/>
       <w:color w:val="4F81BD" w:themeColor="accent1"/>
     </w:rPr>
   </w:style>
-  <w:style w:type="character" w:customStyle="1" w:styleId="Heading4Char">
+  <w:style w:type="character" w:styleId="Heading4Char" w:customStyle="1">
     <w:name w:val="Heading 4 Char"/>
     <w:basedOn w:val="DefaultParagraphFont"/>
     <w:link w:val="Heading4"/>
@@ -13953,7 +14080,7 @@
     <w:semiHidden/>
     <w:rsid w:val="006A6309"/>
     <w:rPr>
-      <w:rFonts w:asciiTheme="majorHAnsi" w:eastAsiaTheme="majorEastAsia" w:hAnsiTheme="majorHAnsi" w:cstheme="majorBidi"/>
+      <w:rFonts w:asciiTheme="majorHAnsi" w:hAnsiTheme="majorHAnsi" w:eastAsiaTheme="majorEastAsia" w:cstheme="majorBidi"/>
       <w:b/>
       <w:bCs/>
       <w:i/>
@@ -13986,24 +14113,24 @@
       <w:jc w:val="left"/>
     </w:pPr>
     <w:rPr>
-      <w:rFonts w:ascii="Courier New" w:eastAsia="Times New Roman" w:hAnsi="Courier New" w:cs="Courier New"/>
+      <w:rFonts w:ascii="Courier New" w:hAnsi="Courier New" w:eastAsia="Times New Roman" w:cs="Courier New"/>
       <w:sz w:val="20"/>
       <w:szCs w:val="20"/>
     </w:rPr>
   </w:style>
-  <w:style w:type="character" w:customStyle="1" w:styleId="PlainTextChar">
+  <w:style w:type="character" w:styleId="PlainTextChar" w:customStyle="1">
     <w:name w:val="Plain Text Char"/>
     <w:basedOn w:val="DefaultParagraphFont"/>
     <w:link w:val="PlainText"/>
     <w:semiHidden/>
     <w:rsid w:val="006A6309"/>
     <w:rPr>
-      <w:rFonts w:ascii="Courier New" w:eastAsia="Times New Roman" w:hAnsi="Courier New" w:cs="Courier New"/>
+      <w:rFonts w:ascii="Courier New" w:hAnsi="Courier New" w:eastAsia="Times New Roman" w:cs="Courier New"/>
       <w:sz w:val="20"/>
       <w:szCs w:val="20"/>
     </w:rPr>
   </w:style>
-  <w:style w:type="paragraph" w:customStyle="1" w:styleId="body">
+  <w:style w:type="paragraph" w:styleId="body" w:customStyle="1">
     <w:name w:val="body"/>
     <w:rsid w:val="006A6309"/>
     <w:pPr>
@@ -14013,13 +14140,13 @@
       <w:jc w:val="left"/>
     </w:pPr>
     <w:rPr>
-      <w:rFonts w:ascii="Times" w:eastAsia="Times New Roman" w:hAnsi="Times" w:cs="Times"/>
+      <w:rFonts w:ascii="Times" w:hAnsi="Times" w:eastAsia="Times New Roman" w:cs="Times"/>
       <w:sz w:val="22"/>
       <w:szCs w:val="22"/>
       <w:lang w:val="en-AU"/>
     </w:rPr>
   </w:style>
-  <w:style w:type="paragraph" w:customStyle="1" w:styleId="TableContents">
+  <w:style w:type="paragraph" w:styleId="TableContents" w:customStyle="1">
     <w:name w:val="Table Contents"/>
     <w:basedOn w:val="Normal"/>
     <w:rsid w:val="006A6309"/>
@@ -14052,7 +14179,7 @@
       <w:szCs w:val="16"/>
     </w:rPr>
   </w:style>
-  <w:style w:type="character" w:customStyle="1" w:styleId="BalloonTextChar">
+  <w:style w:type="character" w:styleId="BalloonTextChar" w:customStyle="1">
     <w:name w:val="Balloon Text Char"/>
     <w:basedOn w:val="DefaultParagraphFont"/>
     <w:link w:val="BalloonText"/>
@@ -14066,7 +14193,7 @@
     </w:rPr>
   </w:style>
   <w:style w:type="character" w:styleId="CommentReference">
-    <w:name w:val="annotation reference"/>
+    <w:name w:val="Comment Reference"/>
     <w:basedOn w:val="DefaultParagraphFont"/>
     <w:uiPriority w:val="99"/>
     <w:semiHidden/>
@@ -14078,7 +14205,7 @@
     </w:rPr>
   </w:style>
   <w:style w:type="paragraph" w:styleId="CommentText">
-    <w:name w:val="annotation text"/>
+    <w:name w:val="Comment Text"/>
     <w:basedOn w:val="Normal"/>
     <w:link w:val="CommentTextChar"/>
     <w:uiPriority w:val="99"/>
@@ -14093,7 +14220,7 @@
       <w:szCs w:val="20"/>
     </w:rPr>
   </w:style>
-  <w:style w:type="character" w:customStyle="1" w:styleId="CommentTextChar">
+  <w:style w:type="character" w:styleId="CommentTextChar" w:customStyle="1">
     <w:name w:val="Comment Text Char"/>
     <w:basedOn w:val="DefaultParagraphFont"/>
     <w:link w:val="CommentText"/>
@@ -14106,7 +14233,7 @@
     </w:rPr>
   </w:style>
   <w:style w:type="paragraph" w:styleId="CommentSubject">
-    <w:name w:val="annotation subject"/>
+    <w:name w:val="Comment Subject"/>
     <w:basedOn w:val="CommentText"/>
     <w:next w:val="CommentText"/>
     <w:link w:val="CommentSubjectChar"/>
@@ -14119,7 +14246,7 @@
       <w:bCs/>
     </w:rPr>
   </w:style>
-  <w:style w:type="character" w:customStyle="1" w:styleId="CommentSubjectChar">
+  <w:style w:type="character" w:styleId="CommentSubjectChar" w:customStyle="1">
     <w:name w:val="Comment Subject Char"/>
     <w:basedOn w:val="CommentTextChar"/>
     <w:link w:val="CommentSubject"/>
@@ -14154,7 +14281,7 @@
       <w:outlineLvl w:val="9"/>
     </w:pPr>
     <w:rPr>
-      <w:rFonts w:asciiTheme="majorHAnsi" w:eastAsiaTheme="majorEastAsia" w:hAnsiTheme="majorHAnsi" w:cstheme="majorBidi"/>
+      <w:rFonts w:asciiTheme="majorHAnsi" w:hAnsiTheme="majorHAnsi" w:eastAsiaTheme="majorEastAsia" w:cstheme="majorBidi"/>
       <w:color w:val="365F91" w:themeColor="accent1" w:themeShade="BF"/>
       <w:sz w:val="28"/>
       <w:szCs w:val="28"/>
@@ -14175,7 +14302,7 @@
       <w:jc w:val="left"/>
     </w:pPr>
     <w:rPr>
-      <w:rFonts w:asciiTheme="minorHAnsi" w:eastAsiaTheme="minorEastAsia" w:hAnsiTheme="minorHAnsi" w:cstheme="minorBidi"/>
+      <w:rFonts w:asciiTheme="minorHAnsi" w:hAnsiTheme="minorHAnsi" w:eastAsiaTheme="minorEastAsia" w:cstheme="minorBidi"/>
       <w:sz w:val="22"/>
       <w:szCs w:val="22"/>
     </w:rPr>
@@ -14195,7 +14322,7 @@
       <w:jc w:val="left"/>
     </w:pPr>
     <w:rPr>
-      <w:rFonts w:asciiTheme="minorHAnsi" w:eastAsiaTheme="minorEastAsia" w:hAnsiTheme="minorHAnsi" w:cstheme="minorBidi"/>
+      <w:rFonts w:asciiTheme="minorHAnsi" w:hAnsiTheme="minorHAnsi" w:eastAsiaTheme="minorEastAsia" w:cstheme="minorBidi"/>
       <w:sz w:val="22"/>
       <w:szCs w:val="22"/>
     </w:rPr>
@@ -14215,7 +14342,7 @@
       <w:jc w:val="left"/>
     </w:pPr>
     <w:rPr>
-      <w:rFonts w:asciiTheme="minorHAnsi" w:eastAsiaTheme="minorEastAsia" w:hAnsiTheme="minorHAnsi" w:cstheme="minorBidi"/>
+      <w:rFonts w:asciiTheme="minorHAnsi" w:hAnsiTheme="minorHAnsi" w:eastAsiaTheme="minorEastAsia" w:cstheme="minorBidi"/>
       <w:sz w:val="22"/>
       <w:szCs w:val="22"/>
     </w:rPr>
@@ -14231,7 +14358,7 @@
       <w:u w:val="single"/>
     </w:rPr>
   </w:style>
-  <w:style w:type="paragraph" w:customStyle="1" w:styleId="Tabletext">
+  <w:style w:type="paragraph" w:styleId="Tabletext" w:customStyle="1">
     <w:name w:val="Tabletext"/>
     <w:basedOn w:val="Normal"/>
     <w:rsid w:val="00A51C88"/>
@@ -14245,12 +14372,12 @@
       <w:ind w:right="0"/>
     </w:pPr>
     <w:rPr>
-      <w:rFonts w:ascii="Arial" w:eastAsia="Times New Roman" w:hAnsi="Arial"/>
+      <w:rFonts w:ascii="Arial" w:hAnsi="Arial" w:eastAsia="Times New Roman"/>
       <w:sz w:val="20"/>
       <w:szCs w:val="20"/>
     </w:rPr>
   </w:style>
-  <w:style w:type="paragraph" w:customStyle="1" w:styleId="StyleNormalsampleBefore6pt">
+  <w:style w:type="paragraph" w:styleId="StyleNormalsampleBefore6pt" w:customStyle="1">
     <w:name w:val="Style Normal sample + Before:  6 pt"/>
     <w:basedOn w:val="Normal"/>
     <w:rsid w:val="00A51C88"/>
@@ -14259,7 +14386,7 @@
       <w:ind w:left="432" w:right="0"/>
     </w:pPr>
     <w:rPr>
-      <w:rFonts w:ascii="Arial" w:eastAsia="MS Mincho" w:hAnsi="Arial"/>
+      <w:rFonts w:ascii="Arial" w:hAnsi="Arial" w:eastAsia="MS Mincho"/>
       <w:i/>
       <w:iCs/>
       <w:kern w:val="32"/>
@@ -14288,7 +14415,7 @@
       <w:szCs w:val="16"/>
     </w:rPr>
   </w:style>
-  <w:style w:type="character" w:customStyle="1" w:styleId="DocumentMapChar">
+  <w:style w:type="character" w:styleId="DocumentMapChar" w:customStyle="1">
     <w:name w:val="Document Map Char"/>
     <w:basedOn w:val="DefaultParagraphFont"/>
     <w:link w:val="DocumentMap"/>
@@ -14302,7 +14429,7 @@
       <w:szCs w:val="16"/>
     </w:rPr>
   </w:style>
-  <w:style w:type="table" w:customStyle="1" w:styleId="LightList-Accent11">
+  <w:style w:type="table" w:styleId="LightList-Accent11" w:customStyle="1">
     <w:name w:val="Light List - Accent 11"/>
     <w:basedOn w:val="TableNormal"/>
     <w:uiPriority w:val="61"/>
@@ -14313,7 +14440,7 @@
       <w:jc w:val="left"/>
     </w:pPr>
     <w:rPr>
-      <w:rFonts w:ascii="Arial" w:eastAsia="Calibri" w:hAnsi="Arial" w:cs="Arial"/>
+      <w:rFonts w:ascii="Arial" w:hAnsi="Arial" w:eastAsia="Calibri" w:cs="Arial"/>
       <w:sz w:val="20"/>
       <w:szCs w:val="22"/>
     </w:rPr>
@@ -14321,12 +14448,12 @@
       <w:tblStyleRowBandSize w:val="1"/>
       <w:tblStyleColBandSize w:val="1"/>
       <w:tblBorders>
-        <w:top w:val="single" w:sz="8" w:space="0" w:color="4F81BD"/>
-        <w:left w:val="single" w:sz="8" w:space="0" w:color="4F81BD"/>
-        <w:bottom w:val="single" w:sz="8" w:space="0" w:color="4F81BD"/>
-        <w:right w:val="single" w:sz="8" w:space="0" w:color="4F81BD"/>
-        <w:insideH w:val="single" w:sz="8" w:space="0" w:color="4F81BD"/>
-        <w:insideV w:val="single" w:sz="8" w:space="0" w:color="4F81BD"/>
+        <w:top w:val="single" w:color="4F81BD" w:sz="8" w:space="0"/>
+        <w:left w:val="single" w:color="4F81BD" w:sz="8" w:space="0"/>
+        <w:bottom w:val="single" w:color="4F81BD" w:sz="8" w:space="0"/>
+        <w:right w:val="single" w:color="4F81BD" w:sz="8" w:space="0"/>
+        <w:insideH w:val="single" w:color="4F81BD" w:sz="8" w:space="0"/>
+        <w:insideV w:val="single" w:color="4F81BD" w:sz="8" w:space="0"/>
       </w:tblBorders>
       <w:tblCellMar>
         <w:top w:w="29" w:type="dxa"/>
@@ -14364,10 +14491,10 @@
       <w:tblPr/>
       <w:tcPr>
         <w:tcBorders>
-          <w:top w:val="single" w:sz="8" w:space="0" w:color="4F81BD"/>
-          <w:left w:val="single" w:sz="8" w:space="0" w:color="4F81BD"/>
-          <w:bottom w:val="single" w:sz="8" w:space="0" w:color="4F81BD"/>
-          <w:right w:val="single" w:sz="8" w:space="0" w:color="4F81BD"/>
+          <w:top w:val="single" w:color="4F81BD" w:sz="8" w:space="0"/>
+          <w:left w:val="single" w:color="4F81BD" w:sz="8" w:space="0"/>
+          <w:bottom w:val="single" w:color="4F81BD" w:sz="8" w:space="0"/>
+          <w:right w:val="single" w:color="4F81BD" w:sz="8" w:space="0"/>
         </w:tcBorders>
       </w:tcPr>
     </w:tblStylePr>
@@ -14391,10 +14518,10 @@
       <w:tblPr/>
       <w:tcPr>
         <w:tcBorders>
-          <w:top w:val="single" w:sz="8" w:space="0" w:color="4F81BD"/>
-          <w:left w:val="single" w:sz="8" w:space="0" w:color="4F81BD"/>
-          <w:bottom w:val="single" w:sz="8" w:space="0" w:color="4F81BD"/>
-          <w:right w:val="single" w:sz="8" w:space="0" w:color="4F81BD"/>
+          <w:top w:val="single" w:color="4F81BD" w:sz="8" w:space="0"/>
+          <w:left w:val="single" w:color="4F81BD" w:sz="8" w:space="0"/>
+          <w:bottom w:val="single" w:color="4F81BD" w:sz="8" w:space="0"/>
+          <w:right w:val="single" w:color="4F81BD" w:sz="8" w:space="0"/>
         </w:tcBorders>
       </w:tcPr>
     </w:tblStylePr>
@@ -14411,10 +14538,10 @@
       <w:tblPr/>
       <w:tcPr>
         <w:tcBorders>
-          <w:top w:val="single" w:sz="8" w:space="0" w:color="4F81BD"/>
-          <w:left w:val="single" w:sz="8" w:space="0" w:color="4F81BD"/>
-          <w:bottom w:val="single" w:sz="8" w:space="0" w:color="4F81BD"/>
-          <w:right w:val="single" w:sz="8" w:space="0" w:color="4F81BD"/>
+          <w:top w:val="single" w:color="4F81BD" w:sz="8" w:space="0"/>
+          <w:left w:val="single" w:color="4F81BD" w:sz="8" w:space="0"/>
+          <w:bottom w:val="single" w:color="4F81BD" w:sz="8" w:space="0"/>
+          <w:right w:val="single" w:color="4F81BD" w:sz="8" w:space="0"/>
         </w:tcBorders>
       </w:tcPr>
     </w:tblStylePr>
@@ -14430,7 +14557,7 @@
       </w:rPr>
     </w:tblStylePr>
   </w:style>
-  <w:style w:type="paragraph" w:customStyle="1" w:styleId="Body0">
+  <w:style w:type="paragraph" w:styleId="Body0" w:customStyle="1">
     <w:name w:val="Body"/>
     <w:basedOn w:val="Normal"/>
     <w:link w:val="BodyChar"/>
@@ -14442,23 +14569,23 @@
       <w:ind w:left="90" w:right="27"/>
     </w:pPr>
     <w:rPr>
-      <w:rFonts w:ascii="Arial" w:eastAsia="Calibri" w:hAnsi="Arial" w:cs="Arial"/>
+      <w:rFonts w:ascii="Arial" w:hAnsi="Arial" w:eastAsia="Calibri" w:cs="Arial"/>
       <w:sz w:val="20"/>
       <w:szCs w:val="22"/>
     </w:rPr>
   </w:style>
-  <w:style w:type="character" w:customStyle="1" w:styleId="BodyChar">
+  <w:style w:type="character" w:styleId="BodyChar" w:customStyle="1">
     <w:name w:val="Body Char"/>
     <w:basedOn w:val="DefaultParagraphFont"/>
     <w:link w:val="Body0"/>
     <w:rsid w:val="001D105C"/>
     <w:rPr>
-      <w:rFonts w:ascii="Arial" w:eastAsia="Calibri" w:hAnsi="Arial" w:cs="Arial"/>
+      <w:rFonts w:ascii="Arial" w:hAnsi="Arial" w:eastAsia="Calibri" w:cs="Arial"/>
       <w:sz w:val="20"/>
       <w:szCs w:val="22"/>
     </w:rPr>
   </w:style>
-  <w:style w:type="character" w:customStyle="1" w:styleId="ListParagraphChar">
+  <w:style w:type="character" w:styleId="ListParagraphChar" w:customStyle="1">
     <w:name w:val="List Paragraph Char"/>
     <w:aliases w:val="a) Char,Thang2 Char,Level 2 Char,List Paragraph1 Char,Paragraph Char,Norm Char,abc Char,Đoạn của Danh sách Char,List Paragraph11 Char,Đoạn c𞹺Danh sách Char,List Paragraph111 Char,Đoạn c���?nh sách Char,Nga 3 Char,bullet Char"/>
     <w:basedOn w:val="DefaultParagraphFont"/>
@@ -14467,7 +14594,7 @@
     <w:qFormat/>
     <w:rsid w:val="00A607D1"/>
   </w:style>
-  <w:style w:type="paragraph" w:customStyle="1" w:styleId="Bang">
+  <w:style w:type="paragraph" w:styleId="Bang" w:customStyle="1">
     <w:name w:val="Bang"/>
     <w:basedOn w:val="Normal"/>
     <w:autoRedefine/>
@@ -14478,7 +14605,7 @@
       <w:jc w:val="left"/>
     </w:pPr>
     <w:rPr>
-      <w:rFonts w:ascii="Tahoma" w:eastAsia="MS Mincho" w:hAnsi="Tahoma" w:cs="Tahoma"/>
+      <w:rFonts w:ascii="Tahoma" w:hAnsi="Tahoma" w:eastAsia="MS Mincho" w:cs="Tahoma"/>
       <w:snapToGrid w:val="0"/>
       <w:sz w:val="18"/>
       <w:szCs w:val="20"/>
